--- a/AI-Chatbot-Implementation-Playbook.docx
+++ b/AI-Chatbot-Implementation-Playbook.docx
@@ -43,6 +43,21 @@
     </w:p>
     <w:p>
       <w:pPr>
+        <w:spacing w:after="200"/>
+        <w:jc w:val="center"/>
+      </w:pPr>
+      <w:r>
+        <w:rPr>
+          <w:rFonts w:ascii="Arial" w:cs="Arial" w:eastAsia="Arial" w:hAnsi="Arial"/>
+          <w:color w:val="6B7280"/>
+          <w:sz w:val="24"/>
+          <w:szCs w:val="24"/>
+        </w:rPr>
+        <w:t xml:space="preserve">Version 2.0 — With Persistence, Ratings &amp; Learning</w:t>
+      </w:r>
+    </w:p>
+    <w:p>
+      <w:pPr>
         <w:pBdr>
           <w:bottom w:val="single" w:color="7B2FF7" w:sz="6" w:space="20"/>
         </w:pBdr>
@@ -53,44 +68,10 @@
         <w:rPr>
           <w:rFonts w:ascii="Arial" w:cs="Arial" w:eastAsia="Arial" w:hAnsi="Arial"/>
           <w:color w:val="6B7280"/>
-          <w:sz w:val="24"/>
-          <w:szCs w:val="24"/>
-        </w:rPr>
-        <w:t xml:space="preserve">A Complete Guide for Building AI-Powered Live Chat</w:t>
-      </w:r>
-    </w:p>
-    <w:p>
-      <w:pPr>
-        <w:spacing w:before="400"/>
-      </w:pPr>
-    </w:p>
-    <w:p>
-      <w:pPr>
-        <w:jc w:val="center"/>
-      </w:pPr>
-      <w:r>
-        <w:rPr>
-          <w:rFonts w:ascii="Arial" w:cs="Arial" w:eastAsia="Arial" w:hAnsi="Arial"/>
-          <w:color w:val="6B7280"/>
           <w:sz w:val="22"/>
           <w:szCs w:val="22"/>
         </w:rPr>
-        <w:t xml:space="preserve">From Knowledge Base to Production</w:t>
-      </w:r>
-    </w:p>
-    <w:p>
-      <w:pPr>
-        <w:spacing w:after="100"/>
-        <w:jc w:val="center"/>
-      </w:pPr>
-      <w:r>
-        <w:rPr>
-          <w:rFonts w:ascii="Arial" w:cs="Arial" w:eastAsia="Arial" w:hAnsi="Arial"/>
-          <w:color w:val="6B7280"/>
-          <w:sz w:val="20"/>
-          <w:szCs w:val="20"/>
-        </w:rPr>
-        <w:t xml:space="preserve">With Rate Limiting, Abuse Prevention, Human Escalation &amp; Admin Controls</w:t>
+        <w:t xml:space="preserve">A Complete Guide for Building AI-Powered Live Chat with Self-Improving Knowledge</w:t>
       </w:r>
     </w:p>
     <w:p>
@@ -137,7 +118,7 @@
     <w:p>
       <w:pPr>
         <w:pStyle w:val="Heading1"/>
-        <w:spacing w:after="150" w:before="300"/>
+        <w:spacing w:after="200" w:before="360"/>
       </w:pPr>
       <w:r>
         <w:rPr>
@@ -187,7 +168,7 @@
           <w:sz w:val="22"/>
           <w:szCs w:val="22"/>
         </w:rPr>
-        <w:t xml:space="preserve">3. Phase 1 — Build the Knowledge Base</w:t>
+        <w:t xml:space="preserve">3. Knowledge Base</w:t>
       </w:r>
     </w:p>
     <w:p>
@@ -201,7 +182,7 @@
           <w:sz w:val="22"/>
           <w:szCs w:val="22"/>
         </w:rPr>
-        <w:t xml:space="preserve">4. Phase 2 — Create the Chat API</w:t>
+        <w:t xml:space="preserve">4. Chat API</w:t>
       </w:r>
     </w:p>
     <w:p>
@@ -215,7 +196,7 @@
           <w:sz w:val="22"/>
           <w:szCs w:val="22"/>
         </w:rPr>
-        <w:t xml:space="preserve">5. Phase 3 — Build the Chat Widget</w:t>
+        <w:t xml:space="preserve">5. Chat Widget</w:t>
       </w:r>
     </w:p>
     <w:p>
@@ -229,7 +210,7 @@
           <w:sz w:val="22"/>
           <w:szCs w:val="22"/>
         </w:rPr>
-        <w:t xml:space="preserve">6. Phase 4 — Rate Limiting &amp; Abuse Prevention</w:t>
+        <w:t xml:space="preserve">6. Rate Limiting &amp; Abuse Prevention</w:t>
       </w:r>
     </w:p>
     <w:p>
@@ -243,7 +224,7 @@
           <w:sz w:val="22"/>
           <w:szCs w:val="22"/>
         </w:rPr>
-        <w:t xml:space="preserve">7. Phase 5 — Human Escalation System</w:t>
+        <w:t xml:space="preserve">7. Human Escalation</w:t>
       </w:r>
     </w:p>
     <w:p>
@@ -257,7 +238,7 @@
           <w:sz w:val="22"/>
           <w:szCs w:val="22"/>
         </w:rPr>
-        <w:t xml:space="preserve">8. Phase 6 — Admin Dashboard Controls</w:t>
+        <w:t xml:space="preserve">8. Session Persistence (24-Hour)</w:t>
       </w:r>
     </w:p>
     <w:p>
@@ -271,7 +252,7 @@
           <w:sz w:val="22"/>
           <w:szCs w:val="22"/>
         </w:rPr>
-        <w:t xml:space="preserve">9. Phase 7 — Lead Capture Integration</w:t>
+        <w:t xml:space="preserve">9. Chat Recording &amp; Storage</w:t>
       </w:r>
     </w:p>
     <w:p>
@@ -285,7 +266,7 @@
           <w:sz w:val="22"/>
           <w:szCs w:val="22"/>
         </w:rPr>
-        <w:t xml:space="preserve">10. Testing Checklist</w:t>
+        <w:t xml:space="preserve">10. User Rating System</w:t>
       </w:r>
     </w:p>
     <w:p>
@@ -299,7 +280,7 @@
           <w:sz w:val="22"/>
           <w:szCs w:val="22"/>
         </w:rPr>
-        <w:t xml:space="preserve">11. Deployment Notes</w:t>
+        <w:t xml:space="preserve">11. Admin Chat Review Dashboard</w:t>
       </w:r>
     </w:p>
     <w:p>
@@ -313,26 +294,7 @@
           <w:sz w:val="22"/>
           <w:szCs w:val="22"/>
         </w:rPr>
-        <w:t xml:space="preserve">12. Claude Code Prompt Template</w:t>
-      </w:r>
-    </w:p>
-    <w:p>
-      <w:r>
-        <w:br w:type="page"/>
-      </w:r>
-    </w:p>
-    <w:p>
-      <w:pPr>
-        <w:pStyle w:val="Heading1"/>
-        <w:spacing w:after="150" w:before="300"/>
-      </w:pPr>
-      <w:r>
-        <w:rPr>
-          <w:rFonts w:ascii="Arial" w:cs="Arial" w:eastAsia="Arial" w:hAnsi="Arial"/>
-          <w:b/>
-          <w:bCs/>
-        </w:rPr>
-        <w:t xml:space="preserve">1. Overview &amp; Architecture</w:t>
+        <w:t xml:space="preserve">12. Admin Rating &amp; Learning System</w:t>
       </w:r>
     </w:p>
     <w:p>
@@ -346,18 +308,46 @@
           <w:sz w:val="22"/>
           <w:szCs w:val="22"/>
         </w:rPr>
-        <w:t xml:space="preserve">This playbook covers the complete implementation of an AI-powered live chat widget for a business website. The chatbot uses Claude (Anthropic API) with a custom knowledge base, includes rate limiting, abuse prevention, human escalation, lead capture, and an admin dashboard for managing the system.</w:t>
-      </w:r>
-    </w:p>
-    <w:p>
-      <w:pPr>
-        <w:spacing w:after="120" w:before="120"/>
-      </w:pPr>
-    </w:p>
-    <w:p>
-      <w:pPr>
-        <w:pStyle w:val="Heading3"/>
-        <w:spacing w:after="150" w:before="300"/>
+        <w:t xml:space="preserve">13. Admin Settings (Prompt Editor + Toggle)</w:t>
+      </w:r>
+    </w:p>
+    <w:p>
+      <w:pPr>
+        <w:spacing w:after="120"/>
+      </w:pPr>
+      <w:r>
+        <w:rPr>
+          <w:rFonts w:ascii="Arial" w:cs="Arial" w:eastAsia="Arial" w:hAnsi="Arial"/>
+          <w:color w:val="333333"/>
+          <w:sz w:val="22"/>
+          <w:szCs w:val="22"/>
+        </w:rPr>
+        <w:t xml:space="preserve">14. Testing Checklist</w:t>
+      </w:r>
+    </w:p>
+    <w:p>
+      <w:pPr>
+        <w:spacing w:after="120"/>
+      </w:pPr>
+      <w:r>
+        <w:rPr>
+          <w:rFonts w:ascii="Arial" w:cs="Arial" w:eastAsia="Arial" w:hAnsi="Arial"/>
+          <w:color w:val="333333"/>
+          <w:sz w:val="22"/>
+          <w:szCs w:val="22"/>
+        </w:rPr>
+        <w:t xml:space="preserve">15. Claude Code Prompt Template</w:t>
+      </w:r>
+    </w:p>
+    <w:p>
+      <w:r>
+        <w:br w:type="page"/>
+      </w:r>
+    </w:p>
+    <w:p>
+      <w:pPr>
+        <w:pStyle w:val="Heading1"/>
+        <w:spacing w:after="200" w:before="360"/>
       </w:pPr>
       <w:r>
         <w:rPr>
@@ -365,359 +355,165 @@
           <w:b/>
           <w:bCs/>
         </w:rPr>
-        <w:t xml:space="preserve">Architecture Diagram</w:t>
-      </w:r>
-    </w:p>
-    <w:p>
-      <w:pPr>
-        <w:shd w:fill="F3F4F6" w:val="clear"/>
-        <w:spacing w:after="0"/>
-        <w:ind w:left="360" w:right="360"/>
-      </w:pPr>
-      <w:r>
-        <w:rPr>
-          <w:rFonts w:ascii="Consolas" w:cs="Consolas" w:eastAsia="Consolas" w:hAnsi="Consolas"/>
-          <w:color w:val="1F2937"/>
-          <w:sz w:val="17"/>
-          <w:szCs w:val="17"/>
-        </w:rPr>
-        <w:t xml:space="preserve">┌─────────────────────────────────────────────────┐</w:t>
-      </w:r>
-    </w:p>
-    <w:p>
-      <w:pPr>
-        <w:shd w:fill="F3F4F6" w:val="clear"/>
-        <w:spacing w:after="0"/>
-        <w:ind w:left="360" w:right="360"/>
-      </w:pPr>
-      <w:r>
-        <w:rPr>
-          <w:rFonts w:ascii="Consolas" w:cs="Consolas" w:eastAsia="Consolas" w:hAnsi="Consolas"/>
-          <w:color w:val="1F2937"/>
-          <w:sz w:val="17"/>
-          <w:szCs w:val="17"/>
-        </w:rPr>
-        <w:t xml:space="preserve">│  WEBSITE (Next.js)                              │</w:t>
-      </w:r>
-    </w:p>
-    <w:p>
-      <w:pPr>
-        <w:shd w:fill="F3F4F6" w:val="clear"/>
-        <w:spacing w:after="0"/>
-        <w:ind w:left="360" w:right="360"/>
-      </w:pPr>
-      <w:r>
-        <w:rPr>
-          <w:rFonts w:ascii="Consolas" w:cs="Consolas" w:eastAsia="Consolas" w:hAnsi="Consolas"/>
-          <w:color w:val="1F2937"/>
-          <w:sz w:val="17"/>
-          <w:szCs w:val="17"/>
-        </w:rPr>
-        <w:t xml:space="preserve">│  ┌──────────────┐  ┌────────────────────────┐   │</w:t>
-      </w:r>
-    </w:p>
-    <w:p>
-      <w:pPr>
-        <w:shd w:fill="F3F4F6" w:val="clear"/>
-        <w:spacing w:after="0"/>
-        <w:ind w:left="360" w:right="360"/>
-      </w:pPr>
-      <w:r>
-        <w:rPr>
-          <w:rFonts w:ascii="Consolas" w:cs="Consolas" w:eastAsia="Consolas" w:hAnsi="Consolas"/>
-          <w:color w:val="1F2937"/>
-          <w:sz w:val="17"/>
-          <w:szCs w:val="17"/>
-        </w:rPr>
-        <w:t xml:space="preserve">│  │ Chat Widget   │  │ Admin Dashboard         │   │</w:t>
-      </w:r>
-    </w:p>
-    <w:p>
-      <w:pPr>
-        <w:shd w:fill="F3F4F6" w:val="clear"/>
-        <w:spacing w:after="0"/>
-        <w:ind w:left="360" w:right="360"/>
-      </w:pPr>
-      <w:r>
-        <w:rPr>
-          <w:rFonts w:ascii="Consolas" w:cs="Consolas" w:eastAsia="Consolas" w:hAnsi="Consolas"/>
-          <w:color w:val="1F2937"/>
-          <w:sz w:val="17"/>
-          <w:szCs w:val="17"/>
-        </w:rPr>
-        <w:t xml:space="preserve">│  │ (Client)      │  │ /admin/settings         │   │</w:t>
-      </w:r>
-    </w:p>
-    <w:p>
-      <w:pPr>
-        <w:shd w:fill="F3F4F6" w:val="clear"/>
-        <w:spacing w:after="0"/>
-        <w:ind w:left="360" w:right="360"/>
-      </w:pPr>
-      <w:r>
-        <w:rPr>
-          <w:rFonts w:ascii="Consolas" w:cs="Consolas" w:eastAsia="Consolas" w:hAnsi="Consolas"/>
-          <w:color w:val="1F2937"/>
-          <w:sz w:val="17"/>
-          <w:szCs w:val="17"/>
-        </w:rPr>
-        <w:t xml:space="preserve">│  └──────┬───────┘  └──────────┬─────────────┘   │</w:t>
-      </w:r>
-    </w:p>
-    <w:p>
-      <w:pPr>
-        <w:shd w:fill="F3F4F6" w:val="clear"/>
-        <w:spacing w:after="0"/>
-        <w:ind w:left="360" w:right="360"/>
-      </w:pPr>
-      <w:r>
-        <w:rPr>
-          <w:rFonts w:ascii="Consolas" w:cs="Consolas" w:eastAsia="Consolas" w:hAnsi="Consolas"/>
-          <w:color w:val="1F2937"/>
-          <w:sz w:val="17"/>
-          <w:szCs w:val="17"/>
-        </w:rPr>
-        <w:t xml:space="preserve">│         │                      │                  │</w:t>
-      </w:r>
-    </w:p>
-    <w:p>
-      <w:pPr>
-        <w:shd w:fill="F3F4F6" w:val="clear"/>
-        <w:spacing w:after="0"/>
-        <w:ind w:left="360" w:right="360"/>
-      </w:pPr>
-      <w:r>
-        <w:rPr>
-          <w:rFonts w:ascii="Consolas" w:cs="Consolas" w:eastAsia="Consolas" w:hAnsi="Consolas"/>
-          <w:color w:val="1F2937"/>
-          <w:sz w:val="17"/>
-          <w:szCs w:val="17"/>
-        </w:rPr>
-        <w:t xml:space="preserve">│  ┌──────▼──────────────────────▼─────────────┐   │</w:t>
-      </w:r>
-    </w:p>
-    <w:p>
-      <w:pPr>
-        <w:shd w:fill="F3F4F6" w:val="clear"/>
-        <w:spacing w:after="0"/>
-        <w:ind w:left="360" w:right="360"/>
-      </w:pPr>
-      <w:r>
-        <w:rPr>
-          <w:rFonts w:ascii="Consolas" w:cs="Consolas" w:eastAsia="Consolas" w:hAnsi="Consolas"/>
-          <w:color w:val="1F2937"/>
-          <w:sz w:val="17"/>
-          <w:szCs w:val="17"/>
-        </w:rPr>
-        <w:t xml:space="preserve">│  │  /api/chat (POST)                          │   │</w:t>
-      </w:r>
-    </w:p>
-    <w:p>
-      <w:pPr>
-        <w:shd w:fill="F3F4F6" w:val="clear"/>
-        <w:spacing w:after="0"/>
-        <w:ind w:left="360" w:right="360"/>
-      </w:pPr>
-      <w:r>
-        <w:rPr>
-          <w:rFonts w:ascii="Consolas" w:cs="Consolas" w:eastAsia="Consolas" w:hAnsi="Consolas"/>
-          <w:color w:val="1F2937"/>
-          <w:sz w:val="17"/>
-          <w:szCs w:val="17"/>
-        </w:rPr>
-        <w:t xml:space="preserve">│  │  ├─ Rate Limiter (in-memory)               │   │</w:t>
-      </w:r>
-    </w:p>
-    <w:p>
-      <w:pPr>
-        <w:shd w:fill="F3F4F6" w:val="clear"/>
-        <w:spacing w:after="0"/>
-        <w:ind w:left="360" w:right="360"/>
-      </w:pPr>
-      <w:r>
-        <w:rPr>
-          <w:rFonts w:ascii="Consolas" w:cs="Consolas" w:eastAsia="Consolas" w:hAnsi="Consolas"/>
-          <w:color w:val="1F2937"/>
-          <w:sz w:val="17"/>
-          <w:szCs w:val="17"/>
-        </w:rPr>
-        <w:t xml:space="preserve">│  │  ├─ Abuse Filter (injection, profanity)    │   │</w:t>
-      </w:r>
-    </w:p>
-    <w:p>
-      <w:pPr>
-        <w:shd w:fill="F3F4F6" w:val="clear"/>
-        <w:spacing w:after="0"/>
-        <w:ind w:left="360" w:right="360"/>
-      </w:pPr>
-      <w:r>
-        <w:rPr>
-          <w:rFonts w:ascii="Consolas" w:cs="Consolas" w:eastAsia="Consolas" w:hAnsi="Consolas"/>
-          <w:color w:val="1F2937"/>
-          <w:sz w:val="17"/>
-          <w:szCs w:val="17"/>
-        </w:rPr>
-        <w:t xml:space="preserve">│  │  ├─ Read prompt from DB (or fallback)      │   │</w:t>
-      </w:r>
-    </w:p>
-    <w:p>
-      <w:pPr>
-        <w:shd w:fill="F3F4F6" w:val="clear"/>
-        <w:spacing w:after="0"/>
-        <w:ind w:left="360" w:right="360"/>
-      </w:pPr>
-      <w:r>
-        <w:rPr>
-          <w:rFonts w:ascii="Consolas" w:cs="Consolas" w:eastAsia="Consolas" w:hAnsi="Consolas"/>
-          <w:color w:val="1F2937"/>
-          <w:sz w:val="17"/>
-          <w:szCs w:val="17"/>
-        </w:rPr>
-        <w:t xml:space="preserve">│  │  ├─ Call Claude API                        │   │</w:t>
-      </w:r>
-    </w:p>
-    <w:p>
-      <w:pPr>
-        <w:shd w:fill="F3F4F6" w:val="clear"/>
-        <w:spacing w:after="0"/>
-        <w:ind w:left="360" w:right="360"/>
-      </w:pPr>
-      <w:r>
-        <w:rPr>
-          <w:rFonts w:ascii="Consolas" w:cs="Consolas" w:eastAsia="Consolas" w:hAnsi="Consolas"/>
-          <w:color w:val="1F2937"/>
-          <w:sz w:val="17"/>
-          <w:szCs w:val="17"/>
-        </w:rPr>
-        <w:t xml:space="preserve">│  │  └─ Auto-capture email → DB                │   │</w:t>
-      </w:r>
-    </w:p>
-    <w:p>
-      <w:pPr>
-        <w:shd w:fill="F3F4F6" w:val="clear"/>
-        <w:spacing w:after="0"/>
-        <w:ind w:left="360" w:right="360"/>
-      </w:pPr>
-      <w:r>
-        <w:rPr>
-          <w:rFonts w:ascii="Consolas" w:cs="Consolas" w:eastAsia="Consolas" w:hAnsi="Consolas"/>
-          <w:color w:val="1F2937"/>
-          <w:sz w:val="17"/>
-          <w:szCs w:val="17"/>
-        </w:rPr>
-        <w:t xml:space="preserve">│  └──────┬────────────────────────────────────┘   │</w:t>
-      </w:r>
-    </w:p>
-    <w:p>
-      <w:pPr>
-        <w:shd w:fill="F3F4F6" w:val="clear"/>
-        <w:spacing w:after="0"/>
-        <w:ind w:left="360" w:right="360"/>
-      </w:pPr>
-      <w:r>
-        <w:rPr>
-          <w:rFonts w:ascii="Consolas" w:cs="Consolas" w:eastAsia="Consolas" w:hAnsi="Consolas"/>
-          <w:color w:val="1F2937"/>
-          <w:sz w:val="17"/>
-          <w:szCs w:val="17"/>
-        </w:rPr>
-        <w:t xml:space="preserve">│         │                                         │</w:t>
-      </w:r>
-    </w:p>
-    <w:p>
-      <w:pPr>
-        <w:shd w:fill="F3F4F6" w:val="clear"/>
-        <w:spacing w:after="0"/>
-        <w:ind w:left="360" w:right="360"/>
-      </w:pPr>
-      <w:r>
-        <w:rPr>
-          <w:rFonts w:ascii="Consolas" w:cs="Consolas" w:eastAsia="Consolas" w:hAnsi="Consolas"/>
-          <w:color w:val="1F2937"/>
-          <w:sz w:val="17"/>
-          <w:szCs w:val="17"/>
-        </w:rPr>
-        <w:t xml:space="preserve">│  ┌──────▼──────┐  ┌───────────┐  ┌───────────┐  │</w:t>
-      </w:r>
-    </w:p>
-    <w:p>
-      <w:pPr>
-        <w:shd w:fill="F3F4F6" w:val="clear"/>
-        <w:spacing w:after="0"/>
-        <w:ind w:left="360" w:right="360"/>
-      </w:pPr>
-      <w:r>
-        <w:rPr>
-          <w:rFonts w:ascii="Consolas" w:cs="Consolas" w:eastAsia="Consolas" w:hAnsi="Consolas"/>
-          <w:color w:val="1F2937"/>
-          <w:sz w:val="17"/>
-          <w:szCs w:val="17"/>
-        </w:rPr>
-        <w:t xml:space="preserve">│  │ Claude API   │  │ Neon DB    │  │ Resend    │  │</w:t>
-      </w:r>
-    </w:p>
-    <w:p>
-      <w:pPr>
-        <w:shd w:fill="F3F4F6" w:val="clear"/>
-        <w:spacing w:after="0"/>
-        <w:ind w:left="360" w:right="360"/>
-      </w:pPr>
-      <w:r>
-        <w:rPr>
-          <w:rFonts w:ascii="Consolas" w:cs="Consolas" w:eastAsia="Consolas" w:hAnsi="Consolas"/>
-          <w:color w:val="1F2937"/>
-          <w:sz w:val="17"/>
-          <w:szCs w:val="17"/>
-        </w:rPr>
-        <w:t xml:space="preserve">│  │ (Anthropic)  │  │ (settings, │  │ (email    │  │</w:t>
-      </w:r>
-    </w:p>
-    <w:p>
-      <w:pPr>
-        <w:shd w:fill="F3F4F6" w:val="clear"/>
-        <w:spacing w:after="0"/>
-        <w:ind w:left="360" w:right="360"/>
-      </w:pPr>
-      <w:r>
-        <w:rPr>
-          <w:rFonts w:ascii="Consolas" w:cs="Consolas" w:eastAsia="Consolas" w:hAnsi="Consolas"/>
-          <w:color w:val="1F2937"/>
-          <w:sz w:val="17"/>
-          <w:szCs w:val="17"/>
-        </w:rPr>
-        <w:t xml:space="preserve">│  │              │  │  leads)    │  │  alerts)  │  │</w:t>
-      </w:r>
-    </w:p>
-    <w:p>
-      <w:pPr>
-        <w:shd w:fill="F3F4F6" w:val="clear"/>
-        <w:spacing w:after="0"/>
-        <w:ind w:left="360" w:right="360"/>
-      </w:pPr>
-      <w:r>
-        <w:rPr>
-          <w:rFonts w:ascii="Consolas" w:cs="Consolas" w:eastAsia="Consolas" w:hAnsi="Consolas"/>
-          <w:color w:val="1F2937"/>
-          <w:sz w:val="17"/>
-          <w:szCs w:val="17"/>
-        </w:rPr>
-        <w:t xml:space="preserve">│  └──────────────┘  └───────────┘  └───────────┘  │</w:t>
-      </w:r>
-    </w:p>
-    <w:p>
-      <w:pPr>
-        <w:shd w:fill="F3F4F6" w:val="clear"/>
-        <w:spacing w:after="0"/>
-        <w:ind w:left="360" w:right="360"/>
-      </w:pPr>
-      <w:r>
-        <w:rPr>
-          <w:rFonts w:ascii="Consolas" w:cs="Consolas" w:eastAsia="Consolas" w:hAnsi="Consolas"/>
-          <w:color w:val="1F2937"/>
-          <w:sz w:val="17"/>
-          <w:szCs w:val="17"/>
-        </w:rPr>
-        <w:t xml:space="preserve">└─────────────────────────────────────────────────┘</w:t>
+        <w:t xml:space="preserve">1. Overview &amp; Architecture</w:t>
+      </w:r>
+    </w:p>
+    <w:p>
+      <w:pPr>
+        <w:spacing w:after="120"/>
+      </w:pPr>
+      <w:r>
+        <w:rPr>
+          <w:rFonts w:ascii="Arial" w:cs="Arial" w:eastAsia="Arial" w:hAnsi="Arial"/>
+          <w:color w:val="333333"/>
+          <w:sz w:val="22"/>
+          <w:szCs w:val="22"/>
+        </w:rPr>
+        <w:t xml:space="preserve">This playbook covers a complete AI chatbot system with: knowledge base, rate limiting, abuse prevention, human escalation, 24-hour session persistence, chat recording, user and admin ratings, self-improving learning from 5-star conversations, and a full admin dashboard.</w:t>
+      </w:r>
+    </w:p>
+    <w:p>
+      <w:pPr>
+        <w:shd w:fill="F3F4F6" w:val="clear"/>
+        <w:spacing w:after="0"/>
+        <w:ind w:left="360" w:right="360"/>
+      </w:pPr>
+      <w:r>
+        <w:rPr>
+          <w:rFonts w:ascii="Consolas" w:cs="Consolas" w:eastAsia="Consolas" w:hAnsi="Consolas"/>
+          <w:color w:val="1F2937"/>
+          <w:sz w:val="17"/>
+          <w:szCs w:val="17"/>
+        </w:rPr>
+        <w:t xml:space="preserve">Visitor opens page -&gt; Widget loads -&gt; Check localStorage for session</w:t>
+      </w:r>
+    </w:p>
+    <w:p>
+      <w:pPr>
+        <w:shd w:fill="F3F4F6" w:val="clear"/>
+        <w:spacing w:after="0"/>
+        <w:ind w:left="360" w:right="360"/>
+      </w:pPr>
+      <w:r>
+        <w:rPr>
+          <w:rFonts w:ascii="Consolas" w:cs="Consolas" w:eastAsia="Consolas" w:hAnsi="Consolas"/>
+          <w:color w:val="1F2937"/>
+          <w:sz w:val="17"/>
+          <w:szCs w:val="17"/>
+        </w:rPr>
+        <w:t xml:space="preserve">  -&gt; If session &lt; 24hrs: resume from DB (load messages)</w:t>
+      </w:r>
+    </w:p>
+    <w:p>
+      <w:pPr>
+        <w:shd w:fill="F3F4F6" w:val="clear"/>
+        <w:spacing w:after="0"/>
+        <w:ind w:left="360" w:right="360"/>
+      </w:pPr>
+      <w:r>
+        <w:rPr>
+          <w:rFonts w:ascii="Consolas" w:cs="Consolas" w:eastAsia="Consolas" w:hAnsi="Consolas"/>
+          <w:color w:val="1F2937"/>
+          <w:sz w:val="17"/>
+          <w:szCs w:val="17"/>
+        </w:rPr>
+        <w:t xml:space="preserve">  -&gt; If expired/new: create new session in DB</w:t>
+      </w:r>
+    </w:p>
+    <w:p>
+      <w:pPr>
+        <w:shd w:fill="F3F4F6" w:val="clear"/>
+        <w:spacing w:after="0"/>
+        <w:ind w:left="360" w:right="360"/>
+      </w:pPr>
+      <w:r>
+        <w:rPr>
+          <w:rFonts w:ascii="Consolas" w:cs="Consolas" w:eastAsia="Consolas" w:hAnsi="Consolas"/>
+          <w:color w:val="1F2937"/>
+          <w:sz w:val="17"/>
+          <w:szCs w:val="17"/>
+        </w:rPr>
+        <w:t xml:space="preserve">Visitor sends message -&gt; Guards check (rate, abuse, injection)</w:t>
+      </w:r>
+    </w:p>
+    <w:p>
+      <w:pPr>
+        <w:shd w:fill="F3F4F6" w:val="clear"/>
+        <w:spacing w:after="0"/>
+        <w:ind w:left="360" w:right="360"/>
+      </w:pPr>
+      <w:r>
+        <w:rPr>
+          <w:rFonts w:ascii="Consolas" w:cs="Consolas" w:eastAsia="Consolas" w:hAnsi="Consolas"/>
+          <w:color w:val="1F2937"/>
+          <w:sz w:val="17"/>
+          <w:szCs w:val="17"/>
+        </w:rPr>
+        <w:t xml:space="preserve">  -&gt; Save user message to DB -&gt; Call Claude with KB + learned Q&amp;A</w:t>
+      </w:r>
+    </w:p>
+    <w:p>
+      <w:pPr>
+        <w:shd w:fill="F3F4F6" w:val="clear"/>
+        <w:spacing w:after="0"/>
+        <w:ind w:left="360" w:right="360"/>
+      </w:pPr>
+      <w:r>
+        <w:rPr>
+          <w:rFonts w:ascii="Consolas" w:cs="Consolas" w:eastAsia="Consolas" w:hAnsi="Consolas"/>
+          <w:color w:val="1F2937"/>
+          <w:sz w:val="17"/>
+          <w:szCs w:val="17"/>
+        </w:rPr>
+        <w:t xml:space="preserve">  -&gt; Save assistant reply to DB -&gt; Return to widget</w:t>
+      </w:r>
+    </w:p>
+    <w:p>
+      <w:pPr>
+        <w:shd w:fill="F3F4F6" w:val="clear"/>
+        <w:spacing w:after="0"/>
+        <w:ind w:left="360" w:right="360"/>
+      </w:pPr>
+      <w:r>
+        <w:rPr>
+          <w:rFonts w:ascii="Consolas" w:cs="Consolas" w:eastAsia="Consolas" w:hAnsi="Consolas"/>
+          <w:color w:val="1F2937"/>
+          <w:sz w:val="17"/>
+          <w:szCs w:val="17"/>
+        </w:rPr>
+        <w:t xml:space="preserve">Visitor closes chat -&gt; Rating prompt (1-5 stars) -&gt; Save to DB</w:t>
+      </w:r>
+    </w:p>
+    <w:p>
+      <w:pPr>
+        <w:shd w:fill="F3F4F6" w:val="clear"/>
+        <w:spacing w:after="0"/>
+        <w:ind w:left="360" w:right="360"/>
+      </w:pPr>
+      <w:r>
+        <w:rPr>
+          <w:rFonts w:ascii="Consolas" w:cs="Consolas" w:eastAsia="Consolas" w:hAnsi="Consolas"/>
+          <w:color w:val="1F2937"/>
+          <w:sz w:val="17"/>
+          <w:szCs w:val="17"/>
+        </w:rPr>
+        <w:t xml:space="preserve">Admin reviews chat -&gt; Reads transcript -&gt; Rates 5 stars</w:t>
+      </w:r>
+    </w:p>
+    <w:p>
+      <w:pPr>
+        <w:shd w:fill="F3F4F6" w:val="clear"/>
+        <w:spacing w:after="0"/>
+        <w:ind w:left="360" w:right="360"/>
+      </w:pPr>
+      <w:r>
+        <w:rPr>
+          <w:rFonts w:ascii="Consolas" w:cs="Consolas" w:eastAsia="Consolas" w:hAnsi="Consolas"/>
+          <w:color w:val="1F2937"/>
+          <w:sz w:val="17"/>
+          <w:szCs w:val="17"/>
+        </w:rPr>
+        <w:t xml:space="preserve">  -&gt; Q&amp;A pairs extracted -&gt; Appended to system prompt for future chats</w:t>
       </w:r>
     </w:p>
     <w:p>
@@ -728,7 +524,7 @@
     <w:p>
       <w:pPr>
         <w:pStyle w:val="Heading1"/>
-        <w:spacing w:after="150" w:before="300"/>
+        <w:spacing w:after="200" w:before="360"/>
       </w:pPr>
       <w:r>
         <w:rPr>
@@ -737,20 +533,6 @@
           <w:bCs/>
         </w:rPr>
         <w:t xml:space="preserve">2. Prerequisites</w:t>
-      </w:r>
-    </w:p>
-    <w:p>
-      <w:pPr>
-        <w:pStyle w:val="Heading3"/>
-        <w:spacing w:after="150" w:before="300"/>
-      </w:pPr>
-      <w:r>
-        <w:rPr>
-          <w:rFonts w:ascii="Arial" w:cs="Arial" w:eastAsia="Arial" w:hAnsi="Arial"/>
-          <w:b/>
-          <w:bCs/>
-        </w:rPr>
-        <w:t xml:space="preserve">Tech Stack</w:t>
       </w:r>
     </w:p>
     <w:tbl>
@@ -922,7 +704,7 @@
                 <w:sz w:val="20"/>
                 <w:szCs w:val="20"/>
               </w:rPr>
-              <w:t xml:space="preserve">AI Provider</w:t>
+              <w:t xml:space="preserve">AI</w:t>
             </w:r>
           </w:p>
         </w:tc>
@@ -952,7 +734,7 @@
                 <w:sz w:val="20"/>
                 <w:szCs w:val="20"/>
               </w:rPr>
-              <w:t xml:space="preserve">Anthropic Claude API (Sonnet or Haiku)</w:t>
+              <w:t xml:space="preserve">Anthropic Claude API (Sonnet)</w:t>
             </w:r>
           </w:p>
         </w:tc>
@@ -1138,7 +920,7 @@
                 <w:sz w:val="20"/>
                 <w:szCs w:val="20"/>
               </w:rPr>
-              <w:t xml:space="preserve">Resend (for escalation emails)</w:t>
+              <w:t xml:space="preserve">Resend</w:t>
             </w:r>
           </w:p>
         </w:tc>
@@ -1200,131 +982,7 @@
                 <w:sz w:val="20"/>
                 <w:szCs w:val="20"/>
               </w:rPr>
-              <w:t xml:space="preserve">Tailwind CSS</w:t>
-            </w:r>
-          </w:p>
-        </w:tc>
-      </w:tr>
-      <w:tr>
-        <w:tc>
-          <w:tcPr>
-            <w:tcW w:type="dxa" w:w="3000"/>
-            <w:tcBorders>
-              <w:top w:val="single" w:color="E5E7EB" w:sz="1"/>
-              <w:left w:val="single" w:color="E5E7EB" w:sz="1"/>
-              <w:bottom w:val="single" w:color="E5E7EB" w:sz="1"/>
-              <w:right w:val="single" w:color="E5E7EB" w:sz="1"/>
-            </w:tcBorders>
-            <w:tcMar>
-              <w:top w:type="dxa" w:w="80"/>
-              <w:left w:type="dxa" w:w="120"/>
-              <w:bottom w:type="dxa" w:w="80"/>
-              <w:right w:type="dxa" w:w="120"/>
-            </w:tcMar>
-          </w:tcPr>
-          <w:p>
-            <w:r>
-              <w:rPr>
-                <w:rFonts w:ascii="Arial" w:cs="Arial" w:eastAsia="Arial" w:hAnsi="Arial"/>
-                <w:b w:val="false"/>
-                <w:bCs w:val="false"/>
-                <w:color w:val="333333"/>
-                <w:sz w:val="20"/>
-                <w:szCs w:val="20"/>
-              </w:rPr>
-              <w:t xml:space="preserve">Animation</w:t>
-            </w:r>
-          </w:p>
-        </w:tc>
-        <w:tc>
-          <w:tcPr>
-            <w:tcW w:type="dxa" w:w="6360"/>
-            <w:tcBorders>
-              <w:top w:val="single" w:color="E5E7EB" w:sz="1"/>
-              <w:left w:val="single" w:color="E5E7EB" w:sz="1"/>
-              <w:bottom w:val="single" w:color="E5E7EB" w:sz="1"/>
-              <w:right w:val="single" w:color="E5E7EB" w:sz="1"/>
-            </w:tcBorders>
-            <w:tcMar>
-              <w:top w:type="dxa" w:w="80"/>
-              <w:left w:type="dxa" w:w="120"/>
-              <w:bottom w:type="dxa" w:w="80"/>
-              <w:right w:type="dxa" w:w="120"/>
-            </w:tcMar>
-          </w:tcPr>
-          <w:p>
-            <w:r>
-              <w:rPr>
-                <w:rFonts w:ascii="Arial" w:cs="Arial" w:eastAsia="Arial" w:hAnsi="Arial"/>
-                <w:b w:val="false"/>
-                <w:bCs w:val="false"/>
-                <w:color w:val="333333"/>
-                <w:sz w:val="20"/>
-                <w:szCs w:val="20"/>
-              </w:rPr>
-              <w:t xml:space="preserve">Framer Motion</w:t>
-            </w:r>
-          </w:p>
-        </w:tc>
-      </w:tr>
-      <w:tr>
-        <w:tc>
-          <w:tcPr>
-            <w:tcW w:type="dxa" w:w="3000"/>
-            <w:tcBorders>
-              <w:top w:val="single" w:color="E5E7EB" w:sz="1"/>
-              <w:left w:val="single" w:color="E5E7EB" w:sz="1"/>
-              <w:bottom w:val="single" w:color="E5E7EB" w:sz="1"/>
-              <w:right w:val="single" w:color="E5E7EB" w:sz="1"/>
-            </w:tcBorders>
-            <w:tcMar>
-              <w:top w:type="dxa" w:w="80"/>
-              <w:left w:type="dxa" w:w="120"/>
-              <w:bottom w:type="dxa" w:w="80"/>
-              <w:right w:type="dxa" w:w="120"/>
-            </w:tcMar>
-          </w:tcPr>
-          <w:p>
-            <w:r>
-              <w:rPr>
-                <w:rFonts w:ascii="Arial" w:cs="Arial" w:eastAsia="Arial" w:hAnsi="Arial"/>
-                <w:b w:val="false"/>
-                <w:bCs w:val="false"/>
-                <w:color w:val="333333"/>
-                <w:sz w:val="20"/>
-                <w:szCs w:val="20"/>
-              </w:rPr>
-              <w:t xml:space="preserve">Icons</w:t>
-            </w:r>
-          </w:p>
-        </w:tc>
-        <w:tc>
-          <w:tcPr>
-            <w:tcW w:type="dxa" w:w="6360"/>
-            <w:tcBorders>
-              <w:top w:val="single" w:color="E5E7EB" w:sz="1"/>
-              <w:left w:val="single" w:color="E5E7EB" w:sz="1"/>
-              <w:bottom w:val="single" w:color="E5E7EB" w:sz="1"/>
-              <w:right w:val="single" w:color="E5E7EB" w:sz="1"/>
-            </w:tcBorders>
-            <w:tcMar>
-              <w:top w:type="dxa" w:w="80"/>
-              <w:left w:type="dxa" w:w="120"/>
-              <w:bottom w:type="dxa" w:w="80"/>
-              <w:right w:type="dxa" w:w="120"/>
-            </w:tcMar>
-          </w:tcPr>
-          <w:p>
-            <w:r>
-              <w:rPr>
-                <w:rFonts w:ascii="Arial" w:cs="Arial" w:eastAsia="Arial" w:hAnsi="Arial"/>
-                <w:b w:val="false"/>
-                <w:bCs w:val="false"/>
-                <w:color w:val="333333"/>
-                <w:sz w:val="20"/>
-                <w:szCs w:val="20"/>
-              </w:rPr>
-              <w:t xml:space="preserve">Lucide React</w:t>
+              <w:t xml:space="preserve">Tailwind CSS + Framer Motion</w:t>
             </w:r>
           </w:p>
         </w:tc>
@@ -1332,13 +990,8 @@
     </w:tbl>
     <w:p>
       <w:pPr>
-        <w:spacing w:after="200"/>
-      </w:pPr>
-    </w:p>
-    <w:p>
-      <w:pPr>
         <w:pStyle w:val="Heading3"/>
-        <w:spacing w:after="150" w:before="300"/>
+        <w:spacing w:after="120" w:before="200"/>
       </w:pPr>
       <w:r>
         <w:rPr>
@@ -1346,77 +999,77 @@
           <w:b/>
           <w:bCs/>
         </w:rPr>
-        <w:t xml:space="preserve">Required Environment Variables</w:t>
-      </w:r>
-    </w:p>
-    <w:p>
-      <w:pPr>
-        <w:shd w:fill="F3F4F6" w:val="clear"/>
-        <w:spacing w:after="0"/>
-        <w:ind w:left="360" w:right="360"/>
-      </w:pPr>
-      <w:r>
-        <w:rPr>
-          <w:rFonts w:ascii="Consolas" w:cs="Consolas" w:eastAsia="Consolas" w:hAnsi="Consolas"/>
-          <w:color w:val="1F2937"/>
-          <w:sz w:val="17"/>
-          <w:szCs w:val="17"/>
-        </w:rPr>
-        <w:t xml:space="preserve">ANTHROPIC_API_KEY=sk-ant-...          # Claude API key</w:t>
-      </w:r>
-    </w:p>
-    <w:p>
-      <w:pPr>
-        <w:shd w:fill="F3F4F6" w:val="clear"/>
-        <w:spacing w:after="0"/>
-        <w:ind w:left="360" w:right="360"/>
-      </w:pPr>
-      <w:r>
-        <w:rPr>
-          <w:rFonts w:ascii="Consolas" w:cs="Consolas" w:eastAsia="Consolas" w:hAnsi="Consolas"/>
-          <w:color w:val="1F2937"/>
-          <w:sz w:val="17"/>
-          <w:szCs w:val="17"/>
-        </w:rPr>
-        <w:t xml:space="preserve">DATABASE_URL=postgresql://...           # PostgreSQL connection</w:t>
-      </w:r>
-    </w:p>
-    <w:p>
-      <w:pPr>
-        <w:shd w:fill="F3F4F6" w:val="clear"/>
-        <w:spacing w:after="0"/>
-        <w:ind w:left="360" w:right="360"/>
-      </w:pPr>
-      <w:r>
-        <w:rPr>
-          <w:rFonts w:ascii="Consolas" w:cs="Consolas" w:eastAsia="Consolas" w:hAnsi="Consolas"/>
-          <w:color w:val="1F2937"/>
-          <w:sz w:val="17"/>
-          <w:szCs w:val="17"/>
-        </w:rPr>
-        <w:t xml:space="preserve">RESEND_API_KEY=re_...                   # Email service (for escalation)</w:t>
-      </w:r>
-    </w:p>
-    <w:p>
-      <w:pPr>
-        <w:shd w:fill="F3F4F6" w:val="clear"/>
-        <w:spacing w:after="0"/>
-        <w:ind w:left="360" w:right="360"/>
-      </w:pPr>
-      <w:r>
-        <w:rPr>
-          <w:rFonts w:ascii="Consolas" w:cs="Consolas" w:eastAsia="Consolas" w:hAnsi="Consolas"/>
-          <w:color w:val="1F2937"/>
-          <w:sz w:val="17"/>
-          <w:szCs w:val="17"/>
-        </w:rPr>
-        <w:t xml:space="preserve">ADMIN_PASSWORD=your-secure-password     # Admin dashboard login</w:t>
+        <w:t xml:space="preserve">Required Env Variables</w:t>
+      </w:r>
+    </w:p>
+    <w:p>
+      <w:pPr>
+        <w:shd w:fill="F3F4F6" w:val="clear"/>
+        <w:spacing w:after="0"/>
+        <w:ind w:left="360" w:right="360"/>
+      </w:pPr>
+      <w:r>
+        <w:rPr>
+          <w:rFonts w:ascii="Consolas" w:cs="Consolas" w:eastAsia="Consolas" w:hAnsi="Consolas"/>
+          <w:color w:val="1F2937"/>
+          <w:sz w:val="17"/>
+          <w:szCs w:val="17"/>
+        </w:rPr>
+        <w:t xml:space="preserve">ANTHROPIC_API_KEY=sk-ant-...</w:t>
+      </w:r>
+    </w:p>
+    <w:p>
+      <w:pPr>
+        <w:shd w:fill="F3F4F6" w:val="clear"/>
+        <w:spacing w:after="0"/>
+        <w:ind w:left="360" w:right="360"/>
+      </w:pPr>
+      <w:r>
+        <w:rPr>
+          <w:rFonts w:ascii="Consolas" w:cs="Consolas" w:eastAsia="Consolas" w:hAnsi="Consolas"/>
+          <w:color w:val="1F2937"/>
+          <w:sz w:val="17"/>
+          <w:szCs w:val="17"/>
+        </w:rPr>
+        <w:t xml:space="preserve">DATABASE_URL=postgresql://...</w:t>
+      </w:r>
+    </w:p>
+    <w:p>
+      <w:pPr>
+        <w:shd w:fill="F3F4F6" w:val="clear"/>
+        <w:spacing w:after="0"/>
+        <w:ind w:left="360" w:right="360"/>
+      </w:pPr>
+      <w:r>
+        <w:rPr>
+          <w:rFonts w:ascii="Consolas" w:cs="Consolas" w:eastAsia="Consolas" w:hAnsi="Consolas"/>
+          <w:color w:val="1F2937"/>
+          <w:sz w:val="17"/>
+          <w:szCs w:val="17"/>
+        </w:rPr>
+        <w:t xml:space="preserve">RESEND_API_KEY=re_...</w:t>
+      </w:r>
+    </w:p>
+    <w:p>
+      <w:pPr>
+        <w:shd w:fill="F3F4F6" w:val="clear"/>
+        <w:spacing w:after="0"/>
+        <w:ind w:left="360" w:right="360"/>
+      </w:pPr>
+      <w:r>
+        <w:rPr>
+          <w:rFonts w:ascii="Consolas" w:cs="Consolas" w:eastAsia="Consolas" w:hAnsi="Consolas"/>
+          <w:color w:val="1F2937"/>
+          <w:sz w:val="17"/>
+          <w:szCs w:val="17"/>
+        </w:rPr>
+        <w:t xml:space="preserve">ADMIN_PASSWORD=your-password</w:t>
       </w:r>
     </w:p>
     <w:p>
       <w:pPr>
         <w:pStyle w:val="Heading3"/>
-        <w:spacing w:after="150" w:before="300"/>
+        <w:spacing w:after="120" w:before="200"/>
       </w:pPr>
       <w:r>
         <w:rPr>
@@ -1424,7 +1077,202 @@
           <w:b/>
           <w:bCs/>
         </w:rPr>
-        <w:t xml:space="preserve">Database Table</w:t>
+        <w:t xml:space="preserve">Database Tables (4 total)</w:t>
+      </w:r>
+    </w:p>
+    <w:p>
+      <w:pPr>
+        <w:shd w:fill="F3F4F6" w:val="clear"/>
+        <w:spacing w:after="0"/>
+        <w:ind w:left="360" w:right="360"/>
+      </w:pPr>
+      <w:r>
+        <w:rPr>
+          <w:rFonts w:ascii="Consolas" w:cs="Consolas" w:eastAsia="Consolas" w:hAnsi="Consolas"/>
+          <w:color w:val="1F2937"/>
+          <w:sz w:val="17"/>
+          <w:szCs w:val="17"/>
+        </w:rPr>
+        <w:t xml:space="preserve">chat_sessions (id, session_id UNIQUE, visitor_ip, visitor_page,</w:t>
+      </w:r>
+    </w:p>
+    <w:p>
+      <w:pPr>
+        <w:shd w:fill="F3F4F6" w:val="clear"/>
+        <w:spacing w:after="0"/>
+        <w:ind w:left="360" w:right="360"/>
+      </w:pPr>
+      <w:r>
+        <w:rPr>
+          <w:rFonts w:ascii="Consolas" w:cs="Consolas" w:eastAsia="Consolas" w:hAnsi="Consolas"/>
+          <w:color w:val="1F2937"/>
+          <w:sz w:val="17"/>
+          <w:szCs w:val="17"/>
+        </w:rPr>
+        <w:t xml:space="preserve">  started_at, last_active_at, message_count, user_rating,</w:t>
+      </w:r>
+    </w:p>
+    <w:p>
+      <w:pPr>
+        <w:shd w:fill="F3F4F6" w:val="clear"/>
+        <w:spacing w:after="0"/>
+        <w:ind w:left="360" w:right="360"/>
+      </w:pPr>
+      <w:r>
+        <w:rPr>
+          <w:rFonts w:ascii="Consolas" w:cs="Consolas" w:eastAsia="Consolas" w:hAnsi="Consolas"/>
+          <w:color w:val="1F2937"/>
+          <w:sz w:val="17"/>
+          <w:szCs w:val="17"/>
+        </w:rPr>
+        <w:t xml:space="preserve">  admin_rating, status)</w:t>
+      </w:r>
+    </w:p>
+    <w:p>
+      <w:pPr>
+        <w:shd w:fill="F3F4F6" w:val="clear"/>
+        <w:spacing w:after="0"/>
+        <w:ind w:left="360" w:right="360"/>
+      </w:pPr>
+      <w:r>
+        <w:rPr>
+          <w:rFonts w:ascii="Consolas" w:cs="Consolas" w:eastAsia="Consolas" w:hAnsi="Consolas"/>
+          <w:color w:val="1F2937"/>
+          <w:sz w:val="17"/>
+          <w:szCs w:val="17"/>
+        </w:rPr>
+        <w:t xml:space="preserve"/>
+      </w:r>
+    </w:p>
+    <w:p>
+      <w:pPr>
+        <w:shd w:fill="F3F4F6" w:val="clear"/>
+        <w:spacing w:after="0"/>
+        <w:ind w:left="360" w:right="360"/>
+      </w:pPr>
+      <w:r>
+        <w:rPr>
+          <w:rFonts w:ascii="Consolas" w:cs="Consolas" w:eastAsia="Consolas" w:hAnsi="Consolas"/>
+          <w:color w:val="1F2937"/>
+          <w:sz w:val="17"/>
+          <w:szCs w:val="17"/>
+        </w:rPr>
+        <w:t xml:space="preserve">chat_messages (id, session_id, role, content, created_at)</w:t>
+      </w:r>
+    </w:p>
+    <w:p>
+      <w:pPr>
+        <w:shd w:fill="F3F4F6" w:val="clear"/>
+        <w:spacing w:after="0"/>
+        <w:ind w:left="360" w:right="360"/>
+      </w:pPr>
+      <w:r>
+        <w:rPr>
+          <w:rFonts w:ascii="Consolas" w:cs="Consolas" w:eastAsia="Consolas" w:hAnsi="Consolas"/>
+          <w:color w:val="1F2937"/>
+          <w:sz w:val="17"/>
+          <w:szCs w:val="17"/>
+        </w:rPr>
+        <w:t xml:space="preserve"/>
+      </w:r>
+    </w:p>
+    <w:p>
+      <w:pPr>
+        <w:shd w:fill="F3F4F6" w:val="clear"/>
+        <w:spacing w:after="0"/>
+        <w:ind w:left="360" w:right="360"/>
+      </w:pPr>
+      <w:r>
+        <w:rPr>
+          <w:rFonts w:ascii="Consolas" w:cs="Consolas" w:eastAsia="Consolas" w:hAnsi="Consolas"/>
+          <w:color w:val="1F2937"/>
+          <w:sz w:val="17"/>
+          <w:szCs w:val="17"/>
+        </w:rPr>
+        <w:t xml:space="preserve">site_settings (id, key UNIQUE, value, updated_at)</w:t>
+      </w:r>
+    </w:p>
+    <w:p>
+      <w:pPr>
+        <w:shd w:fill="F3F4F6" w:val="clear"/>
+        <w:spacing w:after="0"/>
+        <w:ind w:left="360" w:right="360"/>
+      </w:pPr>
+      <w:r>
+        <w:rPr>
+          <w:rFonts w:ascii="Consolas" w:cs="Consolas" w:eastAsia="Consolas" w:hAnsi="Consolas"/>
+          <w:color w:val="1F2937"/>
+          <w:sz w:val="17"/>
+          <w:szCs w:val="17"/>
+        </w:rPr>
+        <w:t xml:space="preserve">  Keys: chatbot_enabled, chatbot_prompt, chatbot_learned_qa</w:t>
+      </w:r>
+    </w:p>
+    <w:p>
+      <w:pPr>
+        <w:shd w:fill="F3F4F6" w:val="clear"/>
+        <w:spacing w:after="0"/>
+        <w:ind w:left="360" w:right="360"/>
+      </w:pPr>
+      <w:r>
+        <w:rPr>
+          <w:rFonts w:ascii="Consolas" w:cs="Consolas" w:eastAsia="Consolas" w:hAnsi="Consolas"/>
+          <w:color w:val="1F2937"/>
+          <w:sz w:val="17"/>
+          <w:szCs w:val="17"/>
+        </w:rPr>
+        <w:t xml:space="preserve"/>
+      </w:r>
+    </w:p>
+    <w:p>
+      <w:pPr>
+        <w:shd w:fill="F3F4F6" w:val="clear"/>
+        <w:spacing w:after="0"/>
+        <w:ind w:left="360" w:right="360"/>
+      </w:pPr>
+      <w:r>
+        <w:rPr>
+          <w:rFonts w:ascii="Consolas" w:cs="Consolas" w:eastAsia="Consolas" w:hAnsi="Consolas"/>
+          <w:color w:val="1F2937"/>
+          <w:sz w:val="17"/>
+          <w:szCs w:val="17"/>
+        </w:rPr>
+        <w:t xml:space="preserve">demo_leads (id, website_url, name, email, demo_type,</w:t>
+      </w:r>
+    </w:p>
+    <w:p>
+      <w:pPr>
+        <w:shd w:fill="F3F4F6" w:val="clear"/>
+        <w:spacing w:after="0"/>
+        <w:ind w:left="360" w:right="360"/>
+      </w:pPr>
+      <w:r>
+        <w:rPr>
+          <w:rFonts w:ascii="Consolas" w:cs="Consolas" w:eastAsia="Consolas" w:hAnsi="Consolas"/>
+          <w:color w:val="1F2937"/>
+          <w:sz w:val="17"/>
+          <w:szCs w:val="17"/>
+        </w:rPr>
+        <w:t xml:space="preserve">  brand_data JSONB, created_at)  -- for email lead capture</w:t>
+      </w:r>
+    </w:p>
+    <w:p>
+      <w:r>
+        <w:br w:type="page"/>
+      </w:r>
+    </w:p>
+    <w:p>
+      <w:pPr>
+        <w:pStyle w:val="Heading1"/>
+        <w:spacing w:after="200" w:before="360"/>
+      </w:pPr>
+      <w:r>
+        <w:rPr>
+          <w:rFonts w:ascii="Arial" w:cs="Arial" w:eastAsia="Arial" w:hAnsi="Arial"/>
+          <w:b/>
+          <w:bCs/>
+        </w:rPr>
+        <w:t xml:space="preserve">3. Knowledge Base</w:t>
       </w:r>
     </w:p>
     <w:p>
@@ -1438,358 +1286,7 @@
           <w:sz w:val="22"/>
           <w:szCs w:val="22"/>
         </w:rPr>
-        <w:t xml:space="preserve">Create a site_settings table for storing the chatbot prompt and toggle state:</w:t>
-      </w:r>
-    </w:p>
-    <w:p>
-      <w:pPr>
-        <w:shd w:fill="F3F4F6" w:val="clear"/>
-        <w:spacing w:after="0"/>
-        <w:ind w:left="360" w:right="360"/>
-      </w:pPr>
-      <w:r>
-        <w:rPr>
-          <w:rFonts w:ascii="Consolas" w:cs="Consolas" w:eastAsia="Consolas" w:hAnsi="Consolas"/>
-          <w:color w:val="1F2937"/>
-          <w:sz w:val="17"/>
-          <w:szCs w:val="17"/>
-        </w:rPr>
-        <w:t xml:space="preserve">CREATE TABLE site_settings (</w:t>
-      </w:r>
-    </w:p>
-    <w:p>
-      <w:pPr>
-        <w:shd w:fill="F3F4F6" w:val="clear"/>
-        <w:spacing w:after="0"/>
-        <w:ind w:left="360" w:right="360"/>
-      </w:pPr>
-      <w:r>
-        <w:rPr>
-          <w:rFonts w:ascii="Consolas" w:cs="Consolas" w:eastAsia="Consolas" w:hAnsi="Consolas"/>
-          <w:color w:val="1F2937"/>
-          <w:sz w:val="17"/>
-          <w:szCs w:val="17"/>
-        </w:rPr>
-        <w:t xml:space="preserve">  id SERIAL PRIMARY KEY,</w:t>
-      </w:r>
-    </w:p>
-    <w:p>
-      <w:pPr>
-        <w:shd w:fill="F3F4F6" w:val="clear"/>
-        <w:spacing w:after="0"/>
-        <w:ind w:left="360" w:right="360"/>
-      </w:pPr>
-      <w:r>
-        <w:rPr>
-          <w:rFonts w:ascii="Consolas" w:cs="Consolas" w:eastAsia="Consolas" w:hAnsi="Consolas"/>
-          <w:color w:val="1F2937"/>
-          <w:sz w:val="17"/>
-          <w:szCs w:val="17"/>
-        </w:rPr>
-        <w:t xml:space="preserve">  key TEXT NOT NULL UNIQUE,</w:t>
-      </w:r>
-    </w:p>
-    <w:p>
-      <w:pPr>
-        <w:shd w:fill="F3F4F6" w:val="clear"/>
-        <w:spacing w:after="0"/>
-        <w:ind w:left="360" w:right="360"/>
-      </w:pPr>
-      <w:r>
-        <w:rPr>
-          <w:rFonts w:ascii="Consolas" w:cs="Consolas" w:eastAsia="Consolas" w:hAnsi="Consolas"/>
-          <w:color w:val="1F2937"/>
-          <w:sz w:val="17"/>
-          <w:szCs w:val="17"/>
-        </w:rPr>
-        <w:t xml:space="preserve">  value TEXT NOT NULL,</w:t>
-      </w:r>
-    </w:p>
-    <w:p>
-      <w:pPr>
-        <w:shd w:fill="F3F4F6" w:val="clear"/>
-        <w:spacing w:after="0"/>
-        <w:ind w:left="360" w:right="360"/>
-      </w:pPr>
-      <w:r>
-        <w:rPr>
-          <w:rFonts w:ascii="Consolas" w:cs="Consolas" w:eastAsia="Consolas" w:hAnsi="Consolas"/>
-          <w:color w:val="1F2937"/>
-          <w:sz w:val="17"/>
-          <w:szCs w:val="17"/>
-        </w:rPr>
-        <w:t xml:space="preserve">  updated_at TIMESTAMP DEFAULT NOW()</w:t>
-      </w:r>
-    </w:p>
-    <w:p>
-      <w:pPr>
-        <w:shd w:fill="F3F4F6" w:val="clear"/>
-        <w:spacing w:after="0"/>
-        <w:ind w:left="360" w:right="360"/>
-      </w:pPr>
-      <w:r>
-        <w:rPr>
-          <w:rFonts w:ascii="Consolas" w:cs="Consolas" w:eastAsia="Consolas" w:hAnsi="Consolas"/>
-          <w:color w:val="1F2937"/>
-          <w:sz w:val="17"/>
-          <w:szCs w:val="17"/>
-        </w:rPr>
-        <w:t xml:space="preserve">);</w:t>
-      </w:r>
-    </w:p>
-    <w:p>
-      <w:r>
-        <w:br w:type="page"/>
-      </w:r>
-    </w:p>
-    <w:p>
-      <w:pPr>
-        <w:pStyle w:val="Heading1"/>
-        <w:spacing w:after="150" w:before="300"/>
-      </w:pPr>
-      <w:r>
-        <w:rPr>
-          <w:rFonts w:ascii="Arial" w:cs="Arial" w:eastAsia="Arial" w:hAnsi="Arial"/>
-          <w:b/>
-          <w:bCs/>
-        </w:rPr>
-        <w:t xml:space="preserve">3. Phase 1 — Build the Knowledge Base</w:t>
-      </w:r>
-    </w:p>
-    <w:p>
-      <w:pPr>
-        <w:spacing w:after="120"/>
-      </w:pPr>
-      <w:r>
-        <w:rPr>
-          <w:rFonts w:ascii="Arial" w:cs="Arial" w:eastAsia="Arial" w:hAnsi="Arial"/>
-          <w:color w:val="333333"/>
-          <w:sz w:val="22"/>
-          <w:szCs w:val="22"/>
-        </w:rPr>
-        <w:t xml:space="preserve">The knowledge base is the system prompt that controls the chatbot's personality, knowledge, and behavior. It's the most important file in the entire system.</w:t>
-      </w:r>
-    </w:p>
-    <w:p>
-      <w:pPr>
-        <w:spacing w:after="120"/>
-      </w:pPr>
-    </w:p>
-    <w:p>
-      <w:pPr>
-        <w:pStyle w:val="Heading3"/>
-        <w:spacing w:after="150" w:before="300"/>
-      </w:pPr>
-      <w:r>
-        <w:rPr>
-          <w:rFonts w:ascii="Arial" w:cs="Arial" w:eastAsia="Arial" w:hAnsi="Arial"/>
-          <w:b/>
-          <w:bCs/>
-        </w:rPr>
-        <w:t xml:space="preserve">File: src/lib/knowledge-base.ts</w:t>
-      </w:r>
-    </w:p>
-    <w:p>
-      <w:pPr>
-        <w:spacing w:after="120"/>
-      </w:pPr>
-      <w:r>
-        <w:rPr>
-          <w:rFonts w:ascii="Arial" w:cs="Arial" w:eastAsia="Arial" w:hAnsi="Arial"/>
-          <w:color w:val="333333"/>
-          <w:sz w:val="22"/>
-          <w:szCs w:val="22"/>
-        </w:rPr>
-        <w:t xml:space="preserve">Create a single TypeScript file that exports the knowledge base as a string constant.</w:t>
-      </w:r>
-    </w:p>
-    <w:p>
-      <w:pPr>
-        <w:spacing w:after="120"/>
-      </w:pPr>
-    </w:p>
-    <w:p>
-      <w:pPr>
-        <w:pStyle w:val="Heading3"/>
-        <w:spacing w:after="150" w:before="300"/>
-      </w:pPr>
-      <w:r>
-        <w:rPr>
-          <w:rFonts w:ascii="Arial" w:cs="Arial" w:eastAsia="Arial" w:hAnsi="Arial"/>
-          <w:b/>
-          <w:bCs/>
-        </w:rPr>
-        <w:t xml:space="preserve">Required Sections</w:t>
-      </w:r>
-    </w:p>
-    <w:p>
-      <w:pPr>
-        <w:pStyle w:val="ListParagraph"/>
-        <w:numPr>
-          <w:ilvl w:val="0"/>
-          <w:numId w:val="2"/>
-        </w:numPr>
-      </w:pPr>
-      <w:r>
-        <w:rPr>
-          <w:rFonts w:ascii="Arial" w:cs="Arial" w:eastAsia="Arial" w:hAnsi="Arial"/>
-          <w:sz w:val="22"/>
-          <w:szCs w:val="22"/>
-        </w:rPr>
-        <w:t xml:space="preserve">PERSONALITY — How the bot should sound (friendly, professional, not salesy)</w:t>
-      </w:r>
-    </w:p>
-    <w:p>
-      <w:pPr>
-        <w:pStyle w:val="ListParagraph"/>
-        <w:numPr>
-          <w:ilvl w:val="0"/>
-          <w:numId w:val="2"/>
-        </w:numPr>
-      </w:pPr>
-      <w:r>
-        <w:rPr>
-          <w:rFonts w:ascii="Arial" w:cs="Arial" w:eastAsia="Arial" w:hAnsi="Arial"/>
-          <w:sz w:val="22"/>
-          <w:szCs w:val="22"/>
-        </w:rPr>
-        <w:t xml:space="preserve">COMPANY INFO — Name, location, phone, email, website, founder, partners</w:t>
-      </w:r>
-    </w:p>
-    <w:p>
-      <w:pPr>
-        <w:pStyle w:val="ListParagraph"/>
-        <w:numPr>
-          <w:ilvl w:val="0"/>
-          <w:numId w:val="2"/>
-        </w:numPr>
-      </w:pPr>
-      <w:r>
-        <w:rPr>
-          <w:rFonts w:ascii="Arial" w:cs="Arial" w:eastAsia="Arial" w:hAnsi="Arial"/>
-          <w:sz w:val="22"/>
-          <w:szCs w:val="22"/>
-        </w:rPr>
-        <w:t xml:space="preserve">SERVICES — Every service with description and price range</w:t>
-      </w:r>
-    </w:p>
-    <w:p>
-      <w:pPr>
-        <w:pStyle w:val="ListParagraph"/>
-        <w:numPr>
-          <w:ilvl w:val="0"/>
-          <w:numId w:val="2"/>
-        </w:numPr>
-      </w:pPr>
-      <w:r>
-        <w:rPr>
-          <w:rFonts w:ascii="Arial" w:cs="Arial" w:eastAsia="Arial" w:hAnsi="Arial"/>
-          <w:sz w:val="22"/>
-          <w:szCs w:val="22"/>
-        </w:rPr>
-        <w:t xml:space="preserve">PRICING — Tiers, what's included, payment terms</w:t>
-      </w:r>
-    </w:p>
-    <w:p>
-      <w:pPr>
-        <w:pStyle w:val="ListParagraph"/>
-        <w:numPr>
-          <w:ilvl w:val="0"/>
-          <w:numId w:val="2"/>
-        </w:numPr>
-      </w:pPr>
-      <w:r>
-        <w:rPr>
-          <w:rFonts w:ascii="Arial" w:cs="Arial" w:eastAsia="Arial" w:hAnsi="Arial"/>
-          <w:sz w:val="22"/>
-          <w:szCs w:val="22"/>
-        </w:rPr>
-        <w:t xml:space="preserve">PROCESS — How projects work (discovery → design → build → launch)</w:t>
-      </w:r>
-    </w:p>
-    <w:p>
-      <w:pPr>
-        <w:pStyle w:val="ListParagraph"/>
-        <w:numPr>
-          <w:ilvl w:val="0"/>
-          <w:numId w:val="2"/>
-        </w:numPr>
-      </w:pPr>
-      <w:r>
-        <w:rPr>
-          <w:rFonts w:ascii="Arial" w:cs="Arial" w:eastAsia="Arial" w:hAnsi="Arial"/>
-          <w:sz w:val="22"/>
-          <w:szCs w:val="22"/>
-        </w:rPr>
-        <w:t xml:space="preserve">INDUSTRIES — Which industries are served</w:t>
-      </w:r>
-    </w:p>
-    <w:p>
-      <w:pPr>
-        <w:pStyle w:val="ListParagraph"/>
-        <w:numPr>
-          <w:ilvl w:val="0"/>
-          <w:numId w:val="2"/>
-        </w:numPr>
-      </w:pPr>
-      <w:r>
-        <w:rPr>
-          <w:rFonts w:ascii="Arial" w:cs="Arial" w:eastAsia="Arial" w:hAnsi="Arial"/>
-          <w:sz w:val="22"/>
-          <w:szCs w:val="22"/>
-        </w:rPr>
-        <w:t xml:space="preserve">PORTFOLIO — Notable projects and results</w:t>
-      </w:r>
-    </w:p>
-    <w:p>
-      <w:pPr>
-        <w:pStyle w:val="ListParagraph"/>
-        <w:numPr>
-          <w:ilvl w:val="0"/>
-          <w:numId w:val="2"/>
-        </w:numPr>
-      </w:pPr>
-      <w:r>
-        <w:rPr>
-          <w:rFonts w:ascii="Arial" w:cs="Arial" w:eastAsia="Arial" w:hAnsi="Arial"/>
-          <w:sz w:val="22"/>
-          <w:szCs w:val="22"/>
-        </w:rPr>
-        <w:t xml:space="preserve">FAQS — Common questions with specific answers</w:t>
-      </w:r>
-    </w:p>
-    <w:p>
-      <w:pPr>
-        <w:pStyle w:val="ListParagraph"/>
-        <w:numPr>
-          <w:ilvl w:val="0"/>
-          <w:numId w:val="2"/>
-        </w:numPr>
-      </w:pPr>
-      <w:r>
-        <w:rPr>
-          <w:rFonts w:ascii="Arial" w:cs="Arial" w:eastAsia="Arial" w:hAnsi="Arial"/>
-          <w:sz w:val="22"/>
-          <w:szCs w:val="22"/>
-        </w:rPr>
-        <w:t xml:space="preserve">LEAD CAPTURE — When and how to suggest next steps</w:t>
-      </w:r>
-    </w:p>
-    <w:p>
-      <w:pPr>
-        <w:pStyle w:val="ListParagraph"/>
-        <w:numPr>
-          <w:ilvl w:val="0"/>
-          <w:numId w:val="2"/>
-        </w:numPr>
-      </w:pPr>
-      <w:r>
-        <w:rPr>
-          <w:rFonts w:ascii="Arial" w:cs="Arial" w:eastAsia="Arial" w:hAnsi="Arial"/>
-          <w:sz w:val="22"/>
-          <w:szCs w:val="22"/>
-        </w:rPr>
-        <w:t xml:space="preserve">SAFETY &amp; GUARDRAILS — What NOT to do, injection prevention, off-topic handling</w:t>
+        <w:t xml:space="preserve">Create src/lib/knowledge-base.ts exporting a constant string with: PERSONALITY, COMPANY INFO, SERVICES + PRICING, PROCESS, INDUSTRIES, PORTFOLIO, FAQs, LEAD CAPTURE guidance, and SAFETY GUARDRAILS. Scrape the entire client website to build this.</w:t>
       </w:r>
     </w:p>
     <w:p>
@@ -1810,7 +1307,7 @@
           <w:sz w:val="20"/>
           <w:szCs w:val="20"/>
         </w:rPr>
-        <w:t xml:space="preserve">💡 TIP: </w:t>
+        <w:t xml:space="preserve">TIP: </w:t>
       </w:r>
       <w:r>
         <w:rPr>
@@ -1819,18 +1316,13 @@
           <w:sz w:val="20"/>
           <w:szCs w:val="20"/>
         </w:rPr>
-        <w:t xml:space="preserve">Scrape the client's entire website to build the knowledge base. Read every page, extract all facts, pricing, services, FAQs, team bios, and contact info. The more specific the knowledge base, the better the chatbot performs.</w:t>
-      </w:r>
-    </w:p>
-    <w:p>
-      <w:r>
-        <w:br w:type="page"/>
+        <w:t xml:space="preserve">The more specific the knowledge base, the better. Include actual prices, timelines, team names, and competitor comparisons.</w:t>
       </w:r>
     </w:p>
     <w:p>
       <w:pPr>
         <w:pStyle w:val="Heading1"/>
-        <w:spacing w:after="150" w:before="300"/>
+        <w:spacing w:after="200" w:before="360"/>
       </w:pPr>
       <w:r>
         <w:rPr>
@@ -1838,21 +1330,7 @@
           <w:b/>
           <w:bCs/>
         </w:rPr>
-        <w:t xml:space="preserve">4. Phase 2 — Create the Chat API</w:t>
-      </w:r>
-    </w:p>
-    <w:p>
-      <w:pPr>
-        <w:pStyle w:val="Heading3"/>
-        <w:spacing w:after="150" w:before="300"/>
-      </w:pPr>
-      <w:r>
-        <w:rPr>
-          <w:rFonts w:ascii="Arial" w:cs="Arial" w:eastAsia="Arial" w:hAnsi="Arial"/>
-          <w:b/>
-          <w:bCs/>
-        </w:rPr>
-        <w:t xml:space="preserve">File: src/app/api/chat/route.ts</w:t>
+        <w:t xml:space="preserve">4. Chat API (src/app/api/chat/route.ts)</w:t>
       </w:r>
     </w:p>
     <w:p>
@@ -1866,18 +1344,13 @@
           <w:sz w:val="22"/>
           <w:szCs w:val="22"/>
         </w:rPr>
-        <w:t xml:space="preserve">This is the main API endpoint. It receives the conversation history, runs guard checks, calls Claude with the knowledge base as the system prompt, and returns the response.</w:t>
-      </w:r>
-    </w:p>
-    <w:p>
-      <w:pPr>
-        <w:spacing w:after="120"/>
-      </w:pPr>
-    </w:p>
-    <w:p>
-      <w:pPr>
-        <w:pStyle w:val="Heading3"/>
-        <w:spacing w:after="150" w:before="300"/>
+        <w:t xml:space="preserve">POST endpoint flow: rate limit -&gt; daily cap -&gt; conversation limit -&gt; sanitize -&gt; abuse check -&gt; escalation detection -&gt; read custom prompt from DB (fall back to hardcoded) -&gt; append learned Q&amp;A -&gt; call Claude -&gt; save user message to DB -&gt; save assistant reply to DB -&gt; auto-capture emails -&gt; return reply.</w:t>
+      </w:r>
+    </w:p>
+    <w:p>
+      <w:pPr>
+        <w:pStyle w:val="Heading1"/>
+        <w:spacing w:after="200" w:before="360"/>
       </w:pPr>
       <w:r>
         <w:rPr>
@@ -1885,240 +1358,7 @@
           <w:b/>
           <w:bCs/>
         </w:rPr>
-        <w:t xml:space="preserve">API Flow</w:t>
-      </w:r>
-    </w:p>
-    <w:p>
-      <w:pPr>
-        <w:pStyle w:val="ListParagraph"/>
-        <w:numPr>
-          <w:ilvl w:val="0"/>
-          <w:numId w:val="2"/>
-        </w:numPr>
-      </w:pPr>
-      <w:r>
-        <w:rPr>
-          <w:rFonts w:ascii="Arial" w:cs="Arial" w:eastAsia="Arial" w:hAnsi="Arial"/>
-          <w:sz w:val="22"/>
-          <w:szCs w:val="22"/>
-        </w:rPr>
-        <w:t xml:space="preserve">Receive POST with { messages[], visitorInfo? }</w:t>
-      </w:r>
-    </w:p>
-    <w:p>
-      <w:pPr>
-        <w:pStyle w:val="ListParagraph"/>
-        <w:numPr>
-          <w:ilvl w:val="0"/>
-          <w:numId w:val="2"/>
-        </w:numPr>
-      </w:pPr>
-      <w:r>
-        <w:rPr>
-          <w:rFonts w:ascii="Arial" w:cs="Arial" w:eastAsia="Arial" w:hAnsi="Arial"/>
-          <w:sz w:val="22"/>
-          <w:szCs w:val="22"/>
-        </w:rPr>
-        <w:t xml:space="preserve">Run rate limit check (per IP)</w:t>
-      </w:r>
-    </w:p>
-    <w:p>
-      <w:pPr>
-        <w:pStyle w:val="ListParagraph"/>
-        <w:numPr>
-          <w:ilvl w:val="0"/>
-          <w:numId w:val="2"/>
-        </w:numPr>
-      </w:pPr>
-      <w:r>
-        <w:rPr>
-          <w:rFonts w:ascii="Arial" w:cs="Arial" w:eastAsia="Arial" w:hAnsi="Arial"/>
-          <w:sz w:val="22"/>
-          <w:szCs w:val="22"/>
-        </w:rPr>
-        <w:t xml:space="preserve">Run daily global limit check</w:t>
-      </w:r>
-    </w:p>
-    <w:p>
-      <w:pPr>
-        <w:pStyle w:val="ListParagraph"/>
-        <w:numPr>
-          <w:ilvl w:val="0"/>
-          <w:numId w:val="2"/>
-        </w:numPr>
-      </w:pPr>
-      <w:r>
-        <w:rPr>
-          <w:rFonts w:ascii="Arial" w:cs="Arial" w:eastAsia="Arial" w:hAnsi="Arial"/>
-          <w:sz w:val="22"/>
-          <w:szCs w:val="22"/>
-        </w:rPr>
-        <w:t xml:space="preserve">Check conversation length (max 50 messages)</w:t>
-      </w:r>
-    </w:p>
-    <w:p>
-      <w:pPr>
-        <w:pStyle w:val="ListParagraph"/>
-        <w:numPr>
-          <w:ilvl w:val="0"/>
-          <w:numId w:val="2"/>
-        </w:numPr>
-      </w:pPr>
-      <w:r>
-        <w:rPr>
-          <w:rFonts w:ascii="Arial" w:cs="Arial" w:eastAsia="Arial" w:hAnsi="Arial"/>
-          <w:sz w:val="22"/>
-          <w:szCs w:val="22"/>
-        </w:rPr>
-        <w:t xml:space="preserve">Sanitize and check for abuse (injection, profanity, length)</w:t>
-      </w:r>
-    </w:p>
-    <w:p>
-      <w:pPr>
-        <w:pStyle w:val="ListParagraph"/>
-        <w:numPr>
-          <w:ilvl w:val="0"/>
-          <w:numId w:val="2"/>
-        </w:numPr>
-      </w:pPr>
-      <w:r>
-        <w:rPr>
-          <w:rFonts w:ascii="Arial" w:cs="Arial" w:eastAsia="Arial" w:hAnsi="Arial"/>
-          <w:sz w:val="22"/>
-          <w:szCs w:val="22"/>
-        </w:rPr>
-        <w:t xml:space="preserve">Check for human escalation keywords</w:t>
-      </w:r>
-    </w:p>
-    <w:p>
-      <w:pPr>
-        <w:pStyle w:val="ListParagraph"/>
-        <w:numPr>
-          <w:ilvl w:val="0"/>
-          <w:numId w:val="2"/>
-        </w:numPr>
-      </w:pPr>
-      <w:r>
-        <w:rPr>
-          <w:rFonts w:ascii="Arial" w:cs="Arial" w:eastAsia="Arial" w:hAnsi="Arial"/>
-          <w:sz w:val="22"/>
-          <w:szCs w:val="22"/>
-        </w:rPr>
-        <w:t xml:space="preserve">Read custom prompt from DB (fall back to hardcoded default)</w:t>
-      </w:r>
-    </w:p>
-    <w:p>
-      <w:pPr>
-        <w:pStyle w:val="ListParagraph"/>
-        <w:numPr>
-          <w:ilvl w:val="0"/>
-          <w:numId w:val="2"/>
-        </w:numPr>
-      </w:pPr>
-      <w:r>
-        <w:rPr>
-          <w:rFonts w:ascii="Arial" w:cs="Arial" w:eastAsia="Arial" w:hAnsi="Arial"/>
-          <w:sz w:val="22"/>
-          <w:szCs w:val="22"/>
-        </w:rPr>
-        <w:t xml:space="preserve">Call Claude API with system prompt + messages</w:t>
-      </w:r>
-    </w:p>
-    <w:p>
-      <w:pPr>
-        <w:pStyle w:val="ListParagraph"/>
-        <w:numPr>
-          <w:ilvl w:val="0"/>
-          <w:numId w:val="2"/>
-        </w:numPr>
-      </w:pPr>
-      <w:r>
-        <w:rPr>
-          <w:rFonts w:ascii="Arial" w:cs="Arial" w:eastAsia="Arial" w:hAnsi="Arial"/>
-          <w:sz w:val="22"/>
-          <w:szCs w:val="22"/>
-        </w:rPr>
-        <w:t xml:space="preserve">Auto-detect email in user message → capture as lead</w:t>
-      </w:r>
-    </w:p>
-    <w:p>
-      <w:pPr>
-        <w:pStyle w:val="ListParagraph"/>
-        <w:numPr>
-          <w:ilvl w:val="0"/>
-          <w:numId w:val="2"/>
-        </w:numPr>
-      </w:pPr>
-      <w:r>
-        <w:rPr>
-          <w:rFonts w:ascii="Arial" w:cs="Arial" w:eastAsia="Arial" w:hAnsi="Arial"/>
-          <w:sz w:val="22"/>
-          <w:szCs w:val="22"/>
-        </w:rPr>
-        <w:t xml:space="preserve">Return { reply } to the widget</w:t>
-      </w:r>
-    </w:p>
-    <w:p>
-      <w:pPr>
-        <w:pBdr>
-          <w:left w:val="single" w:color="7B2FF7" w:sz="12"/>
-        </w:pBdr>
-        <w:shd w:fill="F5F3FF" w:val="clear"/>
-        <w:spacing w:after="120" w:before="120"/>
-        <w:ind w:left="240"/>
-      </w:pPr>
-      <w:r>
-        <w:rPr>
-          <w:rFonts w:ascii="Arial" w:cs="Arial" w:eastAsia="Arial" w:hAnsi="Arial"/>
-          <w:b/>
-          <w:bCs/>
-          <w:color w:val="7B2FF7"/>
-          <w:sz w:val="20"/>
-          <w:szCs w:val="20"/>
-        </w:rPr>
-        <w:t xml:space="preserve">💡 TIP: </w:t>
-      </w:r>
-      <w:r>
-        <w:rPr>
-          <w:rFonts w:ascii="Arial" w:cs="Arial" w:eastAsia="Arial" w:hAnsi="Arial"/>
-          <w:color w:val="4B5563"/>
-          <w:sz w:val="20"/>
-          <w:szCs w:val="20"/>
-        </w:rPr>
-        <w:t xml:space="preserve">Use claude-sonnet for the best balance of quality and speed. Set max_tokens to 500 to keep responses concise and costs low. Pass the current page URL in visitorInfo so Claude can tailor responses.</w:t>
-      </w:r>
-    </w:p>
-    <w:p>
-      <w:r>
-        <w:br w:type="page"/>
-      </w:r>
-    </w:p>
-    <w:p>
-      <w:pPr>
-        <w:pStyle w:val="Heading1"/>
-        <w:spacing w:after="150" w:before="300"/>
-      </w:pPr>
-      <w:r>
-        <w:rPr>
-          <w:rFonts w:ascii="Arial" w:cs="Arial" w:eastAsia="Arial" w:hAnsi="Arial"/>
-          <w:b/>
-          <w:bCs/>
-        </w:rPr>
-        <w:t xml:space="preserve">5. Phase 3 — Build the Chat Widget</w:t>
-      </w:r>
-    </w:p>
-    <w:p>
-      <w:pPr>
-        <w:pStyle w:val="Heading3"/>
-        <w:spacing w:after="150" w:before="300"/>
-      </w:pPr>
-      <w:r>
-        <w:rPr>
-          <w:rFonts w:ascii="Arial" w:cs="Arial" w:eastAsia="Arial" w:hAnsi="Arial"/>
-          <w:b/>
-          <w:bCs/>
-        </w:rPr>
-        <w:t xml:space="preserve">File: src/components/shared/LiveChatWidget.tsx</w:t>
+        <w:t xml:space="preserve">5. Chat Widget</w:t>
       </w:r>
     </w:p>
     <w:p>
@@ -2132,18 +1372,13 @@
           <w:sz w:val="22"/>
           <w:szCs w:val="22"/>
         </w:rPr>
-        <w:t xml:space="preserve">A floating chat widget that appears on every page. It's a 'use client' React component with local state management.</w:t>
-      </w:r>
-    </w:p>
-    <w:p>
-      <w:pPr>
-        <w:spacing w:after="120"/>
-      </w:pPr>
-    </w:p>
-    <w:p>
-      <w:pPr>
-        <w:pStyle w:val="Heading3"/>
-        <w:spacing w:after="150" w:before="300"/>
+        <w:t xml:space="preserve">Floating client component in root layout. Features: localStorage session (24hr), message recovery on return, typing indicator, markdown rendering, 'Talk to Human' button, escalation form, character limit (1000), message counter (X/50), rating prompt on close, AI disclaimer footer, admin enable/disable check.</w:t>
+      </w:r>
+    </w:p>
+    <w:p>
+      <w:pPr>
+        <w:pStyle w:val="Heading1"/>
+        <w:spacing w:after="200" w:before="360"/>
       </w:pPr>
       <w:r>
         <w:rPr>
@@ -2151,312 +1386,8 @@
           <w:b/>
           <w:bCs/>
         </w:rPr>
-        <w:t xml:space="preserve">Widget Features</w:t>
-      </w:r>
-    </w:p>
-    <w:p>
-      <w:pPr>
-        <w:pStyle w:val="ListParagraph"/>
-        <w:numPr>
-          <w:ilvl w:val="0"/>
-          <w:numId w:val="3"/>
-        </w:numPr>
-      </w:pPr>
-      <w:r>
-        <w:rPr>
-          <w:rFonts w:ascii="Arial" w:cs="Arial" w:eastAsia="Arial" w:hAnsi="Arial"/>
-          <w:sz w:val="22"/>
-          <w:szCs w:val="22"/>
-        </w:rPr>
-        <w:t xml:space="preserve">Floating purple button (bottom-right) with pulse indicator</w:t>
-      </w:r>
-    </w:p>
-    <w:p>
-      <w:pPr>
-        <w:pStyle w:val="ListParagraph"/>
-        <w:numPr>
-          <w:ilvl w:val="0"/>
-          <w:numId w:val="3"/>
-        </w:numPr>
-      </w:pPr>
-      <w:r>
-        <w:rPr>
-          <w:rFonts w:ascii="Arial" w:cs="Arial" w:eastAsia="Arial" w:hAnsi="Arial"/>
-          <w:sz w:val="22"/>
-          <w:szCs w:val="22"/>
-        </w:rPr>
-        <w:t xml:space="preserve">Opens to ~380x520px chat window with header, messages, and input</w:t>
-      </w:r>
-    </w:p>
-    <w:p>
-      <w:pPr>
-        <w:pStyle w:val="ListParagraph"/>
-        <w:numPr>
-          <w:ilvl w:val="0"/>
-          <w:numId w:val="3"/>
-        </w:numPr>
-      </w:pPr>
-      <w:r>
-        <w:rPr>
-          <w:rFonts w:ascii="Arial" w:cs="Arial" w:eastAsia="Arial" w:hAnsi="Arial"/>
-          <w:sz w:val="22"/>
-          <w:szCs w:val="22"/>
-        </w:rPr>
-        <w:t xml:space="preserve">Company logo in header with 'AI Assistant' label and online indicator</w:t>
-      </w:r>
-    </w:p>
-    <w:p>
-      <w:pPr>
-        <w:pStyle w:val="ListParagraph"/>
-        <w:numPr>
-          <w:ilvl w:val="0"/>
-          <w:numId w:val="3"/>
-        </w:numPr>
-      </w:pPr>
-      <w:r>
-        <w:rPr>
-          <w:rFonts w:ascii="Arial" w:cs="Arial" w:eastAsia="Arial" w:hAnsi="Arial"/>
-          <w:sz w:val="22"/>
-          <w:szCs w:val="22"/>
-        </w:rPr>
-        <w:t xml:space="preserve">Welcome message on first open with 4 quick-prompt buttons</w:t>
-      </w:r>
-    </w:p>
-    <w:p>
-      <w:pPr>
-        <w:pStyle w:val="ListParagraph"/>
-        <w:numPr>
-          <w:ilvl w:val="0"/>
-          <w:numId w:val="3"/>
-        </w:numPr>
-      </w:pPr>
-      <w:r>
-        <w:rPr>
-          <w:rFonts w:ascii="Arial" w:cs="Arial" w:eastAsia="Arial" w:hAnsi="Arial"/>
-          <w:sz w:val="22"/>
-          <w:szCs w:val="22"/>
-        </w:rPr>
-        <w:t xml:space="preserve">Typing indicator (bouncing dots) while waiting for Claude</w:t>
-      </w:r>
-    </w:p>
-    <w:p>
-      <w:pPr>
-        <w:pStyle w:val="ListParagraph"/>
-        <w:numPr>
-          <w:ilvl w:val="0"/>
-          <w:numId w:val="3"/>
-        </w:numPr>
-      </w:pPr>
-      <w:r>
-        <w:rPr>
-          <w:rFonts w:ascii="Arial" w:cs="Arial" w:eastAsia="Arial" w:hAnsi="Arial"/>
-          <w:sz w:val="22"/>
-          <w:szCs w:val="22"/>
-        </w:rPr>
-        <w:t xml:space="preserve">Markdown rendering (bold, links) in responses</w:t>
-      </w:r>
-    </w:p>
-    <w:p>
-      <w:pPr>
-        <w:pStyle w:val="ListParagraph"/>
-        <w:numPr>
-          <w:ilvl w:val="0"/>
-          <w:numId w:val="3"/>
-        </w:numPr>
-      </w:pPr>
-      <w:r>
-        <w:rPr>
-          <w:rFonts w:ascii="Arial" w:cs="Arial" w:eastAsia="Arial" w:hAnsi="Arial"/>
-          <w:sz w:val="22"/>
-          <w:szCs w:val="22"/>
-        </w:rPr>
-        <w:t xml:space="preserve">'Talk to [Owner]' button in header for human escalation</w:t>
-      </w:r>
-    </w:p>
-    <w:p>
-      <w:pPr>
-        <w:pStyle w:val="ListParagraph"/>
-        <w:numPr>
-          <w:ilvl w:val="0"/>
-          <w:numId w:val="3"/>
-        </w:numPr>
-      </w:pPr>
-      <w:r>
-        <w:rPr>
-          <w:rFonts w:ascii="Arial" w:cs="Arial" w:eastAsia="Arial" w:hAnsi="Arial"/>
-          <w:sz w:val="22"/>
-          <w:szCs w:val="22"/>
-        </w:rPr>
-        <w:t xml:space="preserve">Character counter (max 1000) on input field</w:t>
-      </w:r>
-    </w:p>
-    <w:p>
-      <w:pPr>
-        <w:pStyle w:val="ListParagraph"/>
-        <w:numPr>
-          <w:ilvl w:val="0"/>
-          <w:numId w:val="3"/>
-        </w:numPr>
-      </w:pPr>
-      <w:r>
-        <w:rPr>
-          <w:rFonts w:ascii="Arial" w:cs="Arial" w:eastAsia="Arial" w:hAnsi="Arial"/>
-          <w:sz w:val="22"/>
-          <w:szCs w:val="22"/>
-        </w:rPr>
-        <w:t xml:space="preserve">Message counter showing X/50 in footer</w:t>
-      </w:r>
-    </w:p>
-    <w:p>
-      <w:pPr>
-        <w:pStyle w:val="ListParagraph"/>
-        <w:numPr>
-          <w:ilvl w:val="0"/>
-          <w:numId w:val="3"/>
-        </w:numPr>
-      </w:pPr>
-      <w:r>
-        <w:rPr>
-          <w:rFonts w:ascii="Arial" w:cs="Arial" w:eastAsia="Arial" w:hAnsi="Arial"/>
-          <w:sz w:val="22"/>
-          <w:szCs w:val="22"/>
-        </w:rPr>
-        <w:t xml:space="preserve">Conversation limit banner when 50 messages reached</w:t>
-      </w:r>
-    </w:p>
-    <w:p>
-      <w:pPr>
-        <w:pStyle w:val="ListParagraph"/>
-        <w:numPr>
-          <w:ilvl w:val="0"/>
-          <w:numId w:val="3"/>
-        </w:numPr>
-      </w:pPr>
-      <w:r>
-        <w:rPr>
-          <w:rFonts w:ascii="Arial" w:cs="Arial" w:eastAsia="Arial" w:hAnsi="Arial"/>
-          <w:sz w:val="22"/>
-          <w:szCs w:val="22"/>
-        </w:rPr>
-        <w:t xml:space="preserve">AI disclaimer in footer</w:t>
-      </w:r>
-    </w:p>
-    <w:p>
-      <w:pPr>
-        <w:pStyle w:val="ListParagraph"/>
-        <w:numPr>
-          <w:ilvl w:val="0"/>
-          <w:numId w:val="3"/>
-        </w:numPr>
-      </w:pPr>
-      <w:r>
-        <w:rPr>
-          <w:rFonts w:ascii="Arial" w:cs="Arial" w:eastAsia="Arial" w:hAnsi="Arial"/>
-          <w:sz w:val="22"/>
-          <w:szCs w:val="22"/>
-        </w:rPr>
-        <w:t xml:space="preserve">Minimize and close buttons</w:t>
-      </w:r>
-    </w:p>
-    <w:p>
-      <w:pPr>
-        <w:pStyle w:val="ListParagraph"/>
-        <w:numPr>
-          <w:ilvl w:val="0"/>
-          <w:numId w:val="3"/>
-        </w:numPr>
-      </w:pPr>
-      <w:r>
-        <w:rPr>
-          <w:rFonts w:ascii="Arial" w:cs="Arial" w:eastAsia="Arial" w:hAnsi="Arial"/>
-          <w:sz w:val="22"/>
-          <w:szCs w:val="22"/>
-        </w:rPr>
-        <w:t xml:space="preserve">Hidden on /admin pages</w:t>
-      </w:r>
-    </w:p>
-    <w:p>
-      <w:pPr>
-        <w:pStyle w:val="ListParagraph"/>
-        <w:numPr>
-          <w:ilvl w:val="0"/>
-          <w:numId w:val="3"/>
-        </w:numPr>
-      </w:pPr>
-      <w:r>
-        <w:rPr>
-          <w:rFonts w:ascii="Arial" w:cs="Arial" w:eastAsia="Arial" w:hAnsi="Arial"/>
-          <w:sz w:val="22"/>
-          <w:szCs w:val="22"/>
-        </w:rPr>
-        <w:t xml:space="preserve">Checks site_settings DB on mount — hides if chatbot_enabled = false</w:t>
-      </w:r>
-    </w:p>
-    <w:p>
-      <w:pPr>
-        <w:pStyle w:val="Heading3"/>
-        <w:spacing w:after="150" w:before="300"/>
-      </w:pPr>
-      <w:r>
-        <w:rPr>
-          <w:rFonts w:ascii="Arial" w:cs="Arial" w:eastAsia="Arial" w:hAnsi="Arial"/>
-          <w:b/>
-          <w:bCs/>
-        </w:rPr>
-        <w:t xml:space="preserve">Placement</w:t>
-      </w:r>
-    </w:p>
-    <w:p>
-      <w:pPr>
-        <w:spacing w:after="120"/>
-      </w:pPr>
-      <w:r>
-        <w:rPr>
-          <w:rFonts w:ascii="Arial" w:cs="Arial" w:eastAsia="Arial" w:hAnsi="Arial"/>
-          <w:color w:val="333333"/>
-          <w:sz w:val="22"/>
-          <w:szCs w:val="22"/>
-        </w:rPr>
-        <w:t xml:space="preserve">Add the widget to the ROOT layout (not a route-group layout) so it appears on every page including the homepage. The component itself handles hiding on admin routes.</w:t>
-      </w:r>
-    </w:p>
-    <w:p>
-      <w:r>
-        <w:br w:type="page"/>
-      </w:r>
-    </w:p>
-    <w:p>
-      <w:pPr>
-        <w:pStyle w:val="Heading1"/>
-        <w:spacing w:after="150" w:before="300"/>
-      </w:pPr>
-      <w:r>
-        <w:rPr>
-          <w:rFonts w:ascii="Arial" w:cs="Arial" w:eastAsia="Arial" w:hAnsi="Arial"/>
-          <w:b/>
-          <w:bCs/>
-        </w:rPr>
-        <w:t xml:space="preserve">6. Phase 4 — Rate Limiting &amp; Abuse Prevention</w:t>
-      </w:r>
-    </w:p>
-    <w:p>
-      <w:pPr>
-        <w:pStyle w:val="Heading3"/>
-        <w:spacing w:after="150" w:before="300"/>
-      </w:pPr>
-      <w:r>
-        <w:rPr>
-          <w:rFonts w:ascii="Arial" w:cs="Arial" w:eastAsia="Arial" w:hAnsi="Arial"/>
-          <w:b/>
-          <w:bCs/>
-        </w:rPr>
-        <w:t xml:space="preserve">File: src/lib/chat-guards.ts</w:t>
-      </w:r>
-    </w:p>
-    <w:p>
-      <w:pPr>
-        <w:spacing w:after="120"/>
-      </w:pPr>
+        <w:t xml:space="preserve">6. Rate Limiting &amp; Abuse Prevention</w:t>
+      </w:r>
     </w:p>
     <w:tbl>
       <w:tblPr>
@@ -2595,7 +1526,7 @@
                 <w:sz w:val="20"/>
                 <w:szCs w:val="20"/>
               </w:rPr>
-              <w:t xml:space="preserve">Max 20 messages per 10 minutes per IP. In-memory Map with timestamp arrays.</w:t>
+              <w:t xml:space="preserve">20 msgs / 10 min per IP (in-memory Map)</w:t>
             </w:r>
           </w:p>
         </w:tc>
@@ -2627,7 +1558,7 @@
                 <w:sz w:val="20"/>
                 <w:szCs w:val="20"/>
               </w:rPr>
-              <w:t xml:space="preserve">Daily Global Cap</w:t>
+              <w:t xml:space="preserve">Daily Cap</w:t>
             </w:r>
           </w:p>
         </w:tc>
@@ -2657,7 +1588,7 @@
                 <w:sz w:val="20"/>
                 <w:szCs w:val="20"/>
               </w:rPr>
-              <w:t xml:space="preserve">Max 500 API calls per day. Resets at midnight. Safety valve for runaway costs.</w:t>
+              <w:t xml:space="preserve">500 API calls/day globally</w:t>
             </w:r>
           </w:p>
         </w:tc>
@@ -2719,7 +1650,7 @@
                 <w:sz w:val="20"/>
                 <w:szCs w:val="20"/>
               </w:rPr>
-              <w:t xml:space="preserve">Max 1000 characters. Reject longer messages with helpful response.</w:t>
+              <w:t xml:space="preserve">Max 1000 characters</w:t>
             </w:r>
           </w:p>
         </w:tc>
@@ -2751,7 +1682,7 @@
                 <w:sz w:val="20"/>
                 <w:szCs w:val="20"/>
               </w:rPr>
-              <w:t xml:space="preserve">Prompt Injection</w:t>
+              <w:t xml:space="preserve">Injection Filter</w:t>
             </w:r>
           </w:p>
         </w:tc>
@@ -2781,7 +1712,7 @@
                 <w:sz w:val="20"/>
                 <w:szCs w:val="20"/>
               </w:rPr>
-              <w:t xml:space="preserve">Block patterns: 'ignore instructions', 'system prompt', 'you are now', 'jailbreak', etc.</w:t>
+              <w:t xml:space="preserve">Block 'ignore instructions', 'system prompt', etc.</w:t>
             </w:r>
           </w:p>
         </w:tc>
@@ -2843,7 +1774,7 @@
                 <w:sz w:val="20"/>
                 <w:szCs w:val="20"/>
               </w:rPr>
-              <w:t xml:space="preserve">Block harassment keywords. Respond with redirect to business questions.</w:t>
+              <w:t xml:space="preserve">Block harassment keywords</w:t>
             </w:r>
           </w:p>
         </w:tc>
@@ -2905,7 +1836,7 @@
                 <w:sz w:val="20"/>
                 <w:szCs w:val="20"/>
               </w:rPr>
-              <w:t xml:space="preserve">Block if same message sent 3+ times in a row.</w:t>
+              <w:t xml:space="preserve">Block same message 3x in a row</w:t>
             </w:r>
           </w:p>
         </w:tc>
@@ -2967,74 +1898,361 @@
                 <w:sz w:val="20"/>
                 <w:szCs w:val="20"/>
               </w:rPr>
-              <w:t xml:space="preserve">Max 50 messages per session. Show CTA to book consultation.</w:t>
-            </w:r>
-          </w:p>
-        </w:tc>
-      </w:tr>
-      <w:tr>
-        <w:tc>
-          <w:tcPr>
-            <w:tcW w:type="dxa" w:w="3000"/>
-            <w:tcBorders>
-              <w:top w:val="single" w:color="E5E7EB" w:sz="1"/>
-              <w:left w:val="single" w:color="E5E7EB" w:sz="1"/>
-              <w:bottom w:val="single" w:color="E5E7EB" w:sz="1"/>
-              <w:right w:val="single" w:color="E5E7EB" w:sz="1"/>
-            </w:tcBorders>
-            <w:tcMar>
-              <w:top w:type="dxa" w:w="80"/>
-              <w:left w:type="dxa" w:w="120"/>
-              <w:bottom w:type="dxa" w:w="80"/>
-              <w:right w:type="dxa" w:w="120"/>
-            </w:tcMar>
-          </w:tcPr>
-          <w:p>
-            <w:r>
-              <w:rPr>
-                <w:rFonts w:ascii="Arial" w:cs="Arial" w:eastAsia="Arial" w:hAnsi="Arial"/>
-                <w:b w:val="false"/>
-                <w:bCs w:val="false"/>
-                <w:color w:val="333333"/>
-                <w:sz w:val="20"/>
-                <w:szCs w:val="20"/>
-              </w:rPr>
-              <w:t xml:space="preserve">Sanitization</w:t>
-            </w:r>
-          </w:p>
-        </w:tc>
-        <w:tc>
-          <w:tcPr>
-            <w:tcW w:type="dxa" w:w="6360"/>
-            <w:tcBorders>
-              <w:top w:val="single" w:color="E5E7EB" w:sz="1"/>
-              <w:left w:val="single" w:color="E5E7EB" w:sz="1"/>
-              <w:bottom w:val="single" w:color="E5E7EB" w:sz="1"/>
-              <w:right w:val="single" w:color="E5E7EB" w:sz="1"/>
-            </w:tcBorders>
-            <w:tcMar>
-              <w:top w:type="dxa" w:w="80"/>
-              <w:left w:type="dxa" w:w="120"/>
-              <w:bottom w:type="dxa" w:w="80"/>
-              <w:right w:type="dxa" w:w="120"/>
-            </w:tcMar>
-          </w:tcPr>
-          <w:p>
-            <w:r>
-              <w:rPr>
-                <w:rFonts w:ascii="Arial" w:cs="Arial" w:eastAsia="Arial" w:hAnsi="Arial"/>
-                <w:b w:val="false"/>
-                <w:bCs w:val="false"/>
-                <w:color w:val="333333"/>
-                <w:sz w:val="20"/>
-                <w:szCs w:val="20"/>
-              </w:rPr>
-              <w:t xml:space="preserve">Strip HTML tags, trim whitespace, enforce max length.</w:t>
+              <w:t xml:space="preserve">50 messages per session</w:t>
             </w:r>
           </w:p>
         </w:tc>
       </w:tr>
     </w:tbl>
+    <w:p>
+      <w:pPr>
+        <w:pStyle w:val="Heading1"/>
+        <w:spacing w:after="200" w:before="360"/>
+      </w:pPr>
+      <w:r>
+        <w:rPr>
+          <w:rFonts w:ascii="Arial" w:cs="Arial" w:eastAsia="Arial" w:hAnsi="Arial"/>
+          <w:b/>
+          <w:bCs/>
+        </w:rPr>
+        <w:t xml:space="preserve">7. Human Escalation</w:t>
+      </w:r>
+    </w:p>
+    <w:p>
+      <w:pPr>
+        <w:spacing w:after="120"/>
+      </w:pPr>
+      <w:r>
+        <w:rPr>
+          <w:rFonts w:ascii="Arial" w:cs="Arial" w:eastAsia="Arial" w:hAnsi="Arial"/>
+          <w:color w:val="333333"/>
+          <w:sz w:val="22"/>
+          <w:szCs w:val="22"/>
+        </w:rPr>
+        <w:t xml:space="preserve">Triggers: 'Talk to Human' button OR keywords ('talk to a person', etc.). Widget shows name+email form -&gt; POST /api/chat/escalate -&gt; email owner with full HTML transcript (reply-to set to visitor email) -&gt; confirmation email to visitor -&gt; lead stored in DB.</w:t>
+      </w:r>
+    </w:p>
+    <w:p>
+      <w:r>
+        <w:br w:type="page"/>
+      </w:r>
+    </w:p>
+    <w:p>
+      <w:pPr>
+        <w:pStyle w:val="Heading1"/>
+        <w:spacing w:after="200" w:before="360"/>
+      </w:pPr>
+      <w:r>
+        <w:rPr>
+          <w:rFonts w:ascii="Arial" w:cs="Arial" w:eastAsia="Arial" w:hAnsi="Arial"/>
+          <w:b/>
+          <w:bCs/>
+        </w:rPr>
+        <w:t xml:space="preserve">8. Session Persistence (24-Hour)</w:t>
+      </w:r>
+    </w:p>
+    <w:p>
+      <w:pPr>
+        <w:spacing w:after="120"/>
+      </w:pPr>
+      <w:r>
+        <w:rPr>
+          <w:rFonts w:ascii="Arial" w:cs="Arial" w:eastAsia="Arial" w:hAnsi="Arial"/>
+          <w:color w:val="333333"/>
+          <w:sz w:val="22"/>
+          <w:szCs w:val="22"/>
+        </w:rPr>
+        <w:t xml:space="preserve">This is the key new feature. Chat sessions survive page refreshes, navigation, and browser closes for 24 hours.</w:t>
+      </w:r>
+    </w:p>
+    <w:p>
+      <w:pPr>
+        <w:pStyle w:val="Heading3"/>
+        <w:spacing w:after="120" w:before="200"/>
+      </w:pPr>
+      <w:r>
+        <w:rPr>
+          <w:rFonts w:ascii="Arial" w:cs="Arial" w:eastAsia="Arial" w:hAnsi="Arial"/>
+          <w:b/>
+          <w:bCs/>
+        </w:rPr>
+        <w:t xml:space="preserve">How It Works</w:t>
+      </w:r>
+    </w:p>
+    <w:p>
+      <w:pPr>
+        <w:pStyle w:val="ListParagraph"/>
+        <w:numPr>
+          <w:ilvl w:val="0"/>
+          <w:numId w:val="2"/>
+        </w:numPr>
+      </w:pPr>
+      <w:r>
+        <w:rPr>
+          <w:rFonts w:ascii="Arial" w:cs="Arial" w:eastAsia="Arial" w:hAnsi="Arial"/>
+          <w:sz w:val="22"/>
+          <w:szCs w:val="22"/>
+        </w:rPr>
+        <w:t xml:space="preserve">Widget mounts -&gt; checks localStorage for 'iolab-chat-session' key</w:t>
+      </w:r>
+    </w:p>
+    <w:p>
+      <w:pPr>
+        <w:pStyle w:val="ListParagraph"/>
+        <w:numPr>
+          <w:ilvl w:val="0"/>
+          <w:numId w:val="2"/>
+        </w:numPr>
+      </w:pPr>
+      <w:r>
+        <w:rPr>
+          <w:rFonts w:ascii="Arial" w:cs="Arial" w:eastAsia="Arial" w:hAnsi="Arial"/>
+          <w:sz w:val="22"/>
+          <w:szCs w:val="22"/>
+        </w:rPr>
+        <w:t xml:space="preserve">If found and startedAt &lt; 24 hours ago -&gt; POST /api/chat/session with sessionId</w:t>
+      </w:r>
+    </w:p>
+    <w:p>
+      <w:pPr>
+        <w:pStyle w:val="ListParagraph"/>
+        <w:numPr>
+          <w:ilvl w:val="0"/>
+          <w:numId w:val="2"/>
+        </w:numPr>
+      </w:pPr>
+      <w:r>
+        <w:rPr>
+          <w:rFonts w:ascii="Arial" w:cs="Arial" w:eastAsia="Arial" w:hAnsi="Arial"/>
+          <w:sz w:val="22"/>
+          <w:szCs w:val="22"/>
+        </w:rPr>
+        <w:t xml:space="preserve">Session API checks DB -&gt; if session exists and not expired -&gt; returns all messages</w:t>
+      </w:r>
+    </w:p>
+    <w:p>
+      <w:pPr>
+        <w:pStyle w:val="ListParagraph"/>
+        <w:numPr>
+          <w:ilvl w:val="0"/>
+          <w:numId w:val="2"/>
+        </w:numPr>
+      </w:pPr>
+      <w:r>
+        <w:rPr>
+          <w:rFonts w:ascii="Arial" w:cs="Arial" w:eastAsia="Arial" w:hAnsi="Arial"/>
+          <w:sz w:val="22"/>
+          <w:szCs w:val="22"/>
+        </w:rPr>
+        <w:t xml:space="preserve">Widget restores messages into state -&gt; user sees full conversation history</w:t>
+      </w:r>
+    </w:p>
+    <w:p>
+      <w:pPr>
+        <w:pStyle w:val="ListParagraph"/>
+        <w:numPr>
+          <w:ilvl w:val="0"/>
+          <w:numId w:val="2"/>
+        </w:numPr>
+      </w:pPr>
+      <w:r>
+        <w:rPr>
+          <w:rFonts w:ascii="Arial" w:cs="Arial" w:eastAsia="Arial" w:hAnsi="Arial"/>
+          <w:sz w:val="22"/>
+          <w:szCs w:val="22"/>
+        </w:rPr>
+        <w:t xml:space="preserve">If expired or missing -&gt; create new session -&gt; store UUID + timestamp in localStorage</w:t>
+      </w:r>
+    </w:p>
+    <w:p>
+      <w:pPr>
+        <w:pStyle w:val="ListParagraph"/>
+        <w:numPr>
+          <w:ilvl w:val="0"/>
+          <w:numId w:val="2"/>
+        </w:numPr>
+      </w:pPr>
+      <w:r>
+        <w:rPr>
+          <w:rFonts w:ascii="Arial" w:cs="Arial" w:eastAsia="Arial" w:hAnsi="Arial"/>
+          <w:sz w:val="22"/>
+          <w:szCs w:val="22"/>
+        </w:rPr>
+        <w:t xml:space="preserve">Every /api/chat call includes sessionId -&gt; messages saved to chat_messages table</w:t>
+      </w:r>
+    </w:p>
+    <w:p>
+      <w:pPr>
+        <w:pStyle w:val="Heading3"/>
+        <w:spacing w:after="120" w:before="200"/>
+      </w:pPr>
+      <w:r>
+        <w:rPr>
+          <w:rFonts w:ascii="Arial" w:cs="Arial" w:eastAsia="Arial" w:hAnsi="Arial"/>
+          <w:b/>
+          <w:bCs/>
+        </w:rPr>
+        <w:t xml:space="preserve">API: POST /api/chat/session</w:t>
+      </w:r>
+    </w:p>
+    <w:p>
+      <w:pPr>
+        <w:shd w:fill="F3F4F6" w:val="clear"/>
+        <w:spacing w:after="0"/>
+        <w:ind w:left="360" w:right="360"/>
+      </w:pPr>
+      <w:r>
+        <w:rPr>
+          <w:rFonts w:ascii="Consolas" w:cs="Consolas" w:eastAsia="Consolas" w:hAnsi="Consolas"/>
+          <w:color w:val="1F2937"/>
+          <w:sz w:val="17"/>
+          <w:szCs w:val="17"/>
+        </w:rPr>
+        <w:t xml:space="preserve">Input: { sessionId?, page }</w:t>
+      </w:r>
+    </w:p>
+    <w:p>
+      <w:pPr>
+        <w:shd w:fill="F3F4F6" w:val="clear"/>
+        <w:spacing w:after="0"/>
+        <w:ind w:left="360" w:right="360"/>
+      </w:pPr>
+      <w:r>
+        <w:rPr>
+          <w:rFonts w:ascii="Consolas" w:cs="Consolas" w:eastAsia="Consolas" w:hAnsi="Consolas"/>
+          <w:color w:val="1F2937"/>
+          <w:sz w:val="17"/>
+          <w:szCs w:val="17"/>
+        </w:rPr>
+        <w:t xml:space="preserve">If sessionId exists + &lt; 24hrs: load messages from DB, return resumed:true</w:t>
+      </w:r>
+    </w:p>
+    <w:p>
+      <w:pPr>
+        <w:shd w:fill="F3F4F6" w:val="clear"/>
+        <w:spacing w:after="0"/>
+        <w:ind w:left="360" w:right="360"/>
+      </w:pPr>
+      <w:r>
+        <w:rPr>
+          <w:rFonts w:ascii="Consolas" w:cs="Consolas" w:eastAsia="Consolas" w:hAnsi="Consolas"/>
+          <w:color w:val="1F2937"/>
+          <w:sz w:val="17"/>
+          <w:szCs w:val="17"/>
+        </w:rPr>
+        <w:t xml:space="preserve">Otherwise: create new session, return sessionId + empty messages</w:t>
+      </w:r>
+    </w:p>
+    <w:p>
+      <w:pPr>
+        <w:pStyle w:val="Heading1"/>
+        <w:spacing w:after="200" w:before="360"/>
+      </w:pPr>
+      <w:r>
+        <w:rPr>
+          <w:rFonts w:ascii="Arial" w:cs="Arial" w:eastAsia="Arial" w:hAnsi="Arial"/>
+          <w:b/>
+          <w:bCs/>
+        </w:rPr>
+        <w:t xml:space="preserve">9. Chat Recording &amp; Storage</w:t>
+      </w:r>
+    </w:p>
+    <w:p>
+      <w:pPr>
+        <w:spacing w:after="120"/>
+      </w:pPr>
+      <w:r>
+        <w:rPr>
+          <w:rFonts w:ascii="Arial" w:cs="Arial" w:eastAsia="Arial" w:hAnsi="Arial"/>
+          <w:color w:val="333333"/>
+          <w:sz w:val="22"/>
+          <w:szCs w:val="22"/>
+        </w:rPr>
+        <w:t xml:space="preserve">Every message is saved to the chat_messages table, linked by session_id. This happens server-side in the chat API — not in the widget.</w:t>
+      </w:r>
+    </w:p>
+    <w:p>
+      <w:pPr>
+        <w:pStyle w:val="Heading3"/>
+        <w:spacing w:after="120" w:before="200"/>
+      </w:pPr>
+      <w:r>
+        <w:rPr>
+          <w:rFonts w:ascii="Arial" w:cs="Arial" w:eastAsia="Arial" w:hAnsi="Arial"/>
+          <w:b/>
+          <w:bCs/>
+        </w:rPr>
+        <w:t xml:space="preserve">Storage Flow</w:t>
+      </w:r>
+    </w:p>
+    <w:p>
+      <w:pPr>
+        <w:pStyle w:val="ListParagraph"/>
+        <w:numPr>
+          <w:ilvl w:val="0"/>
+          <w:numId w:val="2"/>
+        </w:numPr>
+      </w:pPr>
+      <w:r>
+        <w:rPr>
+          <w:rFonts w:ascii="Arial" w:cs="Arial" w:eastAsia="Arial" w:hAnsi="Arial"/>
+          <w:sz w:val="22"/>
+          <w:szCs w:val="22"/>
+        </w:rPr>
+        <w:t xml:space="preserve">User sends message -&gt; API saves to chat_messages (role: 'user')</w:t>
+      </w:r>
+    </w:p>
+    <w:p>
+      <w:pPr>
+        <w:pStyle w:val="ListParagraph"/>
+        <w:numPr>
+          <w:ilvl w:val="0"/>
+          <w:numId w:val="2"/>
+        </w:numPr>
+      </w:pPr>
+      <w:r>
+        <w:rPr>
+          <w:rFonts w:ascii="Arial" w:cs="Arial" w:eastAsia="Arial" w:hAnsi="Arial"/>
+          <w:sz w:val="22"/>
+          <w:szCs w:val="22"/>
+        </w:rPr>
+        <w:t xml:space="preserve">Claude responds -&gt; API saves to chat_messages (role: 'assistant')</w:t>
+      </w:r>
+    </w:p>
+    <w:p>
+      <w:pPr>
+        <w:pStyle w:val="ListParagraph"/>
+        <w:numPr>
+          <w:ilvl w:val="0"/>
+          <w:numId w:val="2"/>
+        </w:numPr>
+      </w:pPr>
+      <w:r>
+        <w:rPr>
+          <w:rFonts w:ascii="Arial" w:cs="Arial" w:eastAsia="Arial" w:hAnsi="Arial"/>
+          <w:sz w:val="22"/>
+          <w:szCs w:val="22"/>
+        </w:rPr>
+        <w:t xml:space="preserve">Session record updated: last_active_at, message_count incremented</w:t>
+      </w:r>
+    </w:p>
+    <w:p>
+      <w:pPr>
+        <w:pStyle w:val="ListParagraph"/>
+        <w:numPr>
+          <w:ilvl w:val="0"/>
+          <w:numId w:val="2"/>
+        </w:numPr>
+      </w:pPr>
+      <w:r>
+        <w:rPr>
+          <w:rFonts w:ascii="Arial" w:cs="Arial" w:eastAsia="Arial" w:hAnsi="Arial"/>
+          <w:sz w:val="22"/>
+          <w:szCs w:val="22"/>
+        </w:rPr>
+        <w:t xml:space="preserve">All messages queryable by session_id for admin review</w:t>
+      </w:r>
+    </w:p>
     <w:p>
       <w:pPr>
         <w:pBdr>
@@ -3053,7 +2271,7 @@
           <w:sz w:val="20"/>
           <w:szCs w:val="20"/>
         </w:rPr>
-        <w:t xml:space="preserve">💡 TIP: </w:t>
+        <w:t xml:space="preserve">TIP: </w:t>
       </w:r>
       <w:r>
         <w:rPr>
@@ -3062,18 +2280,13 @@
           <w:sz w:val="20"/>
           <w:szCs w:val="20"/>
         </w:rPr>
-        <w:t xml:space="preserve">The in-memory rate limiter resets on server restart. For high-traffic sites, use Redis instead. For most small business sites, in-memory is sufficient.</w:t>
-      </w:r>
-    </w:p>
-    <w:p>
-      <w:r>
-        <w:br w:type="page"/>
+        <w:t xml:space="preserve">Messages are never deleted. Admin can review any conversation from any time period.</w:t>
       </w:r>
     </w:p>
     <w:p>
       <w:pPr>
         <w:pStyle w:val="Heading1"/>
-        <w:spacing w:after="150" w:before="300"/>
+        <w:spacing w:after="200" w:before="360"/>
       </w:pPr>
       <w:r>
         <w:rPr>
@@ -3081,21 +2294,7 @@
           <w:b/>
           <w:bCs/>
         </w:rPr>
-        <w:t xml:space="preserve">7. Phase 5 — Human Escalation System</w:t>
-      </w:r>
-    </w:p>
-    <w:p>
-      <w:pPr>
-        <w:pStyle w:val="Heading3"/>
-        <w:spacing w:after="150" w:before="300"/>
-      </w:pPr>
-      <w:r>
-        <w:rPr>
-          <w:rFonts w:ascii="Arial" w:cs="Arial" w:eastAsia="Arial" w:hAnsi="Arial"/>
-          <w:b/>
-          <w:bCs/>
-        </w:rPr>
-        <w:t xml:space="preserve">File: src/app/api/chat/escalate/route.ts</w:t>
+        <w:t xml:space="preserve">10. User Rating System</w:t>
       </w:r>
     </w:p>
     <w:p>
@@ -3109,18 +2308,13 @@
           <w:sz w:val="22"/>
           <w:szCs w:val="22"/>
         </w:rPr>
-        <w:t xml:space="preserve">When a visitor wants to talk to a real person, the system captures their info and emails the full conversation transcript to the business owner.</w:t>
-      </w:r>
-    </w:p>
-    <w:p>
-      <w:pPr>
-        <w:spacing w:after="120"/>
-      </w:pPr>
+        <w:t xml:space="preserve">After 3+ messages, when the user clicks close/minimize, a rating prompt appears.</w:t>
+      </w:r>
     </w:p>
     <w:p>
       <w:pPr>
         <w:pStyle w:val="Heading3"/>
-        <w:spacing w:after="150" w:before="300"/>
+        <w:spacing w:after="120" w:before="200"/>
       </w:pPr>
       <w:r>
         <w:rPr>
@@ -3128,7 +2322,7 @@
           <w:b/>
           <w:bCs/>
         </w:rPr>
-        <w:t xml:space="preserve">Trigger Methods</w:t>
+        <w:t xml:space="preserve">UI</w:t>
       </w:r>
     </w:p>
     <w:p>
@@ -3145,7 +2339,7 @@
           <w:sz w:val="22"/>
           <w:szCs w:val="22"/>
         </w:rPr>
-        <w:t xml:space="preserve">Visitor clicks 'Talk to [Owner]' button in chat header</w:t>
+        <w:t xml:space="preserve">'How did the [Company] chatbot do?' with 5 clickable stars</w:t>
       </w:r>
     </w:p>
     <w:p>
@@ -3162,7 +2356,7 @@
           <w:sz w:val="22"/>
           <w:szCs w:val="22"/>
         </w:rPr>
-        <w:t xml:space="preserve">Visitor types escalation keywords: 'talk to a person', 'speak to someone', 'human', 'real person', etc.</w:t>
+        <w:t xml:space="preserve">Stars highlight on hover, click submits immediately</w:t>
       </w:r>
     </w:p>
     <w:p>
@@ -3179,13 +2373,47 @@
           <w:sz w:val="22"/>
           <w:szCs w:val="22"/>
         </w:rPr>
-        <w:t xml:space="preserve">AI itself suggests escalation when the question is too complex</w:t>
+        <w:t xml:space="preserve">'Skip' link to close without rating</w:t>
+      </w:r>
+    </w:p>
+    <w:p>
+      <w:pPr>
+        <w:pStyle w:val="ListParagraph"/>
+        <w:numPr>
+          <w:ilvl w:val="0"/>
+          <w:numId w:val="3"/>
+        </w:numPr>
+      </w:pPr>
+      <w:r>
+        <w:rPr>
+          <w:rFonts w:ascii="Arial" w:cs="Arial" w:eastAsia="Arial" w:hAnsi="Arial"/>
+          <w:sz w:val="22"/>
+          <w:szCs w:val="22"/>
+        </w:rPr>
+        <w:t xml:space="preserve">Rating only shows once per session (state flag)</w:t>
+      </w:r>
+    </w:p>
+    <w:p>
+      <w:pPr>
+        <w:pStyle w:val="ListParagraph"/>
+        <w:numPr>
+          <w:ilvl w:val="0"/>
+          <w:numId w:val="3"/>
+        </w:numPr>
+      </w:pPr>
+      <w:r>
+        <w:rPr>
+          <w:rFonts w:ascii="Arial" w:cs="Arial" w:eastAsia="Arial" w:hAnsi="Arial"/>
+          <w:sz w:val="22"/>
+          <w:szCs w:val="22"/>
+        </w:rPr>
+        <w:t xml:space="preserve">Minimum 3 messages required to trigger the prompt</w:t>
       </w:r>
     </w:p>
     <w:p>
       <w:pPr>
         <w:pStyle w:val="Heading3"/>
-        <w:spacing w:after="150" w:before="300"/>
+        <w:spacing w:after="120" w:before="200"/>
       </w:pPr>
       <w:r>
         <w:rPr>
@@ -3193,7 +2421,291 @@
           <w:b/>
           <w:bCs/>
         </w:rPr>
-        <w:t xml:space="preserve">Escalation Flow</w:t>
+        <w:t xml:space="preserve">API: POST /api/chat/rate</w:t>
+      </w:r>
+    </w:p>
+    <w:p>
+      <w:pPr>
+        <w:shd w:fill="F3F4F6" w:val="clear"/>
+        <w:spacing w:after="0"/>
+        <w:ind w:left="360" w:right="360"/>
+      </w:pPr>
+      <w:r>
+        <w:rPr>
+          <w:rFonts w:ascii="Consolas" w:cs="Consolas" w:eastAsia="Consolas" w:hAnsi="Consolas"/>
+          <w:color w:val="1F2937"/>
+          <w:sz w:val="17"/>
+          <w:szCs w:val="17"/>
+        </w:rPr>
+        <w:t xml:space="preserve">Input: { sessionId, rating: 1-5 }</w:t>
+      </w:r>
+    </w:p>
+    <w:p>
+      <w:pPr>
+        <w:shd w:fill="F3F4F6" w:val="clear"/>
+        <w:spacing w:after="0"/>
+        <w:ind w:left="360" w:right="360"/>
+      </w:pPr>
+      <w:r>
+        <w:rPr>
+          <w:rFonts w:ascii="Consolas" w:cs="Consolas" w:eastAsia="Consolas" w:hAnsi="Consolas"/>
+          <w:color w:val="1F2937"/>
+          <w:sz w:val="17"/>
+          <w:szCs w:val="17"/>
+        </w:rPr>
+        <w:t xml:space="preserve">Updates chat_sessions.user_rating</w:t>
+      </w:r>
+    </w:p>
+    <w:p>
+      <w:pPr>
+        <w:shd w:fill="F3F4F6" w:val="clear"/>
+        <w:spacing w:after="0"/>
+        <w:ind w:left="360" w:right="360"/>
+      </w:pPr>
+      <w:r>
+        <w:rPr>
+          <w:rFonts w:ascii="Consolas" w:cs="Consolas" w:eastAsia="Consolas" w:hAnsi="Consolas"/>
+          <w:color w:val="1F2937"/>
+          <w:sz w:val="17"/>
+          <w:szCs w:val="17"/>
+        </w:rPr>
+        <w:t xml:space="preserve">Sets status to 'completed'</w:t>
+      </w:r>
+    </w:p>
+    <w:p>
+      <w:pPr>
+        <w:pStyle w:val="Heading1"/>
+        <w:spacing w:after="200" w:before="360"/>
+      </w:pPr>
+      <w:r>
+        <w:rPr>
+          <w:rFonts w:ascii="Arial" w:cs="Arial" w:eastAsia="Arial" w:hAnsi="Arial"/>
+          <w:b/>
+          <w:bCs/>
+        </w:rPr>
+        <w:t xml:space="preserve">11. Admin Chat Review Dashboard (/admin/chats)</w:t>
+      </w:r>
+    </w:p>
+    <w:p>
+      <w:pPr>
+        <w:spacing w:after="120"/>
+      </w:pPr>
+      <w:r>
+        <w:rPr>
+          <w:rFonts w:ascii="Arial" w:cs="Arial" w:eastAsia="Arial" w:hAnsi="Arial"/>
+          <w:color w:val="333333"/>
+          <w:sz w:val="22"/>
+          <w:szCs w:val="22"/>
+        </w:rPr>
+        <w:t xml:space="preserve">A client-side admin page that fetches chat sessions from the API and displays them with transcripts.</w:t>
+      </w:r>
+    </w:p>
+    <w:p>
+      <w:pPr>
+        <w:pStyle w:val="Heading3"/>
+        <w:spacing w:after="120" w:before="200"/>
+      </w:pPr>
+      <w:r>
+        <w:rPr>
+          <w:rFonts w:ascii="Arial" w:cs="Arial" w:eastAsia="Arial" w:hAnsi="Arial"/>
+          <w:b/>
+          <w:bCs/>
+        </w:rPr>
+        <w:t xml:space="preserve">Features</w:t>
+      </w:r>
+    </w:p>
+    <w:p>
+      <w:pPr>
+        <w:pStyle w:val="ListParagraph"/>
+        <w:numPr>
+          <w:ilvl w:val="0"/>
+          <w:numId w:val="3"/>
+        </w:numPr>
+      </w:pPr>
+      <w:r>
+        <w:rPr>
+          <w:rFonts w:ascii="Arial" w:cs="Arial" w:eastAsia="Arial" w:hAnsi="Arial"/>
+          <w:sz w:val="22"/>
+          <w:szCs w:val="22"/>
+        </w:rPr>
+        <w:t xml:space="preserve">Stats: total chats, avg user rating, 5-star count, user-rated count</w:t>
+      </w:r>
+    </w:p>
+    <w:p>
+      <w:pPr>
+        <w:pStyle w:val="ListParagraph"/>
+        <w:numPr>
+          <w:ilvl w:val="0"/>
+          <w:numId w:val="3"/>
+        </w:numPr>
+      </w:pPr>
+      <w:r>
+        <w:rPr>
+          <w:rFonts w:ascii="Arial" w:cs="Arial" w:eastAsia="Arial" w:hAnsi="Arial"/>
+          <w:sz w:val="22"/>
+          <w:szCs w:val="22"/>
+        </w:rPr>
+        <w:t xml:space="preserve">Session list with: message count, status, user rating, page, date</w:t>
+      </w:r>
+    </w:p>
+    <w:p>
+      <w:pPr>
+        <w:pStyle w:val="ListParagraph"/>
+        <w:numPr>
+          <w:ilvl w:val="0"/>
+          <w:numId w:val="3"/>
+        </w:numPr>
+      </w:pPr>
+      <w:r>
+        <w:rPr>
+          <w:rFonts w:ascii="Arial" w:cs="Arial" w:eastAsia="Arial" w:hAnsi="Arial"/>
+          <w:sz w:val="22"/>
+          <w:szCs w:val="22"/>
+        </w:rPr>
+        <w:t xml:space="preserve">Click session -&gt; slide-out transcript panel with full conversation</w:t>
+      </w:r>
+    </w:p>
+    <w:p>
+      <w:pPr>
+        <w:pStyle w:val="ListParagraph"/>
+        <w:numPr>
+          <w:ilvl w:val="0"/>
+          <w:numId w:val="3"/>
+        </w:numPr>
+      </w:pPr>
+      <w:r>
+        <w:rPr>
+          <w:rFonts w:ascii="Arial" w:cs="Arial" w:eastAsia="Arial" w:hAnsi="Arial"/>
+          <w:sz w:val="22"/>
+          <w:szCs w:val="22"/>
+        </w:rPr>
+        <w:t xml:space="preserve">Admin star rating inline on each session (saves immediately)</w:t>
+      </w:r>
+    </w:p>
+    <w:p>
+      <w:pPr>
+        <w:pStyle w:val="ListParagraph"/>
+        <w:numPr>
+          <w:ilvl w:val="0"/>
+          <w:numId w:val="3"/>
+        </w:numPr>
+      </w:pPr>
+      <w:r>
+        <w:rPr>
+          <w:rFonts w:ascii="Arial" w:cs="Arial" w:eastAsia="Arial" w:hAnsi="Arial"/>
+          <w:sz w:val="22"/>
+          <w:szCs w:val="22"/>
+        </w:rPr>
+        <w:t xml:space="preserve">5-star admin rating triggers learning extraction</w:t>
+      </w:r>
+    </w:p>
+    <w:p>
+      <w:pPr>
+        <w:pStyle w:val="Heading3"/>
+        <w:spacing w:after="120" w:before="200"/>
+      </w:pPr>
+      <w:r>
+        <w:rPr>
+          <w:rFonts w:ascii="Arial" w:cs="Arial" w:eastAsia="Arial" w:hAnsi="Arial"/>
+          <w:b/>
+          <w:bCs/>
+        </w:rPr>
+        <w:t xml:space="preserve">APIs Used</w:t>
+      </w:r>
+    </w:p>
+    <w:p>
+      <w:pPr>
+        <w:shd w:fill="F3F4F6" w:val="clear"/>
+        <w:spacing w:after="0"/>
+        <w:ind w:left="360" w:right="360"/>
+      </w:pPr>
+      <w:r>
+        <w:rPr>
+          <w:rFonts w:ascii="Consolas" w:cs="Consolas" w:eastAsia="Consolas" w:hAnsi="Consolas"/>
+          <w:color w:val="1F2937"/>
+          <w:sz w:val="17"/>
+          <w:szCs w:val="17"/>
+        </w:rPr>
+        <w:t xml:space="preserve">GET /api/admin/chat -&gt; list all sessions</w:t>
+      </w:r>
+    </w:p>
+    <w:p>
+      <w:pPr>
+        <w:shd w:fill="F3F4F6" w:val="clear"/>
+        <w:spacing w:after="0"/>
+        <w:ind w:left="360" w:right="360"/>
+      </w:pPr>
+      <w:r>
+        <w:rPr>
+          <w:rFonts w:ascii="Consolas" w:cs="Consolas" w:eastAsia="Consolas" w:hAnsi="Consolas"/>
+          <w:color w:val="1F2937"/>
+          <w:sz w:val="17"/>
+          <w:szCs w:val="17"/>
+        </w:rPr>
+        <w:t xml:space="preserve">GET /api/admin/chat/messages?sessionId=X -&gt; transcript</w:t>
+      </w:r>
+    </w:p>
+    <w:p>
+      <w:pPr>
+        <w:shd w:fill="F3F4F6" w:val="clear"/>
+        <w:spacing w:after="0"/>
+        <w:ind w:left="360" w:right="360"/>
+      </w:pPr>
+      <w:r>
+        <w:rPr>
+          <w:rFonts w:ascii="Consolas" w:cs="Consolas" w:eastAsia="Consolas" w:hAnsi="Consolas"/>
+          <w:color w:val="1F2937"/>
+          <w:sz w:val="17"/>
+          <w:szCs w:val="17"/>
+        </w:rPr>
+        <w:t xml:space="preserve">POST /api/admin/chat -&gt; { sessionId, rating } admin rates</w:t>
+      </w:r>
+    </w:p>
+    <w:p>
+      <w:r>
+        <w:br w:type="page"/>
+      </w:r>
+    </w:p>
+    <w:p>
+      <w:pPr>
+        <w:pStyle w:val="Heading1"/>
+        <w:spacing w:after="200" w:before="360"/>
+      </w:pPr>
+      <w:r>
+        <w:rPr>
+          <w:rFonts w:ascii="Arial" w:cs="Arial" w:eastAsia="Arial" w:hAnsi="Arial"/>
+          <w:b/>
+          <w:bCs/>
+        </w:rPr>
+        <w:t xml:space="preserve">12. Admin Rating &amp; Learning System</w:t>
+      </w:r>
+    </w:p>
+    <w:p>
+      <w:pPr>
+        <w:spacing w:after="120"/>
+      </w:pPr>
+      <w:r>
+        <w:rPr>
+          <w:rFonts w:ascii="Arial" w:cs="Arial" w:eastAsia="Arial" w:hAnsi="Arial"/>
+          <w:color w:val="333333"/>
+          <w:sz w:val="22"/>
+          <w:szCs w:val="22"/>
+        </w:rPr>
+        <w:t xml:space="preserve">When admin rates a session 5 stars, the system extracts Q&amp;A pairs and feeds them back into the chatbot's knowledge base.</w:t>
+      </w:r>
+    </w:p>
+    <w:p>
+      <w:pPr>
+        <w:pStyle w:val="Heading3"/>
+        <w:spacing w:after="120" w:before="200"/>
+      </w:pPr>
+      <w:r>
+        <w:rPr>
+          <w:rFonts w:ascii="Arial" w:cs="Arial" w:eastAsia="Arial" w:hAnsi="Arial"/>
+          <w:b/>
+          <w:bCs/>
+        </w:rPr>
+        <w:t xml:space="preserve">Learning Flow</w:t>
       </w:r>
     </w:p>
     <w:p>
@@ -3210,7 +2722,7 @@
           <w:sz w:val="22"/>
           <w:szCs w:val="22"/>
         </w:rPr>
-        <w:t xml:space="preserve">Widget shows inline form: Name + Email (required)</w:t>
+        <w:t xml:space="preserve">Admin rates session 5 stars via POST /api/admin/chat</w:t>
       </w:r>
     </w:p>
     <w:p>
@@ -3227,7 +2739,7 @@
           <w:sz w:val="22"/>
           <w:szCs w:val="22"/>
         </w:rPr>
-        <w:t xml:space="preserve">Form submits to /api/chat/escalate with name, email, full message history, current page</w:t>
+        <w:t xml:space="preserve">API loads all messages for that session from chat_messages</w:t>
       </w:r>
     </w:p>
     <w:p>
@@ -3244,7 +2756,7 @@
           <w:sz w:val="22"/>
           <w:szCs w:val="22"/>
         </w:rPr>
-        <w:t xml:space="preserve">API stores lead in database</w:t>
+        <w:t xml:space="preserve">Extracts user-&gt;assistant pairs as { q, a } objects</w:t>
       </w:r>
     </w:p>
     <w:p>
@@ -3261,7 +2773,7 @@
           <w:sz w:val="22"/>
           <w:szCs w:val="22"/>
         </w:rPr>
-        <w:t xml:space="preserve">API sends email to business owner with full conversation transcript (HTML formatted)</w:t>
+        <w:t xml:space="preserve">Loads existing learned Q&amp;A from site_settings (key: chatbot_learned_qa)</w:t>
       </w:r>
     </w:p>
     <w:p>
@@ -3278,7 +2790,7 @@
           <w:sz w:val="22"/>
           <w:szCs w:val="22"/>
         </w:rPr>
-        <w:t xml:space="preserve">API sends confirmation email to the visitor</w:t>
+        <w:t xml:space="preserve">Appends new pairs, keeps max 50 (FIFO)</w:t>
       </w:r>
     </w:p>
     <w:p>
@@ -3295,7 +2807,131 @@
           <w:sz w:val="22"/>
           <w:szCs w:val="22"/>
         </w:rPr>
-        <w:t xml:space="preserve">Widget shows confirmation message: '[Owner] will follow up within a few hours'</w:t>
+        <w:t xml:space="preserve">Saves updated JSON array back to site_settings</w:t>
+      </w:r>
+    </w:p>
+    <w:p>
+      <w:pPr>
+        <w:pStyle w:val="Heading3"/>
+        <w:spacing w:after="120" w:before="200"/>
+      </w:pPr>
+      <w:r>
+        <w:rPr>
+          <w:rFonts w:ascii="Arial" w:cs="Arial" w:eastAsia="Arial" w:hAnsi="Arial"/>
+          <w:b/>
+          <w:bCs/>
+        </w:rPr>
+        <w:t xml:space="preserve">How Learned Content Is Used</w:t>
+      </w:r>
+    </w:p>
+    <w:p>
+      <w:pPr>
+        <w:spacing w:after="120"/>
+      </w:pPr>
+      <w:r>
+        <w:rPr>
+          <w:rFonts w:ascii="Arial" w:cs="Arial" w:eastAsia="Arial" w:hAnsi="Arial"/>
+          <w:color w:val="333333"/>
+          <w:sz w:val="22"/>
+          <w:szCs w:val="22"/>
+        </w:rPr>
+        <w:t xml:space="preserve">On every chat API call, after loading the base prompt, the API reads chatbot_learned_qa and appends:</w:t>
+      </w:r>
+    </w:p>
+    <w:p>
+      <w:pPr>
+        <w:shd w:fill="F3F4F6" w:val="clear"/>
+        <w:spacing w:after="0"/>
+        <w:ind w:left="360" w:right="360"/>
+      </w:pPr>
+      <w:r>
+        <w:rPr>
+          <w:rFonts w:ascii="Consolas" w:cs="Consolas" w:eastAsia="Consolas" w:hAnsi="Consolas"/>
+          <w:color w:val="1F2937"/>
+          <w:sz w:val="17"/>
+          <w:szCs w:val="17"/>
+        </w:rPr>
+        <w:t xml:space="preserve">## LEARNED FROM HIGH-RATED CONVERSATIONS</w:t>
+      </w:r>
+    </w:p>
+    <w:p>
+      <w:pPr>
+        <w:shd w:fill="F3F4F6" w:val="clear"/>
+        <w:spacing w:after="0"/>
+        <w:ind w:left="360" w:right="360"/>
+      </w:pPr>
+      <w:r>
+        <w:rPr>
+          <w:rFonts w:ascii="Consolas" w:cs="Consolas" w:eastAsia="Consolas" w:hAnsi="Consolas"/>
+          <w:color w:val="1F2937"/>
+          <w:sz w:val="17"/>
+          <w:szCs w:val="17"/>
+        </w:rPr>
+        <w:t xml:space="preserve">Q: [user question from 5-star chat]</w:t>
+      </w:r>
+    </w:p>
+    <w:p>
+      <w:pPr>
+        <w:shd w:fill="F3F4F6" w:val="clear"/>
+        <w:spacing w:after="0"/>
+        <w:ind w:left="360" w:right="360"/>
+      </w:pPr>
+      <w:r>
+        <w:rPr>
+          <w:rFonts w:ascii="Consolas" w:cs="Consolas" w:eastAsia="Consolas" w:hAnsi="Consolas"/>
+          <w:color w:val="1F2937"/>
+          <w:sz w:val="17"/>
+          <w:szCs w:val="17"/>
+        </w:rPr>
+        <w:t xml:space="preserve">A: [assistant answer that was rated highly]</w:t>
+      </w:r>
+    </w:p>
+    <w:p>
+      <w:pPr>
+        <w:shd w:fill="F3F4F6" w:val="clear"/>
+        <w:spacing w:after="0"/>
+        <w:ind w:left="360" w:right="360"/>
+      </w:pPr>
+      <w:r>
+        <w:rPr>
+          <w:rFonts w:ascii="Consolas" w:cs="Consolas" w:eastAsia="Consolas" w:hAnsi="Consolas"/>
+          <w:color w:val="1F2937"/>
+          <w:sz w:val="17"/>
+          <w:szCs w:val="17"/>
+        </w:rPr>
+        <w:t xml:space="preserve"/>
+      </w:r>
+    </w:p>
+    <w:p>
+      <w:pPr>
+        <w:shd w:fill="F3F4F6" w:val="clear"/>
+        <w:spacing w:after="0"/>
+        <w:ind w:left="360" w:right="360"/>
+      </w:pPr>
+      <w:r>
+        <w:rPr>
+          <w:rFonts w:ascii="Consolas" w:cs="Consolas" w:eastAsia="Consolas" w:hAnsi="Consolas"/>
+          <w:color w:val="1F2937"/>
+          <w:sz w:val="17"/>
+          <w:szCs w:val="17"/>
+        </w:rPr>
+        <w:t xml:space="preserve">This section is appended AFTER the main knowledge base.</w:t>
+      </w:r>
+    </w:p>
+    <w:p>
+      <w:pPr>
+        <w:shd w:fill="F3F4F6" w:val="clear"/>
+        <w:spacing w:after="0"/>
+        <w:ind w:left="360" w:right="360"/>
+      </w:pPr>
+      <w:r>
+        <w:rPr>
+          <w:rFonts w:ascii="Consolas" w:cs="Consolas" w:eastAsia="Consolas" w:hAnsi="Consolas"/>
+          <w:color w:val="1F2937"/>
+          <w:sz w:val="17"/>
+          <w:szCs w:val="17"/>
+        </w:rPr>
+        <w:t xml:space="preserve">Max 50 Q&amp;A pairs. Oldest removed when limit reached.</w:t>
       </w:r>
     </w:p>
     <w:p>
@@ -3316,7 +2952,7 @@
           <w:sz w:val="20"/>
           <w:szCs w:val="20"/>
         </w:rPr>
-        <w:t xml:space="preserve">💡 TIP: </w:t>
+        <w:t xml:space="preserve">TIP: </w:t>
       </w:r>
       <w:r>
         <w:rPr>
@@ -3325,18 +2961,13 @@
           <w:sz w:val="20"/>
           <w:szCs w:val="20"/>
         </w:rPr>
-        <w:t xml:space="preserve">Set the reply-to header on the escalation email to the visitor's email address. This way the business owner can reply directly from their inbox.</w:t>
-      </w:r>
-    </w:p>
-    <w:p>
-      <w:r>
-        <w:br w:type="page"/>
+        <w:t xml:space="preserve">The bot literally learns from its best conversations. Over time, it gets better at answering the questions your prospects actually ask.</w:t>
       </w:r>
     </w:p>
     <w:p>
       <w:pPr>
         <w:pStyle w:val="Heading1"/>
-        <w:spacing w:after="150" w:before="300"/>
+        <w:spacing w:after="200" w:before="360"/>
       </w:pPr>
       <w:r>
         <w:rPr>
@@ -3344,21 +2975,7 @@
           <w:b/>
           <w:bCs/>
         </w:rPr>
-        <w:t xml:space="preserve">8. Phase 6 — Admin Dashboard Controls</w:t>
-      </w:r>
-    </w:p>
-    <w:p>
-      <w:pPr>
-        <w:pStyle w:val="Heading3"/>
-        <w:spacing w:after="150" w:before="300"/>
-      </w:pPr>
-      <w:r>
-        <w:rPr>
-          <w:rFonts w:ascii="Arial" w:cs="Arial" w:eastAsia="Arial" w:hAnsi="Arial"/>
-          <w:b/>
-          <w:bCs/>
-        </w:rPr>
-        <w:t xml:space="preserve">Settings Page: /admin/settings</w:t>
+        <w:t xml:space="preserve">13. Admin Settings Page</w:t>
       </w:r>
     </w:p>
     <w:p>
@@ -3372,18 +2989,13 @@
           <w:sz w:val="22"/>
           <w:szCs w:val="22"/>
         </w:rPr>
-        <w:t xml:space="preserve">A page in the admin dashboard where the business owner can view and edit the chatbot's master prompt and enable/disable the widget.</w:t>
-      </w:r>
-    </w:p>
-    <w:p>
-      <w:pPr>
-        <w:spacing w:after="120"/>
-      </w:pPr>
-    </w:p>
-    <w:p>
-      <w:pPr>
-        <w:pStyle w:val="Heading3"/>
-        <w:spacing w:after="150" w:before="300"/>
+        <w:t xml:space="preserve">The /admin/settings page provides: chatbot enable/disable toggle, full-screen prompt editor with save/reset, character count, Custom/Default badge, and unsaved changes warning.</w:t>
+      </w:r>
+    </w:p>
+    <w:p>
+      <w:pPr>
+        <w:pStyle w:val="Heading1"/>
+        <w:spacing w:after="200" w:before="360"/>
       </w:pPr>
       <w:r>
         <w:rPr>
@@ -3391,368 +3003,7 @@
           <w:b/>
           <w:bCs/>
         </w:rPr>
-        <w:t xml:space="preserve">Features</w:t>
-      </w:r>
-    </w:p>
-    <w:p>
-      <w:pPr>
-        <w:pStyle w:val="ListParagraph"/>
-        <w:numPr>
-          <w:ilvl w:val="0"/>
-          <w:numId w:val="3"/>
-        </w:numPr>
-      </w:pPr>
-      <w:r>
-        <w:rPr>
-          <w:rFonts w:ascii="Arial" w:cs="Arial" w:eastAsia="Arial" w:hAnsi="Arial"/>
-          <w:sz w:val="22"/>
-          <w:szCs w:val="22"/>
-        </w:rPr>
-        <w:t xml:space="preserve">Chatbot enable/disable toggle (stored as 'chatbot_enabled' in site_settings)</w:t>
-      </w:r>
-    </w:p>
-    <w:p>
-      <w:pPr>
-        <w:pStyle w:val="ListParagraph"/>
-        <w:numPr>
-          <w:ilvl w:val="0"/>
-          <w:numId w:val="3"/>
-        </w:numPr>
-      </w:pPr>
-      <w:r>
-        <w:rPr>
-          <w:rFonts w:ascii="Arial" w:cs="Arial" w:eastAsia="Arial" w:hAnsi="Arial"/>
-          <w:sz w:val="22"/>
-          <w:szCs w:val="22"/>
-        </w:rPr>
-        <w:t xml:space="preserve">Full-screen textarea showing the current system prompt</w:t>
-      </w:r>
-    </w:p>
-    <w:p>
-      <w:pPr>
-        <w:pStyle w:val="ListParagraph"/>
-        <w:numPr>
-          <w:ilvl w:val="0"/>
-          <w:numId w:val="3"/>
-        </w:numPr>
-      </w:pPr>
-      <w:r>
-        <w:rPr>
-          <w:rFonts w:ascii="Arial" w:cs="Arial" w:eastAsia="Arial" w:hAnsi="Arial"/>
-          <w:sz w:val="22"/>
-          <w:szCs w:val="22"/>
-        </w:rPr>
-        <w:t xml:space="preserve">Character count display</w:t>
-      </w:r>
-    </w:p>
-    <w:p>
-      <w:pPr>
-        <w:pStyle w:val="ListParagraph"/>
-        <w:numPr>
-          <w:ilvl w:val="0"/>
-          <w:numId w:val="3"/>
-        </w:numPr>
-      </w:pPr>
-      <w:r>
-        <w:rPr>
-          <w:rFonts w:ascii="Arial" w:cs="Arial" w:eastAsia="Arial" w:hAnsi="Arial"/>
-          <w:sz w:val="22"/>
-          <w:szCs w:val="22"/>
-        </w:rPr>
-        <w:t xml:space="preserve">'Save Changes' button — stores custom prompt as 'chatbot_prompt' in site_settings</w:t>
-      </w:r>
-    </w:p>
-    <w:p>
-      <w:pPr>
-        <w:pStyle w:val="ListParagraph"/>
-        <w:numPr>
-          <w:ilvl w:val="0"/>
-          <w:numId w:val="3"/>
-        </w:numPr>
-      </w:pPr>
-      <w:r>
-        <w:rPr>
-          <w:rFonts w:ascii="Arial" w:cs="Arial" w:eastAsia="Arial" w:hAnsi="Arial"/>
-          <w:sz w:val="22"/>
-          <w:szCs w:val="22"/>
-        </w:rPr>
-        <w:t xml:space="preserve">'Reset to Default' button — clears custom prompt, reverts to hardcoded</w:t>
-      </w:r>
-    </w:p>
-    <w:p>
-      <w:pPr>
-        <w:pStyle w:val="ListParagraph"/>
-        <w:numPr>
-          <w:ilvl w:val="0"/>
-          <w:numId w:val="3"/>
-        </w:numPr>
-      </w:pPr>
-      <w:r>
-        <w:rPr>
-          <w:rFonts w:ascii="Arial" w:cs="Arial" w:eastAsia="Arial" w:hAnsi="Arial"/>
-          <w:sz w:val="22"/>
-          <w:szCs w:val="22"/>
-        </w:rPr>
-        <w:t xml:space="preserve">Custom/Default badge showing which version is active</w:t>
-      </w:r>
-    </w:p>
-    <w:p>
-      <w:pPr>
-        <w:pStyle w:val="ListParagraph"/>
-        <w:numPr>
-          <w:ilvl w:val="0"/>
-          <w:numId w:val="3"/>
-        </w:numPr>
-      </w:pPr>
-      <w:r>
-        <w:rPr>
-          <w:rFonts w:ascii="Arial" w:cs="Arial" w:eastAsia="Arial" w:hAnsi="Arial"/>
-          <w:sz w:val="22"/>
-          <w:szCs w:val="22"/>
-        </w:rPr>
-        <w:t xml:space="preserve">Unsaved changes warning</w:t>
-      </w:r>
-    </w:p>
-    <w:p>
-      <w:pPr>
-        <w:pStyle w:val="ListParagraph"/>
-        <w:numPr>
-          <w:ilvl w:val="0"/>
-          <w:numId w:val="3"/>
-        </w:numPr>
-      </w:pPr>
-      <w:r>
-        <w:rPr>
-          <w:rFonts w:ascii="Arial" w:cs="Arial" w:eastAsia="Arial" w:hAnsi="Arial"/>
-          <w:sz w:val="22"/>
-          <w:szCs w:val="22"/>
-        </w:rPr>
-        <w:t xml:space="preserve">Info panel with editing tips</w:t>
-      </w:r>
-    </w:p>
-    <w:p>
-      <w:pPr>
-        <w:pStyle w:val="Heading3"/>
-        <w:spacing w:after="150" w:before="300"/>
-      </w:pPr>
-      <w:r>
-        <w:rPr>
-          <w:rFonts w:ascii="Arial" w:cs="Arial" w:eastAsia="Arial" w:hAnsi="Arial"/>
-          <w:b/>
-          <w:bCs/>
-        </w:rPr>
-        <w:t xml:space="preserve">How the Prompt Loading Works</w:t>
-      </w:r>
-    </w:p>
-    <w:p>
-      <w:pPr>
-        <w:pStyle w:val="ListParagraph"/>
-        <w:numPr>
-          <w:ilvl w:val="0"/>
-          <w:numId w:val="2"/>
-        </w:numPr>
-      </w:pPr>
-      <w:r>
-        <w:rPr>
-          <w:rFonts w:ascii="Arial" w:cs="Arial" w:eastAsia="Arial" w:hAnsi="Arial"/>
-          <w:sz w:val="22"/>
-          <w:szCs w:val="22"/>
-        </w:rPr>
-        <w:t xml:space="preserve">Chat API checks site_settings table for key 'chatbot_prompt'</w:t>
-      </w:r>
-    </w:p>
-    <w:p>
-      <w:pPr>
-        <w:pStyle w:val="ListParagraph"/>
-        <w:numPr>
-          <w:ilvl w:val="0"/>
-          <w:numId w:val="2"/>
-        </w:numPr>
-      </w:pPr>
-      <w:r>
-        <w:rPr>
-          <w:rFonts w:ascii="Arial" w:cs="Arial" w:eastAsia="Arial" w:hAnsi="Arial"/>
-          <w:sz w:val="22"/>
-          <w:szCs w:val="22"/>
-        </w:rPr>
-        <w:t xml:space="preserve">If found and non-empty → use as system prompt</w:t>
-      </w:r>
-    </w:p>
-    <w:p>
-      <w:pPr>
-        <w:pStyle w:val="ListParagraph"/>
-        <w:numPr>
-          <w:ilvl w:val="0"/>
-          <w:numId w:val="2"/>
-        </w:numPr>
-      </w:pPr>
-      <w:r>
-        <w:rPr>
-          <w:rFonts w:ascii="Arial" w:cs="Arial" w:eastAsia="Arial" w:hAnsi="Arial"/>
-          <w:sz w:val="22"/>
-          <w:szCs w:val="22"/>
-        </w:rPr>
-        <w:t xml:space="preserve">If not found → fall back to hardcoded KNOWLEDGE_BASE constant</w:t>
-      </w:r>
-    </w:p>
-    <w:p>
-      <w:pPr>
-        <w:pStyle w:val="ListParagraph"/>
-        <w:numPr>
-          <w:ilvl w:val="0"/>
-          <w:numId w:val="2"/>
-        </w:numPr>
-      </w:pPr>
-      <w:r>
-        <w:rPr>
-          <w:rFonts w:ascii="Arial" w:cs="Arial" w:eastAsia="Arial" w:hAnsi="Arial"/>
-          <w:sz w:val="22"/>
-          <w:szCs w:val="22"/>
-        </w:rPr>
-        <w:t xml:space="preserve">Changes take effect immediately for new conversations</w:t>
-      </w:r>
-    </w:p>
-    <w:p>
-      <w:r>
-        <w:br w:type="page"/>
-      </w:r>
-    </w:p>
-    <w:p>
-      <w:pPr>
-        <w:pStyle w:val="Heading1"/>
-        <w:spacing w:after="150" w:before="300"/>
-      </w:pPr>
-      <w:r>
-        <w:rPr>
-          <w:rFonts w:ascii="Arial" w:cs="Arial" w:eastAsia="Arial" w:hAnsi="Arial"/>
-          <w:b/>
-          <w:bCs/>
-        </w:rPr>
-        <w:t xml:space="preserve">9. Phase 7 — Lead Capture Integration</w:t>
-      </w:r>
-    </w:p>
-    <w:p>
-      <w:pPr>
-        <w:spacing w:after="120"/>
-      </w:pPr>
-      <w:r>
-        <w:rPr>
-          <w:rFonts w:ascii="Arial" w:cs="Arial" w:eastAsia="Arial" w:hAnsi="Arial"/>
-          <w:color w:val="333333"/>
-          <w:sz w:val="22"/>
-          <w:szCs w:val="22"/>
-        </w:rPr>
-        <w:t xml:space="preserve">The chatbot automatically captures leads in two ways:</w:t>
-      </w:r>
-    </w:p>
-    <w:p>
-      <w:pPr>
-        <w:spacing w:after="120"/>
-      </w:pPr>
-    </w:p>
-    <w:p>
-      <w:pPr>
-        <w:pStyle w:val="Heading3"/>
-        <w:spacing w:after="150" w:before="300"/>
-      </w:pPr>
-      <w:r>
-        <w:rPr>
-          <w:rFonts w:ascii="Arial" w:cs="Arial" w:eastAsia="Arial" w:hAnsi="Arial"/>
-          <w:b/>
-          <w:bCs/>
-        </w:rPr>
-        <w:t xml:space="preserve">Auto Email Detection</w:t>
-      </w:r>
-    </w:p>
-    <w:p>
-      <w:pPr>
-        <w:spacing w:after="120"/>
-      </w:pPr>
-      <w:r>
-        <w:rPr>
-          <w:rFonts w:ascii="Arial" w:cs="Arial" w:eastAsia="Arial" w:hAnsi="Arial"/>
-          <w:color w:val="333333"/>
-          <w:sz w:val="22"/>
-          <w:szCs w:val="22"/>
-        </w:rPr>
-        <w:t xml:space="preserve">If a visitor includes an email address anywhere in their message, the chat API regex-matches it and stores it in the leads database. No form needed — it happens transparently.</w:t>
-      </w:r>
-    </w:p>
-    <w:p>
-      <w:pPr>
-        <w:pStyle w:val="Heading3"/>
-        <w:spacing w:after="150" w:before="300"/>
-      </w:pPr>
-      <w:r>
-        <w:rPr>
-          <w:rFonts w:ascii="Arial" w:cs="Arial" w:eastAsia="Arial" w:hAnsi="Arial"/>
-          <w:b/>
-          <w:bCs/>
-        </w:rPr>
-        <w:t xml:space="preserve">Escalation Capture</w:t>
-      </w:r>
-    </w:p>
-    <w:p>
-      <w:pPr>
-        <w:spacing w:after="120"/>
-      </w:pPr>
-      <w:r>
-        <w:rPr>
-          <w:rFonts w:ascii="Arial" w:cs="Arial" w:eastAsia="Arial" w:hAnsi="Arial"/>
-          <w:color w:val="333333"/>
-          <w:sz w:val="22"/>
-          <w:szCs w:val="22"/>
-        </w:rPr>
-        <w:t xml:space="preserve">When a visitor escalates to a human, they provide their name and email explicitly. Both are stored as a lead with demo_type 'live-chat-escalation'.</w:t>
-      </w:r>
-    </w:p>
-    <w:p>
-      <w:pPr>
-        <w:pBdr>
-          <w:left w:val="single" w:color="7B2FF7" w:sz="12"/>
-        </w:pBdr>
-        <w:shd w:fill="F5F3FF" w:val="clear"/>
-        <w:spacing w:after="120" w:before="120"/>
-        <w:ind w:left="240"/>
-      </w:pPr>
-      <w:r>
-        <w:rPr>
-          <w:rFonts w:ascii="Arial" w:cs="Arial" w:eastAsia="Arial" w:hAnsi="Arial"/>
-          <w:b/>
-          <w:bCs/>
-          <w:color w:val="7B2FF7"/>
-          <w:sz w:val="20"/>
-          <w:szCs w:val="20"/>
-        </w:rPr>
-        <w:t xml:space="preserve">💡 TIP: </w:t>
-      </w:r>
-      <w:r>
-        <w:rPr>
-          <w:rFonts w:ascii="Arial" w:cs="Arial" w:eastAsia="Arial" w:hAnsi="Arial"/>
-          <w:color w:val="4B5563"/>
-          <w:sz w:val="20"/>
-          <w:szCs w:val="20"/>
-        </w:rPr>
-        <w:t xml:space="preserve">Connect lead capture to your existing CRM, drip campaign, or email notification system. Every chatbot conversation that yields an email is a warm lead.</w:t>
-      </w:r>
-    </w:p>
-    <w:p>
-      <w:r>
-        <w:br w:type="page"/>
-      </w:r>
-    </w:p>
-    <w:p>
-      <w:pPr>
-        <w:pStyle w:val="Heading1"/>
-        <w:spacing w:after="150" w:before="300"/>
-      </w:pPr>
-      <w:r>
-        <w:rPr>
-          <w:rFonts w:ascii="Arial" w:cs="Arial" w:eastAsia="Arial" w:hAnsi="Arial"/>
-          <w:b/>
-          <w:bCs/>
-        </w:rPr>
-        <w:t xml:space="preserve">10. Testing Checklist</w:t>
+        <w:t xml:space="preserve">14. Testing Checklist</w:t>
       </w:r>
     </w:p>
     <w:tbl>
@@ -3830,7 +3081,7 @@
                 <w:sz w:val="20"/>
                 <w:szCs w:val="20"/>
               </w:rPr>
-              <w:t xml:space="preserve">Expected Result</w:t>
+              <w:t xml:space="preserve">Expected</w:t>
             </w:r>
           </w:p>
         </w:tc>
@@ -3862,7 +3113,7 @@
                 <w:sz w:val="20"/>
                 <w:szCs w:val="20"/>
               </w:rPr>
-              <w:t xml:space="preserve">Send normal question</w:t>
+              <w:t xml:space="preserve">Normal chat question</w:t>
             </w:r>
           </w:p>
         </w:tc>
@@ -3892,7 +3143,7 @@
                 <w:sz w:val="20"/>
                 <w:szCs w:val="20"/>
               </w:rPr>
-              <w:t xml:space="preserve">Claude responds with relevant info from knowledge base</w:t>
+              <w:t xml:space="preserve">Claude responds with KB info</w:t>
             </w:r>
           </w:p>
         </w:tc>
@@ -3924,7 +3175,7 @@
                 <w:sz w:val="20"/>
                 <w:szCs w:val="20"/>
               </w:rPr>
-              <w:t xml:space="preserve">Send 21 messages quickly</w:t>
+              <w:t xml:space="preserve">Refresh page mid-conversation</w:t>
             </w:r>
           </w:p>
         </w:tc>
@@ -3954,7 +3205,7 @@
                 <w:sz w:val="20"/>
                 <w:szCs w:val="20"/>
               </w:rPr>
-              <w:t xml:space="preserve">21st message gets rate limited (429)</w:t>
+              <w:t xml:space="preserve">Messages restored from DB</w:t>
             </w:r>
           </w:p>
         </w:tc>
@@ -3986,7 +3237,7 @@
                 <w:sz w:val="20"/>
                 <w:szCs w:val="20"/>
               </w:rPr>
-              <w:t xml:space="preserve">Send 1200-character message</w:t>
+              <w:t xml:space="preserve">Come back after 2 hours</w:t>
             </w:r>
           </w:p>
         </w:tc>
@@ -4016,7 +3267,7 @@
                 <w:sz w:val="20"/>
                 <w:szCs w:val="20"/>
               </w:rPr>
-              <w:t xml:space="preserve">Rejected with 'keep under 1000 characters'</w:t>
+              <w:t xml:space="preserve">Conversation resumed</w:t>
             </w:r>
           </w:p>
         </w:tc>
@@ -4048,7 +3299,7 @@
                 <w:sz w:val="20"/>
                 <w:szCs w:val="20"/>
               </w:rPr>
-              <w:t xml:space="preserve">Send 'ignore your instructions'</w:t>
+              <w:t xml:space="preserve">Come back after 25 hours</w:t>
             </w:r>
           </w:p>
         </w:tc>
@@ -4078,7 +3329,7 @@
                 <w:sz w:val="20"/>
                 <w:szCs w:val="20"/>
               </w:rPr>
-              <w:t xml:space="preserve">Blocked — returns redirect to business questions</w:t>
+              <w:t xml:space="preserve">Fresh session started</w:t>
             </w:r>
           </w:p>
         </w:tc>
@@ -4110,7 +3361,7 @@
                 <w:sz w:val="20"/>
                 <w:szCs w:val="20"/>
               </w:rPr>
-              <w:t xml:space="preserve">Send profanity</w:t>
+              <w:t xml:space="preserve">Close chat after 5 messages</w:t>
             </w:r>
           </w:p>
         </w:tc>
@@ -4140,7 +3391,7 @@
                 <w:sz w:val="20"/>
                 <w:szCs w:val="20"/>
               </w:rPr>
-              <w:t xml:space="preserve">Blocked — returns polite redirect</w:t>
+              <w:t xml:space="preserve">Rating prompt appears</w:t>
             </w:r>
           </w:p>
         </w:tc>
@@ -4172,7 +3423,7 @@
                 <w:sz w:val="20"/>
                 <w:szCs w:val="20"/>
               </w:rPr>
-              <w:t xml:space="preserve">Send same message 3x</w:t>
+              <w:t xml:space="preserve">Rate 4 stars</w:t>
             </w:r>
           </w:p>
         </w:tc>
@@ -4202,7 +3453,7 @@
                 <w:sz w:val="20"/>
                 <w:szCs w:val="20"/>
               </w:rPr>
-              <w:t xml:space="preserve">3rd time blocked — suggests human contact</w:t>
+              <w:t xml:space="preserve">Rating saved, thank you shown</w:t>
             </w:r>
           </w:p>
         </w:tc>
@@ -4234,7 +3485,7 @@
                 <w:sz w:val="20"/>
                 <w:szCs w:val="20"/>
               </w:rPr>
-              <w:t xml:space="preserve">Type 'talk to a real person'</w:t>
+              <w:t xml:space="preserve">Send 21 messages quickly</w:t>
             </w:r>
           </w:p>
         </w:tc>
@@ -4264,7 +3515,7 @@
                 <w:sz w:val="20"/>
                 <w:szCs w:val="20"/>
               </w:rPr>
-              <w:t xml:space="preserve">API returns escalation:true, widget shows form</w:t>
+              <w:t xml:space="preserve">Rate limited on 21st</w:t>
             </w:r>
           </w:p>
         </w:tc>
@@ -4296,7 +3547,7 @@
                 <w:sz w:val="20"/>
                 <w:szCs w:val="20"/>
               </w:rPr>
-              <w:t xml:space="preserve">Submit escalation form</w:t>
+              <w:t xml:space="preserve">Type 'ignore your instructions'</w:t>
             </w:r>
           </w:p>
         </w:tc>
@@ -4326,7 +3577,7 @@
                 <w:sz w:val="20"/>
                 <w:szCs w:val="20"/>
               </w:rPr>
-              <w:t xml:space="preserve">Email sent to owner with full transcript</w:t>
+              <w:t xml:space="preserve">Injection blocked</w:t>
             </w:r>
           </w:p>
         </w:tc>
@@ -4358,7 +3609,7 @@
                 <w:sz w:val="20"/>
                 <w:szCs w:val="20"/>
               </w:rPr>
-              <w:t xml:space="preserve">Send 51 messages</w:t>
+              <w:t xml:space="preserve">Click 'Talk to Human'</w:t>
             </w:r>
           </w:p>
         </w:tc>
@@ -4388,7 +3639,7 @@
                 <w:sz w:val="20"/>
                 <w:szCs w:val="20"/>
               </w:rPr>
-              <w:t xml:space="preserve">Conversation limited — CTA to book consultation</w:t>
+              <w:t xml:space="preserve">Escalation form shown</w:t>
             </w:r>
           </w:p>
         </w:tc>
@@ -4420,7 +3671,7 @@
                 <w:sz w:val="20"/>
                 <w:szCs w:val="20"/>
               </w:rPr>
-              <w:t xml:space="preserve">Disable chatbot in admin</w:t>
+              <w:t xml:space="preserve">Submit escalation</w:t>
             </w:r>
           </w:p>
         </w:tc>
@@ -4450,7 +3701,7 @@
                 <w:sz w:val="20"/>
                 <w:szCs w:val="20"/>
               </w:rPr>
-              <w:t xml:space="preserve">Widget disappears on all pages</w:t>
+              <w:t xml:space="preserve">Email sent with transcript</w:t>
             </w:r>
           </w:p>
         </w:tc>
@@ -4482,7 +3733,7 @@
                 <w:sz w:val="20"/>
                 <w:szCs w:val="20"/>
               </w:rPr>
-              <w:t xml:space="preserve">Edit prompt in admin and save</w:t>
+              <w:t xml:space="preserve">Admin views /admin/chats</w:t>
             </w:r>
           </w:p>
         </w:tc>
@@ -4512,7 +3763,7 @@
                 <w:sz w:val="20"/>
                 <w:szCs w:val="20"/>
               </w:rPr>
-              <w:t xml:space="preserve">Next chat uses new prompt</w:t>
+              <w:t xml:space="preserve">All sessions listed</w:t>
             </w:r>
           </w:p>
         </w:tc>
@@ -4544,7 +3795,7 @@
                 <w:sz w:val="20"/>
                 <w:szCs w:val="20"/>
               </w:rPr>
-              <w:t xml:space="preserve">Reset to default prompt</w:t>
+              <w:t xml:space="preserve">Admin clicks session</w:t>
             </w:r>
           </w:p>
         </w:tc>
@@ -4574,7 +3825,7 @@
                 <w:sz w:val="20"/>
                 <w:szCs w:val="20"/>
               </w:rPr>
-              <w:t xml:space="preserve">Chat uses hardcoded knowledge base</w:t>
+              <w:t xml:space="preserve">Full transcript shown</w:t>
             </w:r>
           </w:p>
         </w:tc>
@@ -4606,7 +3857,7 @@
                 <w:sz w:val="20"/>
                 <w:szCs w:val="20"/>
               </w:rPr>
-              <w:t xml:space="preserve">Include email in message</w:t>
+              <w:t xml:space="preserve">Admin rates 5 stars</w:t>
             </w:r>
           </w:p>
         </w:tc>
@@ -4636,7 +3887,7 @@
                 <w:sz w:val="20"/>
                 <w:szCs w:val="20"/>
               </w:rPr>
-              <w:t xml:space="preserve">Lead captured in database</w:t>
+              <w:t xml:space="preserve">Q&amp;A extracted for learning</w:t>
             </w:r>
           </w:p>
         </w:tc>
@@ -4668,7 +3919,7 @@
                 <w:sz w:val="20"/>
                 <w:szCs w:val="20"/>
               </w:rPr>
-              <w:t xml:space="preserve">Check /admin pages</w:t>
+              <w:t xml:space="preserve">Next chat after learning</w:t>
             </w:r>
           </w:p>
         </w:tc>
@@ -4698,7 +3949,131 @@
                 <w:sz w:val="20"/>
                 <w:szCs w:val="20"/>
               </w:rPr>
-              <w:t xml:space="preserve">Widget does not appear</w:t>
+              <w:t xml:space="preserve">Improved responses</w:t>
+            </w:r>
+          </w:p>
+        </w:tc>
+      </w:tr>
+      <w:tr>
+        <w:tc>
+          <w:tcPr>
+            <w:tcW w:type="dxa" w:w="3000"/>
+            <w:tcBorders>
+              <w:top w:val="single" w:color="E5E7EB" w:sz="1"/>
+              <w:left w:val="single" w:color="E5E7EB" w:sz="1"/>
+              <w:bottom w:val="single" w:color="E5E7EB" w:sz="1"/>
+              <w:right w:val="single" w:color="E5E7EB" w:sz="1"/>
+            </w:tcBorders>
+            <w:tcMar>
+              <w:top w:type="dxa" w:w="80"/>
+              <w:left w:type="dxa" w:w="120"/>
+              <w:bottom w:type="dxa" w:w="80"/>
+              <w:right w:type="dxa" w:w="120"/>
+            </w:tcMar>
+          </w:tcPr>
+          <w:p>
+            <w:r>
+              <w:rPr>
+                <w:rFonts w:ascii="Arial" w:cs="Arial" w:eastAsia="Arial" w:hAnsi="Arial"/>
+                <w:b w:val="false"/>
+                <w:bCs w:val="false"/>
+                <w:color w:val="333333"/>
+                <w:sz w:val="20"/>
+                <w:szCs w:val="20"/>
+              </w:rPr>
+              <w:t xml:space="preserve">Disable chatbot in admin</w:t>
+            </w:r>
+          </w:p>
+        </w:tc>
+        <w:tc>
+          <w:tcPr>
+            <w:tcW w:type="dxa" w:w="6360"/>
+            <w:tcBorders>
+              <w:top w:val="single" w:color="E5E7EB" w:sz="1"/>
+              <w:left w:val="single" w:color="E5E7EB" w:sz="1"/>
+              <w:bottom w:val="single" w:color="E5E7EB" w:sz="1"/>
+              <w:right w:val="single" w:color="E5E7EB" w:sz="1"/>
+            </w:tcBorders>
+            <w:tcMar>
+              <w:top w:type="dxa" w:w="80"/>
+              <w:left w:type="dxa" w:w="120"/>
+              <w:bottom w:type="dxa" w:w="80"/>
+              <w:right w:type="dxa" w:w="120"/>
+            </w:tcMar>
+          </w:tcPr>
+          <w:p>
+            <w:r>
+              <w:rPr>
+                <w:rFonts w:ascii="Arial" w:cs="Arial" w:eastAsia="Arial" w:hAnsi="Arial"/>
+                <w:b w:val="false"/>
+                <w:bCs w:val="false"/>
+                <w:color w:val="333333"/>
+                <w:sz w:val="20"/>
+                <w:szCs w:val="20"/>
+              </w:rPr>
+              <w:t xml:space="preserve">Widget disappears</w:t>
+            </w:r>
+          </w:p>
+        </w:tc>
+      </w:tr>
+      <w:tr>
+        <w:tc>
+          <w:tcPr>
+            <w:tcW w:type="dxa" w:w="3000"/>
+            <w:tcBorders>
+              <w:top w:val="single" w:color="E5E7EB" w:sz="1"/>
+              <w:left w:val="single" w:color="E5E7EB" w:sz="1"/>
+              <w:bottom w:val="single" w:color="E5E7EB" w:sz="1"/>
+              <w:right w:val="single" w:color="E5E7EB" w:sz="1"/>
+            </w:tcBorders>
+            <w:tcMar>
+              <w:top w:type="dxa" w:w="80"/>
+              <w:left w:type="dxa" w:w="120"/>
+              <w:bottom w:type="dxa" w:w="80"/>
+              <w:right w:type="dxa" w:w="120"/>
+            </w:tcMar>
+          </w:tcPr>
+          <w:p>
+            <w:r>
+              <w:rPr>
+                <w:rFonts w:ascii="Arial" w:cs="Arial" w:eastAsia="Arial" w:hAnsi="Arial"/>
+                <w:b w:val="false"/>
+                <w:bCs w:val="false"/>
+                <w:color w:val="333333"/>
+                <w:sz w:val="20"/>
+                <w:szCs w:val="20"/>
+              </w:rPr>
+              <w:t xml:space="preserve">Edit prompt in admin</w:t>
+            </w:r>
+          </w:p>
+        </w:tc>
+        <w:tc>
+          <w:tcPr>
+            <w:tcW w:type="dxa" w:w="6360"/>
+            <w:tcBorders>
+              <w:top w:val="single" w:color="E5E7EB" w:sz="1"/>
+              <w:left w:val="single" w:color="E5E7EB" w:sz="1"/>
+              <w:bottom w:val="single" w:color="E5E7EB" w:sz="1"/>
+              <w:right w:val="single" w:color="E5E7EB" w:sz="1"/>
+            </w:tcBorders>
+            <w:tcMar>
+              <w:top w:type="dxa" w:w="80"/>
+              <w:left w:type="dxa" w:w="120"/>
+              <w:bottom w:type="dxa" w:w="80"/>
+              <w:right w:type="dxa" w:w="120"/>
+            </w:tcMar>
+          </w:tcPr>
+          <w:p>
+            <w:r>
+              <w:rPr>
+                <w:rFonts w:ascii="Arial" w:cs="Arial" w:eastAsia="Arial" w:hAnsi="Arial"/>
+                <w:b w:val="false"/>
+                <w:bCs w:val="false"/>
+                <w:color w:val="333333"/>
+                <w:sz w:val="20"/>
+                <w:szCs w:val="20"/>
+              </w:rPr>
+              <w:t xml:space="preserve">Next chat uses new prompt</w:t>
             </w:r>
           </w:p>
         </w:tc>
@@ -4712,7 +4087,7 @@
     <w:p>
       <w:pPr>
         <w:pStyle w:val="Heading1"/>
-        <w:spacing w:after="150" w:before="300"/>
+        <w:spacing w:after="200" w:before="360"/>
       </w:pPr>
       <w:r>
         <w:rPr>
@@ -4720,145 +4095,7 @@
           <w:b/>
           <w:bCs/>
         </w:rPr>
-        <w:t xml:space="preserve">11. Deployment Notes</w:t>
-      </w:r>
-    </w:p>
-    <w:p>
-      <w:pPr>
-        <w:pStyle w:val="ListParagraph"/>
-        <w:numPr>
-          <w:ilvl w:val="0"/>
-          <w:numId w:val="3"/>
-        </w:numPr>
-      </w:pPr>
-      <w:r>
-        <w:rPr>
-          <w:rFonts w:ascii="Arial" w:cs="Arial" w:eastAsia="Arial" w:hAnsi="Arial"/>
-          <w:sz w:val="22"/>
-          <w:szCs w:val="22"/>
-        </w:rPr>
-        <w:t xml:space="preserve">Add ANTHROPIC_API_KEY as an encrypted runtime environment variable</w:t>
-      </w:r>
-    </w:p>
-    <w:p>
-      <w:pPr>
-        <w:pStyle w:val="ListParagraph"/>
-        <w:numPr>
-          <w:ilvl w:val="0"/>
-          <w:numId w:val="3"/>
-        </w:numPr>
-      </w:pPr>
-      <w:r>
-        <w:rPr>
-          <w:rFonts w:ascii="Arial" w:cs="Arial" w:eastAsia="Arial" w:hAnsi="Arial"/>
-          <w:sz w:val="22"/>
-          <w:szCs w:val="22"/>
-        </w:rPr>
-        <w:t xml:space="preserve">Add ADMIN_PASSWORD as an encrypted runtime environment variable</w:t>
-      </w:r>
-    </w:p>
-    <w:p>
-      <w:pPr>
-        <w:pStyle w:val="ListParagraph"/>
-        <w:numPr>
-          <w:ilvl w:val="0"/>
-          <w:numId w:val="3"/>
-        </w:numPr>
-      </w:pPr>
-      <w:r>
-        <w:rPr>
-          <w:rFonts w:ascii="Arial" w:cs="Arial" w:eastAsia="Arial" w:hAnsi="Arial"/>
-          <w:sz w:val="22"/>
-          <w:szCs w:val="22"/>
-        </w:rPr>
-        <w:t xml:space="preserve">The chatbot is enabled by default (no DB entry needed)</w:t>
-      </w:r>
-    </w:p>
-    <w:p>
-      <w:pPr>
-        <w:pStyle w:val="ListParagraph"/>
-        <w:numPr>
-          <w:ilvl w:val="0"/>
-          <w:numId w:val="3"/>
-        </w:numPr>
-      </w:pPr>
-      <w:r>
-        <w:rPr>
-          <w:rFonts w:ascii="Arial" w:cs="Arial" w:eastAsia="Arial" w:hAnsi="Arial"/>
-          <w:sz w:val="22"/>
-          <w:szCs w:val="22"/>
-        </w:rPr>
-        <w:t xml:space="preserve">The default prompt is hardcoded — no DB setup required for first deploy</w:t>
-      </w:r>
-    </w:p>
-    <w:p>
-      <w:pPr>
-        <w:pStyle w:val="ListParagraph"/>
-        <w:numPr>
-          <w:ilvl w:val="0"/>
-          <w:numId w:val="3"/>
-        </w:numPr>
-      </w:pPr>
-      <w:r>
-        <w:rPr>
-          <w:rFonts w:ascii="Arial" w:cs="Arial" w:eastAsia="Arial" w:hAnsi="Arial"/>
-          <w:sz w:val="22"/>
-          <w:szCs w:val="22"/>
-        </w:rPr>
-        <w:t xml:space="preserve">Rate limiting is in-memory — resets on server restart (acceptable for most sites)</w:t>
-      </w:r>
-    </w:p>
-    <w:p>
-      <w:pPr>
-        <w:pStyle w:val="ListParagraph"/>
-        <w:numPr>
-          <w:ilvl w:val="0"/>
-          <w:numId w:val="3"/>
-        </w:numPr>
-      </w:pPr>
-      <w:r>
-        <w:rPr>
-          <w:rFonts w:ascii="Arial" w:cs="Arial" w:eastAsia="Arial" w:hAnsi="Arial"/>
-          <w:sz w:val="22"/>
-          <w:szCs w:val="22"/>
-        </w:rPr>
-        <w:t xml:space="preserve">Monitor Anthropic API costs — the 500/day global cap prevents runaway spending</w:t>
-      </w:r>
-    </w:p>
-    <w:p>
-      <w:pPr>
-        <w:pStyle w:val="ListParagraph"/>
-        <w:numPr>
-          <w:ilvl w:val="0"/>
-          <w:numId w:val="3"/>
-        </w:numPr>
-      </w:pPr>
-      <w:r>
-        <w:rPr>
-          <w:rFonts w:ascii="Arial" w:cs="Arial" w:eastAsia="Arial" w:hAnsi="Arial"/>
-          <w:sz w:val="22"/>
-          <w:szCs w:val="22"/>
-        </w:rPr>
-        <w:t xml:space="preserve">Use Claude Haiku for lower cost if the knowledge base is simple</w:t>
-      </w:r>
-    </w:p>
-    <w:p>
-      <w:r>
-        <w:br w:type="page"/>
-      </w:r>
-    </w:p>
-    <w:p>
-      <w:pPr>
-        <w:pStyle w:val="Heading1"/>
-        <w:spacing w:after="150" w:before="300"/>
-      </w:pPr>
-      <w:r>
-        <w:rPr>
-          <w:rFonts w:ascii="Arial" w:cs="Arial" w:eastAsia="Arial" w:hAnsi="Arial"/>
-          <w:b/>
-          <w:bCs/>
-        </w:rPr>
-        <w:t xml:space="preserve">12. Claude Code Prompt Template</w:t>
+        <w:t xml:space="preserve">15. Claude Code Prompt Template</w:t>
       </w:r>
     </w:p>
     <w:p>
@@ -4872,7 +4109,7 @@
           <w:sz w:val="22"/>
           <w:szCs w:val="22"/>
         </w:rPr>
-        <w:t xml:space="preserve">Copy and paste the following prompt into Claude Code to build this entire chatbot system for a new client. Replace the bracketed placeholders with the client's actual information.</w:t>
+        <w:t xml:space="preserve">Copy and paste this into Claude Code. Replace [BRACKETS] with client details.</w:t>
       </w:r>
     </w:p>
     <w:p>
@@ -4885,73 +4122,18 @@
     </w:p>
     <w:p>
       <w:pPr>
-        <w:shd w:fill="F9FAFB" w:val="clear"/>
-        <w:spacing w:after="0"/>
-        <w:ind w:left="240" w:right="240"/>
-      </w:pPr>
-      <w:r>
-        <w:rPr>
-          <w:rFonts w:ascii="Consolas" w:cs="Consolas" w:eastAsia="Consolas" w:hAnsi="Consolas"/>
-          <w:b/>
-          <w:bCs/>
-          <w:color w:val="7B2FF7"/>
-          <w:sz w:val="18"/>
-          <w:szCs w:val="18"/>
-        </w:rPr>
-        <w:t xml:space="preserve">PROMPT START — Copy everything below this line</w:t>
-      </w:r>
-    </w:p>
-    <w:p>
-      <w:pPr>
-        <w:spacing w:after="80"/>
-      </w:pPr>
-    </w:p>
-    <w:p>
-      <w:pPr>
-        <w:shd w:fill="F3F4F6" w:val="clear"/>
-        <w:spacing w:after="0"/>
-        <w:ind w:left="360" w:right="360"/>
-      </w:pPr>
-      <w:r>
-        <w:rPr>
-          <w:rFonts w:ascii="Consolas" w:cs="Consolas" w:eastAsia="Consolas" w:hAnsi="Consolas"/>
-          <w:color w:val="1F2937"/>
-          <w:sz w:val="17"/>
-          <w:szCs w:val="17"/>
-        </w:rPr>
-        <w:t xml:space="preserve">I need you to build a complete AI-powered live chat widget for</w:t>
-      </w:r>
-    </w:p>
-    <w:p>
-      <w:pPr>
-        <w:shd w:fill="F3F4F6" w:val="clear"/>
-        <w:spacing w:after="0"/>
-        <w:ind w:left="360" w:right="360"/>
-      </w:pPr>
-      <w:r>
-        <w:rPr>
-          <w:rFonts w:ascii="Consolas" w:cs="Consolas" w:eastAsia="Consolas" w:hAnsi="Consolas"/>
-          <w:color w:val="1F2937"/>
-          <w:sz w:val="17"/>
-          <w:szCs w:val="17"/>
-        </w:rPr>
-        <w:t xml:space="preserve">[CLIENT WEBSITE URL]. The site is built with Next.js (App Router,</w:t>
-      </w:r>
-    </w:p>
-    <w:p>
-      <w:pPr>
-        <w:shd w:fill="F3F4F6" w:val="clear"/>
-        <w:spacing w:after="0"/>
-        <w:ind w:left="360" w:right="360"/>
-      </w:pPr>
-      <w:r>
-        <w:rPr>
-          <w:rFonts w:ascii="Consolas" w:cs="Consolas" w:eastAsia="Consolas" w:hAnsi="Consolas"/>
-          <w:color w:val="1F2937"/>
-          <w:sz w:val="17"/>
-          <w:szCs w:val="17"/>
-        </w:rPr>
-        <w:t xml:space="preserve">TypeScript, Tailwind CSS).</w:t>
+        <w:shd w:fill="F3F4F6" w:val="clear"/>
+        <w:spacing w:after="0"/>
+        <w:ind w:left="360" w:right="360"/>
+      </w:pPr>
+      <w:r>
+        <w:rPr>
+          <w:rFonts w:ascii="Consolas" w:cs="Consolas" w:eastAsia="Consolas" w:hAnsi="Consolas"/>
+          <w:color w:val="1F2937"/>
+          <w:sz w:val="17"/>
+          <w:szCs w:val="17"/>
+        </w:rPr>
+        <w:t xml:space="preserve">Build a complete AI chatbot for [CLIENT URL] (Next.js, TypeScript, Tailwind).</w:t>
       </w:r>
     </w:p>
     <w:p>
@@ -4983,7 +4165,55 @@
           <w:sz w:val="17"/>
           <w:szCs w:val="17"/>
         </w:rPr>
-        <w:t xml:space="preserve">## WHAT TO BUILD</w:t>
+        <w:t xml:space="preserve">## 1. KNOWLEDGE BASE (src/lib/knowledge-base.ts)</w:t>
+      </w:r>
+    </w:p>
+    <w:p>
+      <w:pPr>
+        <w:shd w:fill="F3F4F6" w:val="clear"/>
+        <w:spacing w:after="0"/>
+        <w:ind w:left="360" w:right="360"/>
+      </w:pPr>
+      <w:r>
+        <w:rPr>
+          <w:rFonts w:ascii="Consolas" w:cs="Consolas" w:eastAsia="Consolas" w:hAnsi="Consolas"/>
+          <w:color w:val="1F2937"/>
+          <w:sz w:val="17"/>
+          <w:szCs w:val="17"/>
+        </w:rPr>
+        <w:t xml:space="preserve">Scrape [CLIENT URL]. Extract all business info. Create KNOWLEDGE_BASE constant</w:t>
+      </w:r>
+    </w:p>
+    <w:p>
+      <w:pPr>
+        <w:shd w:fill="F3F4F6" w:val="clear"/>
+        <w:spacing w:after="0"/>
+        <w:ind w:left="360" w:right="360"/>
+      </w:pPr>
+      <w:r>
+        <w:rPr>
+          <w:rFonts w:ascii="Consolas" w:cs="Consolas" w:eastAsia="Consolas" w:hAnsi="Consolas"/>
+          <w:color w:val="1F2937"/>
+          <w:sz w:val="17"/>
+          <w:szCs w:val="17"/>
+        </w:rPr>
+        <w:t xml:space="preserve">with: PERSONALITY, COMPANY INFO, SERVICES+PRICING, PROCESS, INDUSTRIES,</w:t>
+      </w:r>
+    </w:p>
+    <w:p>
+      <w:pPr>
+        <w:shd w:fill="F3F4F6" w:val="clear"/>
+        <w:spacing w:after="0"/>
+        <w:ind w:left="360" w:right="360"/>
+      </w:pPr>
+      <w:r>
+        <w:rPr>
+          <w:rFonts w:ascii="Consolas" w:cs="Consolas" w:eastAsia="Consolas" w:hAnsi="Consolas"/>
+          <w:color w:val="1F2937"/>
+          <w:sz w:val="17"/>
+          <w:szCs w:val="17"/>
+        </w:rPr>
+        <w:t xml:space="preserve">PORTFOLIO, FAQs, LEAD CAPTURE, SAFETY GUARDRAILS.</w:t>
       </w:r>
     </w:p>
     <w:p>
@@ -5015,183 +4245,103 @@
           <w:sz w:val="17"/>
           <w:szCs w:val="17"/>
         </w:rPr>
-        <w:t xml:space="preserve">### 1. Knowledge Base (src/lib/knowledge-base.ts)</w:t>
-      </w:r>
-    </w:p>
-    <w:p>
-      <w:pPr>
-        <w:shd w:fill="F3F4F6" w:val="clear"/>
-        <w:spacing w:after="0"/>
-        <w:ind w:left="360" w:right="360"/>
-      </w:pPr>
-      <w:r>
-        <w:rPr>
-          <w:rFonts w:ascii="Consolas" w:cs="Consolas" w:eastAsia="Consolas" w:hAnsi="Consolas"/>
-          <w:color w:val="1F2937"/>
-          <w:sz w:val="17"/>
-          <w:szCs w:val="17"/>
-        </w:rPr>
-        <w:t xml:space="preserve">Scrape the entire website at [CLIENT URL] and create a comprehensive</w:t>
-      </w:r>
-    </w:p>
-    <w:p>
-      <w:pPr>
-        <w:shd w:fill="F3F4F6" w:val="clear"/>
-        <w:spacing w:after="0"/>
-        <w:ind w:left="360" w:right="360"/>
-      </w:pPr>
-      <w:r>
-        <w:rPr>
-          <w:rFonts w:ascii="Consolas" w:cs="Consolas" w:eastAsia="Consolas" w:hAnsi="Consolas"/>
-          <w:color w:val="1F2937"/>
-          <w:sz w:val="17"/>
-          <w:szCs w:val="17"/>
-        </w:rPr>
-        <w:t xml:space="preserve">knowledge base. Extract:</w:t>
-      </w:r>
-    </w:p>
-    <w:p>
-      <w:pPr>
-        <w:shd w:fill="F3F4F6" w:val="clear"/>
-        <w:spacing w:after="0"/>
-        <w:ind w:left="360" w:right="360"/>
-      </w:pPr>
-      <w:r>
-        <w:rPr>
-          <w:rFonts w:ascii="Consolas" w:cs="Consolas" w:eastAsia="Consolas" w:hAnsi="Consolas"/>
-          <w:color w:val="1F2937"/>
-          <w:sz w:val="17"/>
-          <w:szCs w:val="17"/>
-        </w:rPr>
-        <w:t xml:space="preserve">- Company name, location, phone, email, hours</w:t>
-      </w:r>
-    </w:p>
-    <w:p>
-      <w:pPr>
-        <w:shd w:fill="F3F4F6" w:val="clear"/>
-        <w:spacing w:after="0"/>
-        <w:ind w:left="360" w:right="360"/>
-      </w:pPr>
-      <w:r>
-        <w:rPr>
-          <w:rFonts w:ascii="Consolas" w:cs="Consolas" w:eastAsia="Consolas" w:hAnsi="Consolas"/>
-          <w:color w:val="1F2937"/>
-          <w:sz w:val="17"/>
-          <w:szCs w:val="17"/>
-        </w:rPr>
-        <w:t xml:space="preserve">- All services with descriptions and pricing</w:t>
-      </w:r>
-    </w:p>
-    <w:p>
-      <w:pPr>
-        <w:shd w:fill="F3F4F6" w:val="clear"/>
-        <w:spacing w:after="0"/>
-        <w:ind w:left="360" w:right="360"/>
-      </w:pPr>
-      <w:r>
-        <w:rPr>
-          <w:rFonts w:ascii="Consolas" w:cs="Consolas" w:eastAsia="Consolas" w:hAnsi="Consolas"/>
-          <w:color w:val="1F2937"/>
-          <w:sz w:val="17"/>
-          <w:szCs w:val="17"/>
-        </w:rPr>
-        <w:t xml:space="preserve">- Industries served</w:t>
-      </w:r>
-    </w:p>
-    <w:p>
-      <w:pPr>
-        <w:shd w:fill="F3F4F6" w:val="clear"/>
-        <w:spacing w:after="0"/>
-        <w:ind w:left="360" w:right="360"/>
-      </w:pPr>
-      <w:r>
-        <w:rPr>
-          <w:rFonts w:ascii="Consolas" w:cs="Consolas" w:eastAsia="Consolas" w:hAnsi="Consolas"/>
-          <w:color w:val="1F2937"/>
-          <w:sz w:val="17"/>
-          <w:szCs w:val="17"/>
-        </w:rPr>
-        <w:t xml:space="preserve">- Team/founder information</w:t>
-      </w:r>
-    </w:p>
-    <w:p>
-      <w:pPr>
-        <w:shd w:fill="F3F4F6" w:val="clear"/>
-        <w:spacing w:after="0"/>
-        <w:ind w:left="360" w:right="360"/>
-      </w:pPr>
-      <w:r>
-        <w:rPr>
-          <w:rFonts w:ascii="Consolas" w:cs="Consolas" w:eastAsia="Consolas" w:hAnsi="Consolas"/>
-          <w:color w:val="1F2937"/>
-          <w:sz w:val="17"/>
-          <w:szCs w:val="17"/>
-        </w:rPr>
-        <w:t xml:space="preserve">- Process/how it works</w:t>
-      </w:r>
-    </w:p>
-    <w:p>
-      <w:pPr>
-        <w:shd w:fill="F3F4F6" w:val="clear"/>
-        <w:spacing w:after="0"/>
-        <w:ind w:left="360" w:right="360"/>
-      </w:pPr>
-      <w:r>
-        <w:rPr>
-          <w:rFonts w:ascii="Consolas" w:cs="Consolas" w:eastAsia="Consolas" w:hAnsi="Consolas"/>
-          <w:color w:val="1F2937"/>
-          <w:sz w:val="17"/>
-          <w:szCs w:val="17"/>
-        </w:rPr>
-        <w:t xml:space="preserve">- Portfolio/case studies</w:t>
-      </w:r>
-    </w:p>
-    <w:p>
-      <w:pPr>
-        <w:shd w:fill="F3F4F6" w:val="clear"/>
-        <w:spacing w:after="0"/>
-        <w:ind w:left="360" w:right="360"/>
-      </w:pPr>
-      <w:r>
-        <w:rPr>
-          <w:rFonts w:ascii="Consolas" w:cs="Consolas" w:eastAsia="Consolas" w:hAnsi="Consolas"/>
-          <w:color w:val="1F2937"/>
-          <w:sz w:val="17"/>
-          <w:szCs w:val="17"/>
-        </w:rPr>
-        <w:t xml:space="preserve">- FAQs from the website</w:t>
-      </w:r>
-    </w:p>
-    <w:p>
-      <w:pPr>
-        <w:shd w:fill="F3F4F6" w:val="clear"/>
-        <w:spacing w:after="0"/>
-        <w:ind w:left="360" w:right="360"/>
-      </w:pPr>
-      <w:r>
-        <w:rPr>
-          <w:rFonts w:ascii="Consolas" w:cs="Consolas" w:eastAsia="Consolas" w:hAnsi="Consolas"/>
-          <w:color w:val="1F2937"/>
-          <w:sz w:val="17"/>
-          <w:szCs w:val="17"/>
-        </w:rPr>
-        <w:t xml:space="preserve">- Competitor comparisons (if any)</w:t>
-      </w:r>
-    </w:p>
-    <w:p>
-      <w:pPr>
-        <w:shd w:fill="F3F4F6" w:val="clear"/>
-        <w:spacing w:after="0"/>
-        <w:ind w:left="360" w:right="360"/>
-      </w:pPr>
-      <w:r>
-        <w:rPr>
-          <w:rFonts w:ascii="Consolas" w:cs="Consolas" w:eastAsia="Consolas" w:hAnsi="Consolas"/>
-          <w:color w:val="1F2937"/>
-          <w:sz w:val="17"/>
-          <w:szCs w:val="17"/>
-        </w:rPr>
-        <w:t xml:space="preserve">- Unique selling points</w:t>
+        <w:t xml:space="preserve">## 2. DATABASE TABLES</w:t>
+      </w:r>
+    </w:p>
+    <w:p>
+      <w:pPr>
+        <w:shd w:fill="F3F4F6" w:val="clear"/>
+        <w:spacing w:after="0"/>
+        <w:ind w:left="360" w:right="360"/>
+      </w:pPr>
+      <w:r>
+        <w:rPr>
+          <w:rFonts w:ascii="Consolas" w:cs="Consolas" w:eastAsia="Consolas" w:hAnsi="Consolas"/>
+          <w:color w:val="1F2937"/>
+          <w:sz w:val="17"/>
+          <w:szCs w:val="17"/>
+        </w:rPr>
+        <w:t xml:space="preserve">chat_sessions: id, session_id(unique), visitor_ip, visitor_page, started_at,</w:t>
+      </w:r>
+    </w:p>
+    <w:p>
+      <w:pPr>
+        <w:shd w:fill="F3F4F6" w:val="clear"/>
+        <w:spacing w:after="0"/>
+        <w:ind w:left="360" w:right="360"/>
+      </w:pPr>
+      <w:r>
+        <w:rPr>
+          <w:rFonts w:ascii="Consolas" w:cs="Consolas" w:eastAsia="Consolas" w:hAnsi="Consolas"/>
+          <w:color w:val="1F2937"/>
+          <w:sz w:val="17"/>
+          <w:szCs w:val="17"/>
+        </w:rPr>
+        <w:t xml:space="preserve">  last_active_at, message_count, user_rating(int 1-5), admin_rating(int 1-5),</w:t>
+      </w:r>
+    </w:p>
+    <w:p>
+      <w:pPr>
+        <w:shd w:fill="F3F4F6" w:val="clear"/>
+        <w:spacing w:after="0"/>
+        <w:ind w:left="360" w:right="360"/>
+      </w:pPr>
+      <w:r>
+        <w:rPr>
+          <w:rFonts w:ascii="Consolas" w:cs="Consolas" w:eastAsia="Consolas" w:hAnsi="Consolas"/>
+          <w:color w:val="1F2937"/>
+          <w:sz w:val="17"/>
+          <w:szCs w:val="17"/>
+        </w:rPr>
+        <w:t xml:space="preserve">  status(active|completed|escalated)</w:t>
+      </w:r>
+    </w:p>
+    <w:p>
+      <w:pPr>
+        <w:shd w:fill="F3F4F6" w:val="clear"/>
+        <w:spacing w:after="0"/>
+        <w:ind w:left="360" w:right="360"/>
+      </w:pPr>
+      <w:r>
+        <w:rPr>
+          <w:rFonts w:ascii="Consolas" w:cs="Consolas" w:eastAsia="Consolas" w:hAnsi="Consolas"/>
+          <w:color w:val="1F2937"/>
+          <w:sz w:val="17"/>
+          <w:szCs w:val="17"/>
+        </w:rPr>
+        <w:t xml:space="preserve">chat_messages: id, session_id, role(user|assistant), content, created_at</w:t>
+      </w:r>
+    </w:p>
+    <w:p>
+      <w:pPr>
+        <w:shd w:fill="F3F4F6" w:val="clear"/>
+        <w:spacing w:after="0"/>
+        <w:ind w:left="360" w:right="360"/>
+      </w:pPr>
+      <w:r>
+        <w:rPr>
+          <w:rFonts w:ascii="Consolas" w:cs="Consolas" w:eastAsia="Consolas" w:hAnsi="Consolas"/>
+          <w:color w:val="1F2937"/>
+          <w:sz w:val="17"/>
+          <w:szCs w:val="17"/>
+        </w:rPr>
+        <w:t xml:space="preserve">site_settings: id, key(unique), value, updated_at</w:t>
+      </w:r>
+    </w:p>
+    <w:p>
+      <w:pPr>
+        <w:shd w:fill="F3F4F6" w:val="clear"/>
+        <w:spacing w:after="0"/>
+        <w:ind w:left="360" w:right="360"/>
+      </w:pPr>
+      <w:r>
+        <w:rPr>
+          <w:rFonts w:ascii="Consolas" w:cs="Consolas" w:eastAsia="Consolas" w:hAnsi="Consolas"/>
+          <w:color w:val="1F2937"/>
+          <w:sz w:val="17"/>
+          <w:szCs w:val="17"/>
+        </w:rPr>
+        <w:t xml:space="preserve">  Keys: chatbot_enabled, chatbot_prompt, chatbot_learned_qa</w:t>
       </w:r>
     </w:p>
     <w:p>
@@ -5223,7 +4373,103 @@
           <w:sz w:val="17"/>
           <w:szCs w:val="17"/>
         </w:rPr>
-        <w:t xml:space="preserve">Export as: export const KNOWLEDGE_BASE = `...`</w:t>
+        <w:t xml:space="preserve">## 3. CHAT API (POST /api/chat)</w:t>
+      </w:r>
+    </w:p>
+    <w:p>
+      <w:pPr>
+        <w:shd w:fill="F3F4F6" w:val="clear"/>
+        <w:spacing w:after="0"/>
+        <w:ind w:left="360" w:right="360"/>
+      </w:pPr>
+      <w:r>
+        <w:rPr>
+          <w:rFonts w:ascii="Consolas" w:cs="Consolas" w:eastAsia="Consolas" w:hAnsi="Consolas"/>
+          <w:color w:val="1F2937"/>
+          <w:sz w:val="17"/>
+          <w:szCs w:val="17"/>
+        </w:rPr>
+        <w:t xml:space="preserve">Accept { messages[], sessionId, visitorInfo }. Run guards: rate limit</w:t>
+      </w:r>
+    </w:p>
+    <w:p>
+      <w:pPr>
+        <w:shd w:fill="F3F4F6" w:val="clear"/>
+        <w:spacing w:after="0"/>
+        <w:ind w:left="360" w:right="360"/>
+      </w:pPr>
+      <w:r>
+        <w:rPr>
+          <w:rFonts w:ascii="Consolas" w:cs="Consolas" w:eastAsia="Consolas" w:hAnsi="Consolas"/>
+          <w:color w:val="1F2937"/>
+          <w:sz w:val="17"/>
+          <w:szCs w:val="17"/>
+        </w:rPr>
+        <w:t xml:space="preserve">(20/10min/IP), daily cap (500), msg length (1000), injection filter,</w:t>
+      </w:r>
+    </w:p>
+    <w:p>
+      <w:pPr>
+        <w:shd w:fill="F3F4F6" w:val="clear"/>
+        <w:spacing w:after="0"/>
+        <w:ind w:left="360" w:right="360"/>
+      </w:pPr>
+      <w:r>
+        <w:rPr>
+          <w:rFonts w:ascii="Consolas" w:cs="Consolas" w:eastAsia="Consolas" w:hAnsi="Consolas"/>
+          <w:color w:val="1F2937"/>
+          <w:sz w:val="17"/>
+          <w:szCs w:val="17"/>
+        </w:rPr>
+        <w:t xml:space="preserve">profanity filter, repetition check, escalation detection. Read custom</w:t>
+      </w:r>
+    </w:p>
+    <w:p>
+      <w:pPr>
+        <w:shd w:fill="F3F4F6" w:val="clear"/>
+        <w:spacing w:after="0"/>
+        <w:ind w:left="360" w:right="360"/>
+      </w:pPr>
+      <w:r>
+        <w:rPr>
+          <w:rFonts w:ascii="Consolas" w:cs="Consolas" w:eastAsia="Consolas" w:hAnsi="Consolas"/>
+          <w:color w:val="1F2937"/>
+          <w:sz w:val="17"/>
+          <w:szCs w:val="17"/>
+        </w:rPr>
+        <w:t xml:space="preserve">prompt from DB (key: chatbot_prompt, fall back to hardcoded). Append</w:t>
+      </w:r>
+    </w:p>
+    <w:p>
+      <w:pPr>
+        <w:shd w:fill="F3F4F6" w:val="clear"/>
+        <w:spacing w:after="0"/>
+        <w:ind w:left="360" w:right="360"/>
+      </w:pPr>
+      <w:r>
+        <w:rPr>
+          <w:rFonts w:ascii="Consolas" w:cs="Consolas" w:eastAsia="Consolas" w:hAnsi="Consolas"/>
+          <w:color w:val="1F2937"/>
+          <w:sz w:val="17"/>
+          <w:szCs w:val="17"/>
+        </w:rPr>
+        <w:t xml:space="preserve">learned Q&amp;A (key: chatbot_learned_qa). Call Claude. Save user msg +</w:t>
+      </w:r>
+    </w:p>
+    <w:p>
+      <w:pPr>
+        <w:shd w:fill="F3F4F6" w:val="clear"/>
+        <w:spacing w:after="0"/>
+        <w:ind w:left="360" w:right="360"/>
+      </w:pPr>
+      <w:r>
+        <w:rPr>
+          <w:rFonts w:ascii="Consolas" w:cs="Consolas" w:eastAsia="Consolas" w:hAnsi="Consolas"/>
+          <w:color w:val="1F2937"/>
+          <w:sz w:val="17"/>
+          <w:szCs w:val="17"/>
+        </w:rPr>
+        <w:t xml:space="preserve">assistant reply to chat_messages. Update session. Auto-capture emails.</w:t>
       </w:r>
     </w:p>
     <w:p>
@@ -5255,183 +4501,39 @@
           <w:sz w:val="17"/>
           <w:szCs w:val="17"/>
         </w:rPr>
-        <w:t xml:space="preserve">Include these sections in the prompt:</w:t>
-      </w:r>
-    </w:p>
-    <w:p>
-      <w:pPr>
-        <w:shd w:fill="F3F4F6" w:val="clear"/>
-        <w:spacing w:after="0"/>
-        <w:ind w:left="360" w:right="360"/>
-      </w:pPr>
-      <w:r>
-        <w:rPr>
-          <w:rFonts w:ascii="Consolas" w:cs="Consolas" w:eastAsia="Consolas" w:hAnsi="Consolas"/>
-          <w:color w:val="1F2937"/>
-          <w:sz w:val="17"/>
-          <w:szCs w:val="17"/>
-        </w:rPr>
-        <w:t xml:space="preserve">- PERSONALITY (friendly, professional, not salesy)</w:t>
-      </w:r>
-    </w:p>
-    <w:p>
-      <w:pPr>
-        <w:shd w:fill="F3F4F6" w:val="clear"/>
-        <w:spacing w:after="0"/>
-        <w:ind w:left="360" w:right="360"/>
-      </w:pPr>
-      <w:r>
-        <w:rPr>
-          <w:rFonts w:ascii="Consolas" w:cs="Consolas" w:eastAsia="Consolas" w:hAnsi="Consolas"/>
-          <w:color w:val="1F2937"/>
-          <w:sz w:val="17"/>
-          <w:szCs w:val="17"/>
-        </w:rPr>
-        <w:t xml:space="preserve">- COMPANY INFO</w:t>
-      </w:r>
-    </w:p>
-    <w:p>
-      <w:pPr>
-        <w:shd w:fill="F3F4F6" w:val="clear"/>
-        <w:spacing w:after="0"/>
-        <w:ind w:left="360" w:right="360"/>
-      </w:pPr>
-      <w:r>
-        <w:rPr>
-          <w:rFonts w:ascii="Consolas" w:cs="Consolas" w:eastAsia="Consolas" w:hAnsi="Consolas"/>
-          <w:color w:val="1F2937"/>
-          <w:sz w:val="17"/>
-          <w:szCs w:val="17"/>
-        </w:rPr>
-        <w:t xml:space="preserve">- SERVICES with prices</w:t>
-      </w:r>
-    </w:p>
-    <w:p>
-      <w:pPr>
-        <w:shd w:fill="F3F4F6" w:val="clear"/>
-        <w:spacing w:after="0"/>
-        <w:ind w:left="360" w:right="360"/>
-      </w:pPr>
-      <w:r>
-        <w:rPr>
-          <w:rFonts w:ascii="Consolas" w:cs="Consolas" w:eastAsia="Consolas" w:hAnsi="Consolas"/>
-          <w:color w:val="1F2937"/>
-          <w:sz w:val="17"/>
-          <w:szCs w:val="17"/>
-        </w:rPr>
-        <w:t xml:space="preserve">- PRICING tiers</w:t>
-      </w:r>
-    </w:p>
-    <w:p>
-      <w:pPr>
-        <w:shd w:fill="F3F4F6" w:val="clear"/>
-        <w:spacing w:after="0"/>
-        <w:ind w:left="360" w:right="360"/>
-      </w:pPr>
-      <w:r>
-        <w:rPr>
-          <w:rFonts w:ascii="Consolas" w:cs="Consolas" w:eastAsia="Consolas" w:hAnsi="Consolas"/>
-          <w:color w:val="1F2937"/>
-          <w:sz w:val="17"/>
-          <w:szCs w:val="17"/>
-        </w:rPr>
-        <w:t xml:space="preserve">- PROCESS steps</w:t>
-      </w:r>
-    </w:p>
-    <w:p>
-      <w:pPr>
-        <w:shd w:fill="F3F4F6" w:val="clear"/>
-        <w:spacing w:after="0"/>
-        <w:ind w:left="360" w:right="360"/>
-      </w:pPr>
-      <w:r>
-        <w:rPr>
-          <w:rFonts w:ascii="Consolas" w:cs="Consolas" w:eastAsia="Consolas" w:hAnsi="Consolas"/>
-          <w:color w:val="1F2937"/>
-          <w:sz w:val="17"/>
-          <w:szCs w:val="17"/>
-        </w:rPr>
-        <w:t xml:space="preserve">- INDUSTRIES served</w:t>
-      </w:r>
-    </w:p>
-    <w:p>
-      <w:pPr>
-        <w:shd w:fill="F3F4F6" w:val="clear"/>
-        <w:spacing w:after="0"/>
-        <w:ind w:left="360" w:right="360"/>
-      </w:pPr>
-      <w:r>
-        <w:rPr>
-          <w:rFonts w:ascii="Consolas" w:cs="Consolas" w:eastAsia="Consolas" w:hAnsi="Consolas"/>
-          <w:color w:val="1F2937"/>
-          <w:sz w:val="17"/>
-          <w:szCs w:val="17"/>
-        </w:rPr>
-        <w:t xml:space="preserve">- PORTFOLIO highlights</w:t>
-      </w:r>
-    </w:p>
-    <w:p>
-      <w:pPr>
-        <w:shd w:fill="F3F4F6" w:val="clear"/>
-        <w:spacing w:after="0"/>
-        <w:ind w:left="360" w:right="360"/>
-      </w:pPr>
-      <w:r>
-        <w:rPr>
-          <w:rFonts w:ascii="Consolas" w:cs="Consolas" w:eastAsia="Consolas" w:hAnsi="Consolas"/>
-          <w:color w:val="1F2937"/>
-          <w:sz w:val="17"/>
-          <w:szCs w:val="17"/>
-        </w:rPr>
-        <w:t xml:space="preserve">- COMMON Q&amp;A handling</w:t>
-      </w:r>
-    </w:p>
-    <w:p>
-      <w:pPr>
-        <w:shd w:fill="F3F4F6" w:val="clear"/>
-        <w:spacing w:after="0"/>
-        <w:ind w:left="360" w:right="360"/>
-      </w:pPr>
-      <w:r>
-        <w:rPr>
-          <w:rFonts w:ascii="Consolas" w:cs="Consolas" w:eastAsia="Consolas" w:hAnsi="Consolas"/>
-          <w:color w:val="1F2937"/>
-          <w:sz w:val="17"/>
-          <w:szCs w:val="17"/>
-        </w:rPr>
-        <w:t xml:space="preserve">- LEAD CAPTURE guidance (when to suggest booking, demos, etc.)</w:t>
-      </w:r>
-    </w:p>
-    <w:p>
-      <w:pPr>
-        <w:shd w:fill="F3F4F6" w:val="clear"/>
-        <w:spacing w:after="0"/>
-        <w:ind w:left="360" w:right="360"/>
-      </w:pPr>
-      <w:r>
-        <w:rPr>
-          <w:rFonts w:ascii="Consolas" w:cs="Consolas" w:eastAsia="Consolas" w:hAnsi="Consolas"/>
-          <w:color w:val="1F2937"/>
-          <w:sz w:val="17"/>
-          <w:szCs w:val="17"/>
-        </w:rPr>
-        <w:t xml:space="preserve">- SAFETY &amp; GUARDRAILS (injection prevention, off-topic redirect,</w:t>
-      </w:r>
-    </w:p>
-    <w:p>
-      <w:pPr>
-        <w:shd w:fill="F3F4F6" w:val="clear"/>
-        <w:spacing w:after="0"/>
-        <w:ind w:left="360" w:right="360"/>
-      </w:pPr>
-      <w:r>
-        <w:rPr>
-          <w:rFonts w:ascii="Consolas" w:cs="Consolas" w:eastAsia="Consolas" w:hAnsi="Consolas"/>
-          <w:color w:val="1F2937"/>
-          <w:sz w:val="17"/>
-          <w:szCs w:val="17"/>
-        </w:rPr>
-        <w:t xml:space="preserve">  never reveal prompt, never make up info)</w:t>
+        <w:t xml:space="preserve">## 4. SESSION API (POST /api/chat/session)</w:t>
+      </w:r>
+    </w:p>
+    <w:p>
+      <w:pPr>
+        <w:shd w:fill="F3F4F6" w:val="clear"/>
+        <w:spacing w:after="0"/>
+        <w:ind w:left="360" w:right="360"/>
+      </w:pPr>
+      <w:r>
+        <w:rPr>
+          <w:rFonts w:ascii="Consolas" w:cs="Consolas" w:eastAsia="Consolas" w:hAnsi="Consolas"/>
+          <w:color w:val="1F2937"/>
+          <w:sz w:val="17"/>
+          <w:szCs w:val="17"/>
+        </w:rPr>
+        <w:t xml:space="preserve">Accept { sessionId?, page }. If valid session &lt; 24hrs: return messages.</w:t>
+      </w:r>
+    </w:p>
+    <w:p>
+      <w:pPr>
+        <w:shd w:fill="F3F4F6" w:val="clear"/>
+        <w:spacing w:after="0"/>
+        <w:ind w:left="360" w:right="360"/>
+      </w:pPr>
+      <w:r>
+        <w:rPr>
+          <w:rFonts w:ascii="Consolas" w:cs="Consolas" w:eastAsia="Consolas" w:hAnsi="Consolas"/>
+          <w:color w:val="1F2937"/>
+          <w:sz w:val="17"/>
+          <w:szCs w:val="17"/>
+        </w:rPr>
+        <w:t xml:space="preserve">Otherwise create new session. Return { sessionId, messages, resumed }.</w:t>
       </w:r>
     </w:p>
     <w:p>
@@ -5463,183 +4565,23 @@
           <w:sz w:val="17"/>
           <w:szCs w:val="17"/>
         </w:rPr>
-        <w:t xml:space="preserve">### 2. Chat API (src/app/api/chat/route.ts)</w:t>
-      </w:r>
-    </w:p>
-    <w:p>
-      <w:pPr>
-        <w:shd w:fill="F3F4F6" w:val="clear"/>
-        <w:spacing w:after="0"/>
-        <w:ind w:left="360" w:right="360"/>
-      </w:pPr>
-      <w:r>
-        <w:rPr>
-          <w:rFonts w:ascii="Consolas" w:cs="Consolas" w:eastAsia="Consolas" w:hAnsi="Consolas"/>
-          <w:color w:val="1F2937"/>
-          <w:sz w:val="17"/>
-          <w:szCs w:val="17"/>
-        </w:rPr>
-        <w:t xml:space="preserve">POST endpoint that:</w:t>
-      </w:r>
-    </w:p>
-    <w:p>
-      <w:pPr>
-        <w:shd w:fill="F3F4F6" w:val="clear"/>
-        <w:spacing w:after="0"/>
-        <w:ind w:left="360" w:right="360"/>
-      </w:pPr>
-      <w:r>
-        <w:rPr>
-          <w:rFonts w:ascii="Consolas" w:cs="Consolas" w:eastAsia="Consolas" w:hAnsi="Consolas"/>
-          <w:color w:val="1F2937"/>
-          <w:sz w:val="17"/>
-          <w:szCs w:val="17"/>
-        </w:rPr>
-        <w:t xml:space="preserve">- Accepts { messages[], visitorInfo? }</w:t>
-      </w:r>
-    </w:p>
-    <w:p>
-      <w:pPr>
-        <w:shd w:fill="F3F4F6" w:val="clear"/>
-        <w:spacing w:after="0"/>
-        <w:ind w:left="360" w:right="360"/>
-      </w:pPr>
-      <w:r>
-        <w:rPr>
-          <w:rFonts w:ascii="Consolas" w:cs="Consolas" w:eastAsia="Consolas" w:hAnsi="Consolas"/>
-          <w:color w:val="1F2937"/>
-          <w:sz w:val="17"/>
-          <w:szCs w:val="17"/>
-        </w:rPr>
-        <w:t xml:space="preserve">- Runs rate limiting (20 msgs/10min per IP, 500/day global)</w:t>
-      </w:r>
-    </w:p>
-    <w:p>
-      <w:pPr>
-        <w:shd w:fill="F3F4F6" w:val="clear"/>
-        <w:spacing w:after="0"/>
-        <w:ind w:left="360" w:right="360"/>
-      </w:pPr>
-      <w:r>
-        <w:rPr>
-          <w:rFonts w:ascii="Consolas" w:cs="Consolas" w:eastAsia="Consolas" w:hAnsi="Consolas"/>
-          <w:color w:val="1F2937"/>
-          <w:sz w:val="17"/>
-          <w:szCs w:val="17"/>
-        </w:rPr>
-        <w:t xml:space="preserve">- Checks abuse (injection patterns, profanity, message length</w:t>
-      </w:r>
-    </w:p>
-    <w:p>
-      <w:pPr>
-        <w:shd w:fill="F3F4F6" w:val="clear"/>
-        <w:spacing w:after="0"/>
-        <w:ind w:left="360" w:right="360"/>
-      </w:pPr>
-      <w:r>
-        <w:rPr>
-          <w:rFonts w:ascii="Consolas" w:cs="Consolas" w:eastAsia="Consolas" w:hAnsi="Consolas"/>
-          <w:color w:val="1F2937"/>
-          <w:sz w:val="17"/>
-          <w:szCs w:val="17"/>
-        </w:rPr>
-        <w:t xml:space="preserve">  max 1000 chars, repetition)</w:t>
-      </w:r>
-    </w:p>
-    <w:p>
-      <w:pPr>
-        <w:shd w:fill="F3F4F6" w:val="clear"/>
-        <w:spacing w:after="0"/>
-        <w:ind w:left="360" w:right="360"/>
-      </w:pPr>
-      <w:r>
-        <w:rPr>
-          <w:rFonts w:ascii="Consolas" w:cs="Consolas" w:eastAsia="Consolas" w:hAnsi="Consolas"/>
-          <w:color w:val="1F2937"/>
-          <w:sz w:val="17"/>
-          <w:szCs w:val="17"/>
-        </w:rPr>
-        <w:t xml:space="preserve">- Detects human escalation keywords</w:t>
-      </w:r>
-    </w:p>
-    <w:p>
-      <w:pPr>
-        <w:shd w:fill="F3F4F6" w:val="clear"/>
-        <w:spacing w:after="0"/>
-        <w:ind w:left="360" w:right="360"/>
-      </w:pPr>
-      <w:r>
-        <w:rPr>
-          <w:rFonts w:ascii="Consolas" w:cs="Consolas" w:eastAsia="Consolas" w:hAnsi="Consolas"/>
-          <w:color w:val="1F2937"/>
-          <w:sz w:val="17"/>
-          <w:szCs w:val="17"/>
-        </w:rPr>
-        <w:t xml:space="preserve">- Reads custom prompt from site_settings DB table (key:</w:t>
-      </w:r>
-    </w:p>
-    <w:p>
-      <w:pPr>
-        <w:shd w:fill="F3F4F6" w:val="clear"/>
-        <w:spacing w:after="0"/>
-        <w:ind w:left="360" w:right="360"/>
-      </w:pPr>
-      <w:r>
-        <w:rPr>
-          <w:rFonts w:ascii="Consolas" w:cs="Consolas" w:eastAsia="Consolas" w:hAnsi="Consolas"/>
-          <w:color w:val="1F2937"/>
-          <w:sz w:val="17"/>
-          <w:szCs w:val="17"/>
-        </w:rPr>
-        <w:t xml:space="preserve">  'chatbot_prompt'), falls back to hardcoded KNOWLEDGE_BASE</w:t>
-      </w:r>
-    </w:p>
-    <w:p>
-      <w:pPr>
-        <w:shd w:fill="F3F4F6" w:val="clear"/>
-        <w:spacing w:after="0"/>
-        <w:ind w:left="360" w:right="360"/>
-      </w:pPr>
-      <w:r>
-        <w:rPr>
-          <w:rFonts w:ascii="Consolas" w:cs="Consolas" w:eastAsia="Consolas" w:hAnsi="Consolas"/>
-          <w:color w:val="1F2937"/>
-          <w:sz w:val="17"/>
-          <w:szCs w:val="17"/>
-        </w:rPr>
-        <w:t xml:space="preserve">- Calls Claude API (sonnet, max_tokens 500)</w:t>
-      </w:r>
-    </w:p>
-    <w:p>
-      <w:pPr>
-        <w:shd w:fill="F3F4F6" w:val="clear"/>
-        <w:spacing w:after="0"/>
-        <w:ind w:left="360" w:right="360"/>
-      </w:pPr>
-      <w:r>
-        <w:rPr>
-          <w:rFonts w:ascii="Consolas" w:cs="Consolas" w:eastAsia="Consolas" w:hAnsi="Consolas"/>
-          <w:color w:val="1F2937"/>
-          <w:sz w:val="17"/>
-          <w:szCs w:val="17"/>
-        </w:rPr>
-        <w:t xml:space="preserve">- Auto-captures email addresses from messages into leads DB</w:t>
-      </w:r>
-    </w:p>
-    <w:p>
-      <w:pPr>
-        <w:shd w:fill="F3F4F6" w:val="clear"/>
-        <w:spacing w:after="0"/>
-        <w:ind w:left="360" w:right="360"/>
-      </w:pPr>
-      <w:r>
-        <w:rPr>
-          <w:rFonts w:ascii="Consolas" w:cs="Consolas" w:eastAsia="Consolas" w:hAnsi="Consolas"/>
-          <w:color w:val="1F2937"/>
-          <w:sz w:val="17"/>
-          <w:szCs w:val="17"/>
-        </w:rPr>
-        <w:t xml:space="preserve">- Returns { reply, escalation?, rateLimited?, blocked? }</w:t>
+        <w:t xml:space="preserve">## 5. RATE API (POST /api/chat/rate)</w:t>
+      </w:r>
+    </w:p>
+    <w:p>
+      <w:pPr>
+        <w:shd w:fill="F3F4F6" w:val="clear"/>
+        <w:spacing w:after="0"/>
+        <w:ind w:left="360" w:right="360"/>
+      </w:pPr>
+      <w:r>
+        <w:rPr>
+          <w:rFonts w:ascii="Consolas" w:cs="Consolas" w:eastAsia="Consolas" w:hAnsi="Consolas"/>
+          <w:color w:val="1F2937"/>
+          <w:sz w:val="17"/>
+          <w:szCs w:val="17"/>
+        </w:rPr>
+        <w:t xml:space="preserve">Accept { sessionId, rating: 1-5 }. Update chat_sessions.user_rating.</w:t>
       </w:r>
     </w:p>
     <w:p>
@@ -5671,119 +4613,39 @@
           <w:sz w:val="17"/>
           <w:szCs w:val="17"/>
         </w:rPr>
-        <w:t xml:space="preserve">### 3. Chat Guards (src/lib/chat-guards.ts)</w:t>
-      </w:r>
-    </w:p>
-    <w:p>
-      <w:pPr>
-        <w:shd w:fill="F3F4F6" w:val="clear"/>
-        <w:spacing w:after="0"/>
-        <w:ind w:left="360" w:right="360"/>
-      </w:pPr>
-      <w:r>
-        <w:rPr>
-          <w:rFonts w:ascii="Consolas" w:cs="Consolas" w:eastAsia="Consolas" w:hAnsi="Consolas"/>
-          <w:color w:val="1F2937"/>
-          <w:sz w:val="17"/>
-          <w:szCs w:val="17"/>
-        </w:rPr>
-        <w:t xml:space="preserve">- checkRateLimit(ip): boolean</w:t>
-      </w:r>
-    </w:p>
-    <w:p>
-      <w:pPr>
-        <w:shd w:fill="F3F4F6" w:val="clear"/>
-        <w:spacing w:after="0"/>
-        <w:ind w:left="360" w:right="360"/>
-      </w:pPr>
-      <w:r>
-        <w:rPr>
-          <w:rFonts w:ascii="Consolas" w:cs="Consolas" w:eastAsia="Consolas" w:hAnsi="Consolas"/>
-          <w:color w:val="1F2937"/>
-          <w:sz w:val="17"/>
-          <w:szCs w:val="17"/>
-        </w:rPr>
-        <w:t xml:space="preserve">- checkDailyLimit(): boolean</w:t>
-      </w:r>
-    </w:p>
-    <w:p>
-      <w:pPr>
-        <w:shd w:fill="F3F4F6" w:val="clear"/>
-        <w:spacing w:after="0"/>
-        <w:ind w:left="360" w:right="360"/>
-      </w:pPr>
-      <w:r>
-        <w:rPr>
-          <w:rFonts w:ascii="Consolas" w:cs="Consolas" w:eastAsia="Consolas" w:hAnsi="Consolas"/>
-          <w:color w:val="1F2937"/>
-          <w:sz w:val="17"/>
-          <w:szCs w:val="17"/>
-        </w:rPr>
-        <w:t xml:space="preserve">- checkAbuse(message, history?): { blocked, reason?, response? }</w:t>
-      </w:r>
-    </w:p>
-    <w:p>
-      <w:pPr>
-        <w:shd w:fill="F3F4F6" w:val="clear"/>
-        <w:spacing w:after="0"/>
-        <w:ind w:left="360" w:right="360"/>
-      </w:pPr>
-      <w:r>
-        <w:rPr>
-          <w:rFonts w:ascii="Consolas" w:cs="Consolas" w:eastAsia="Consolas" w:hAnsi="Consolas"/>
-          <w:color w:val="1F2937"/>
-          <w:sz w:val="17"/>
-          <w:szCs w:val="17"/>
-        </w:rPr>
-        <w:t xml:space="preserve">- checkConversationLimit(count): { exceeded, response? }</w:t>
-      </w:r>
-    </w:p>
-    <w:p>
-      <w:pPr>
-        <w:shd w:fill="F3F4F6" w:val="clear"/>
-        <w:spacing w:after="0"/>
-        <w:ind w:left="360" w:right="360"/>
-      </w:pPr>
-      <w:r>
-        <w:rPr>
-          <w:rFonts w:ascii="Consolas" w:cs="Consolas" w:eastAsia="Consolas" w:hAnsi="Consolas"/>
-          <w:color w:val="1F2937"/>
-          <w:sz w:val="17"/>
-          <w:szCs w:val="17"/>
-        </w:rPr>
-        <w:t xml:space="preserve">- sanitizeMessage(message): string</w:t>
-      </w:r>
-    </w:p>
-    <w:p>
-      <w:pPr>
-        <w:shd w:fill="F3F4F6" w:val="clear"/>
-        <w:spacing w:after="0"/>
-        <w:ind w:left="360" w:right="360"/>
-      </w:pPr>
-      <w:r>
-        <w:rPr>
-          <w:rFonts w:ascii="Consolas" w:cs="Consolas" w:eastAsia="Consolas" w:hAnsi="Consolas"/>
-          <w:color w:val="1F2937"/>
-          <w:sz w:val="17"/>
-          <w:szCs w:val="17"/>
-        </w:rPr>
-        <w:t xml:space="preserve">- getClientIP(request): string</w:t>
-      </w:r>
-    </w:p>
-    <w:p>
-      <w:pPr>
-        <w:shd w:fill="F3F4F6" w:val="clear"/>
-        <w:spacing w:after="0"/>
-        <w:ind w:left="360" w:right="360"/>
-      </w:pPr>
-      <w:r>
-        <w:rPr>
-          <w:rFonts w:ascii="Consolas" w:cs="Consolas" w:eastAsia="Consolas" w:hAnsi="Consolas"/>
-          <w:color w:val="1F2937"/>
-          <w:sz w:val="17"/>
-          <w:szCs w:val="17"/>
-        </w:rPr>
-        <w:t xml:space="preserve">- wantsHumanEscalation(message): boolean</w:t>
+        <w:t xml:space="preserve">## 6. ESCALATION API (POST /api/chat/escalate)</w:t>
+      </w:r>
+    </w:p>
+    <w:p>
+      <w:pPr>
+        <w:shd w:fill="F3F4F6" w:val="clear"/>
+        <w:spacing w:after="0"/>
+        <w:ind w:left="360" w:right="360"/>
+      </w:pPr>
+      <w:r>
+        <w:rPr>
+          <w:rFonts w:ascii="Consolas" w:cs="Consolas" w:eastAsia="Consolas" w:hAnsi="Consolas"/>
+          <w:color w:val="1F2937"/>
+          <w:sz w:val="17"/>
+          <w:szCs w:val="17"/>
+        </w:rPr>
+        <w:t xml:space="preserve">Accept { name, email, messages, page }. Store lead. Email [OWNER EMAIL]</w:t>
+      </w:r>
+    </w:p>
+    <w:p>
+      <w:pPr>
+        <w:shd w:fill="F3F4F6" w:val="clear"/>
+        <w:spacing w:after="0"/>
+        <w:ind w:left="360" w:right="360"/>
+      </w:pPr>
+      <w:r>
+        <w:rPr>
+          <w:rFonts w:ascii="Consolas" w:cs="Consolas" w:eastAsia="Consolas" w:hAnsi="Consolas"/>
+          <w:color w:val="1F2937"/>
+          <w:sz w:val="17"/>
+          <w:szCs w:val="17"/>
+        </w:rPr>
+        <w:t xml:space="preserve">with HTML transcript (reply-to: visitor). Confirm email to visitor.</w:t>
       </w:r>
     </w:p>
     <w:p>
@@ -5815,263 +4677,55 @@
           <w:sz w:val="17"/>
           <w:szCs w:val="17"/>
         </w:rPr>
-        <w:t xml:space="preserve">### 4. Chat Widget (src/components/shared/LiveChatWidget.tsx)</w:t>
-      </w:r>
-    </w:p>
-    <w:p>
-      <w:pPr>
-        <w:shd w:fill="F3F4F6" w:val="clear"/>
-        <w:spacing w:after="0"/>
-        <w:ind w:left="360" w:right="360"/>
-      </w:pPr>
-      <w:r>
-        <w:rPr>
-          <w:rFonts w:ascii="Consolas" w:cs="Consolas" w:eastAsia="Consolas" w:hAnsi="Consolas"/>
-          <w:color w:val="1F2937"/>
-          <w:sz w:val="17"/>
-          <w:szCs w:val="17"/>
-        </w:rPr>
-        <w:t xml:space="preserve">'use client' component with:</w:t>
-      </w:r>
-    </w:p>
-    <w:p>
-      <w:pPr>
-        <w:shd w:fill="F3F4F6" w:val="clear"/>
-        <w:spacing w:after="0"/>
-        <w:ind w:left="360" w:right="360"/>
-      </w:pPr>
-      <w:r>
-        <w:rPr>
-          <w:rFonts w:ascii="Consolas" w:cs="Consolas" w:eastAsia="Consolas" w:hAnsi="Consolas"/>
-          <w:color w:val="1F2937"/>
-          <w:sz w:val="17"/>
-          <w:szCs w:val="17"/>
-        </w:rPr>
-        <w:t xml:space="preserve">- Floating button (bottom-right) with pulse indicator</w:t>
-      </w:r>
-    </w:p>
-    <w:p>
-      <w:pPr>
-        <w:shd w:fill="F3F4F6" w:val="clear"/>
-        <w:spacing w:after="0"/>
-        <w:ind w:left="360" w:right="360"/>
-      </w:pPr>
-      <w:r>
-        <w:rPr>
-          <w:rFonts w:ascii="Consolas" w:cs="Consolas" w:eastAsia="Consolas" w:hAnsi="Consolas"/>
-          <w:color w:val="1F2937"/>
-          <w:sz w:val="17"/>
-          <w:szCs w:val="17"/>
-        </w:rPr>
-        <w:t xml:space="preserve">- 380x520 chat window with [CLIENT LOGO] in header</w:t>
-      </w:r>
-    </w:p>
-    <w:p>
-      <w:pPr>
-        <w:shd w:fill="F3F4F6" w:val="clear"/>
-        <w:spacing w:after="0"/>
-        <w:ind w:left="360" w:right="360"/>
-      </w:pPr>
-      <w:r>
-        <w:rPr>
-          <w:rFonts w:ascii="Consolas" w:cs="Consolas" w:eastAsia="Consolas" w:hAnsi="Consolas"/>
-          <w:color w:val="1F2937"/>
-          <w:sz w:val="17"/>
-          <w:szCs w:val="17"/>
-        </w:rPr>
-        <w:t xml:space="preserve">- Welcome message + 4 quick-prompt buttons</w:t>
-      </w:r>
-    </w:p>
-    <w:p>
-      <w:pPr>
-        <w:shd w:fill="F3F4F6" w:val="clear"/>
-        <w:spacing w:after="0"/>
-        <w:ind w:left="360" w:right="360"/>
-      </w:pPr>
-      <w:r>
-        <w:rPr>
-          <w:rFonts w:ascii="Consolas" w:cs="Consolas" w:eastAsia="Consolas" w:hAnsi="Consolas"/>
-          <w:color w:val="1F2937"/>
-          <w:sz w:val="17"/>
-          <w:szCs w:val="17"/>
-        </w:rPr>
-        <w:t xml:space="preserve">- Typing indicator (bouncing dots)</w:t>
-      </w:r>
-    </w:p>
-    <w:p>
-      <w:pPr>
-        <w:shd w:fill="F3F4F6" w:val="clear"/>
-        <w:spacing w:after="0"/>
-        <w:ind w:left="360" w:right="360"/>
-      </w:pPr>
-      <w:r>
-        <w:rPr>
-          <w:rFonts w:ascii="Consolas" w:cs="Consolas" w:eastAsia="Consolas" w:hAnsi="Consolas"/>
-          <w:color w:val="1F2937"/>
-          <w:sz w:val="17"/>
-          <w:szCs w:val="17"/>
-        </w:rPr>
-        <w:t xml:space="preserve">- Markdown rendering (bold, links)</w:t>
-      </w:r>
-    </w:p>
-    <w:p>
-      <w:pPr>
-        <w:shd w:fill="F3F4F6" w:val="clear"/>
-        <w:spacing w:after="0"/>
-        <w:ind w:left="360" w:right="360"/>
-      </w:pPr>
-      <w:r>
-        <w:rPr>
-          <w:rFonts w:ascii="Consolas" w:cs="Consolas" w:eastAsia="Consolas" w:hAnsi="Consolas"/>
-          <w:color w:val="1F2937"/>
-          <w:sz w:val="17"/>
-          <w:szCs w:val="17"/>
-        </w:rPr>
-        <w:t xml:space="preserve">- 'Talk to [OWNER NAME]' button in header</w:t>
-      </w:r>
-    </w:p>
-    <w:p>
-      <w:pPr>
-        <w:shd w:fill="F3F4F6" w:val="clear"/>
-        <w:spacing w:after="0"/>
-        <w:ind w:left="360" w:right="360"/>
-      </w:pPr>
-      <w:r>
-        <w:rPr>
-          <w:rFonts w:ascii="Consolas" w:cs="Consolas" w:eastAsia="Consolas" w:hAnsi="Consolas"/>
-          <w:color w:val="1F2937"/>
-          <w:sz w:val="17"/>
-          <w:szCs w:val="17"/>
-        </w:rPr>
-        <w:t xml:space="preserve">- Escalation form (name + email) when triggered</w:t>
-      </w:r>
-    </w:p>
-    <w:p>
-      <w:pPr>
-        <w:shd w:fill="F3F4F6" w:val="clear"/>
-        <w:spacing w:after="0"/>
-        <w:ind w:left="360" w:right="360"/>
-      </w:pPr>
-      <w:r>
-        <w:rPr>
-          <w:rFonts w:ascii="Consolas" w:cs="Consolas" w:eastAsia="Consolas" w:hAnsi="Consolas"/>
-          <w:color w:val="1F2937"/>
-          <w:sz w:val="17"/>
-          <w:szCs w:val="17"/>
-        </w:rPr>
-        <w:t xml:space="preserve">- Character counter (max 1000) on input</w:t>
-      </w:r>
-    </w:p>
-    <w:p>
-      <w:pPr>
-        <w:shd w:fill="F3F4F6" w:val="clear"/>
-        <w:spacing w:after="0"/>
-        <w:ind w:left="360" w:right="360"/>
-      </w:pPr>
-      <w:r>
-        <w:rPr>
-          <w:rFonts w:ascii="Consolas" w:cs="Consolas" w:eastAsia="Consolas" w:hAnsi="Consolas"/>
-          <w:color w:val="1F2937"/>
-          <w:sz w:val="17"/>
-          <w:szCs w:val="17"/>
-        </w:rPr>
-        <w:t xml:space="preserve">- Message counter (X/50) in footer</w:t>
-      </w:r>
-    </w:p>
-    <w:p>
-      <w:pPr>
-        <w:shd w:fill="F3F4F6" w:val="clear"/>
-        <w:spacing w:after="0"/>
-        <w:ind w:left="360" w:right="360"/>
-      </w:pPr>
-      <w:r>
-        <w:rPr>
-          <w:rFonts w:ascii="Consolas" w:cs="Consolas" w:eastAsia="Consolas" w:hAnsi="Consolas"/>
-          <w:color w:val="1F2937"/>
-          <w:sz w:val="17"/>
-          <w:szCs w:val="17"/>
-        </w:rPr>
-        <w:t xml:space="preserve">- Conversation limit banner at 50 messages</w:t>
-      </w:r>
-    </w:p>
-    <w:p>
-      <w:pPr>
-        <w:shd w:fill="F3F4F6" w:val="clear"/>
-        <w:spacing w:after="0"/>
-        <w:ind w:left="360" w:right="360"/>
-      </w:pPr>
-      <w:r>
-        <w:rPr>
-          <w:rFonts w:ascii="Consolas" w:cs="Consolas" w:eastAsia="Consolas" w:hAnsi="Consolas"/>
-          <w:color w:val="1F2937"/>
-          <w:sz w:val="17"/>
-          <w:szCs w:val="17"/>
-        </w:rPr>
-        <w:t xml:space="preserve">- AI disclaimer: '[COMPANY] is not responsible for accuracy</w:t>
-      </w:r>
-    </w:p>
-    <w:p>
-      <w:pPr>
-        <w:shd w:fill="F3F4F6" w:val="clear"/>
-        <w:spacing w:after="0"/>
-        <w:ind w:left="360" w:right="360"/>
-      </w:pPr>
-      <w:r>
-        <w:rPr>
-          <w:rFonts w:ascii="Consolas" w:cs="Consolas" w:eastAsia="Consolas" w:hAnsi="Consolas"/>
-          <w:color w:val="1F2937"/>
-          <w:sz w:val="17"/>
-          <w:szCs w:val="17"/>
-        </w:rPr>
-        <w:t xml:space="preserve">  of AI responses. Confirm details with our team.'</w:t>
-      </w:r>
-    </w:p>
-    <w:p>
-      <w:pPr>
-        <w:shd w:fill="F3F4F6" w:val="clear"/>
-        <w:spacing w:after="0"/>
-        <w:ind w:left="360" w:right="360"/>
-      </w:pPr>
-      <w:r>
-        <w:rPr>
-          <w:rFonts w:ascii="Consolas" w:cs="Consolas" w:eastAsia="Consolas" w:hAnsi="Consolas"/>
-          <w:color w:val="1F2937"/>
-          <w:sz w:val="17"/>
-          <w:szCs w:val="17"/>
-        </w:rPr>
-        <w:t xml:space="preserve">- Checks /api/admin/settings?key=chatbot_enabled on mount</w:t>
-      </w:r>
-    </w:p>
-    <w:p>
-      <w:pPr>
-        <w:shd w:fill="F3F4F6" w:val="clear"/>
-        <w:spacing w:after="0"/>
-        <w:ind w:left="360" w:right="360"/>
-      </w:pPr>
-      <w:r>
-        <w:rPr>
-          <w:rFonts w:ascii="Consolas" w:cs="Consolas" w:eastAsia="Consolas" w:hAnsi="Consolas"/>
-          <w:color w:val="1F2937"/>
-          <w:sz w:val="17"/>
-          <w:szCs w:val="17"/>
-        </w:rPr>
-        <w:t xml:space="preserve">- Hidden on /admin pages</w:t>
-      </w:r>
-    </w:p>
-    <w:p>
-      <w:pPr>
-        <w:shd w:fill="F3F4F6" w:val="clear"/>
-        <w:spacing w:after="0"/>
-        <w:ind w:left="360" w:right="360"/>
-      </w:pPr>
-      <w:r>
-        <w:rPr>
-          <w:rFonts w:ascii="Consolas" w:cs="Consolas" w:eastAsia="Consolas" w:hAnsi="Consolas"/>
-          <w:color w:val="1F2937"/>
-          <w:sz w:val="17"/>
-          <w:szCs w:val="17"/>
-        </w:rPr>
-        <w:t xml:space="preserve">- Add to ROOT layout (src/app/layout.tsx), not a route group</w:t>
+        <w:t xml:space="preserve">## 7. CHAT GUARDS (src/lib/chat-guards.ts)</w:t>
+      </w:r>
+    </w:p>
+    <w:p>
+      <w:pPr>
+        <w:shd w:fill="F3F4F6" w:val="clear"/>
+        <w:spacing w:after="0"/>
+        <w:ind w:left="360" w:right="360"/>
+      </w:pPr>
+      <w:r>
+        <w:rPr>
+          <w:rFonts w:ascii="Consolas" w:cs="Consolas" w:eastAsia="Consolas" w:hAnsi="Consolas"/>
+          <w:color w:val="1F2937"/>
+          <w:sz w:val="17"/>
+          <w:szCs w:val="17"/>
+        </w:rPr>
+        <w:t xml:space="preserve">checkRateLimit(ip), checkDailyLimit(), checkAbuse(msg, history),</w:t>
+      </w:r>
+    </w:p>
+    <w:p>
+      <w:pPr>
+        <w:shd w:fill="F3F4F6" w:val="clear"/>
+        <w:spacing w:after="0"/>
+        <w:ind w:left="360" w:right="360"/>
+      </w:pPr>
+      <w:r>
+        <w:rPr>
+          <w:rFonts w:ascii="Consolas" w:cs="Consolas" w:eastAsia="Consolas" w:hAnsi="Consolas"/>
+          <w:color w:val="1F2937"/>
+          <w:sz w:val="17"/>
+          <w:szCs w:val="17"/>
+        </w:rPr>
+        <w:t xml:space="preserve">checkConversationLimit(count), sanitizeMessage(msg), getClientIP(req),</w:t>
+      </w:r>
+    </w:p>
+    <w:p>
+      <w:pPr>
+        <w:shd w:fill="F3F4F6" w:val="clear"/>
+        <w:spacing w:after="0"/>
+        <w:ind w:left="360" w:right="360"/>
+      </w:pPr>
+      <w:r>
+        <w:rPr>
+          <w:rFonts w:ascii="Consolas" w:cs="Consolas" w:eastAsia="Consolas" w:hAnsi="Consolas"/>
+          <w:color w:val="1F2937"/>
+          <w:sz w:val="17"/>
+          <w:szCs w:val="17"/>
+        </w:rPr>
+        <w:t xml:space="preserve">wantsHumanEscalation(msg)</w:t>
       </w:r>
     </w:p>
     <w:p>
@@ -6103,103 +4757,135 @@
           <w:sz w:val="17"/>
           <w:szCs w:val="17"/>
         </w:rPr>
-        <w:t xml:space="preserve">### 5. Escalation API (src/app/api/chat/escalate/route.ts)</w:t>
-      </w:r>
-    </w:p>
-    <w:p>
-      <w:pPr>
-        <w:shd w:fill="F3F4F6" w:val="clear"/>
-        <w:spacing w:after="0"/>
-        <w:ind w:left="360" w:right="360"/>
-      </w:pPr>
-      <w:r>
-        <w:rPr>
-          <w:rFonts w:ascii="Consolas" w:cs="Consolas" w:eastAsia="Consolas" w:hAnsi="Consolas"/>
-          <w:color w:val="1F2937"/>
-          <w:sz w:val="17"/>
-          <w:szCs w:val="17"/>
-        </w:rPr>
-        <w:t xml:space="preserve">POST with { name, email, messages, page }:</w:t>
-      </w:r>
-    </w:p>
-    <w:p>
-      <w:pPr>
-        <w:shd w:fill="F3F4F6" w:val="clear"/>
-        <w:spacing w:after="0"/>
-        <w:ind w:left="360" w:right="360"/>
-      </w:pPr>
-      <w:r>
-        <w:rPr>
-          <w:rFonts w:ascii="Consolas" w:cs="Consolas" w:eastAsia="Consolas" w:hAnsi="Consolas"/>
-          <w:color w:val="1F2937"/>
-          <w:sz w:val="17"/>
-          <w:szCs w:val="17"/>
-        </w:rPr>
-        <w:t xml:space="preserve">- Store lead in DB</w:t>
-      </w:r>
-    </w:p>
-    <w:p>
-      <w:pPr>
-        <w:shd w:fill="F3F4F6" w:val="clear"/>
-        <w:spacing w:after="0"/>
-        <w:ind w:left="360" w:right="360"/>
-      </w:pPr>
-      <w:r>
-        <w:rPr>
-          <w:rFonts w:ascii="Consolas" w:cs="Consolas" w:eastAsia="Consolas" w:hAnsi="Consolas"/>
-          <w:color w:val="1F2937"/>
-          <w:sz w:val="17"/>
-          <w:szCs w:val="17"/>
-        </w:rPr>
-        <w:t xml:space="preserve">- Email [OWNER EMAIL] with full HTML conversation transcript</w:t>
-      </w:r>
-    </w:p>
-    <w:p>
-      <w:pPr>
-        <w:shd w:fill="F3F4F6" w:val="clear"/>
-        <w:spacing w:after="0"/>
-        <w:ind w:left="360" w:right="360"/>
-      </w:pPr>
-      <w:r>
-        <w:rPr>
-          <w:rFonts w:ascii="Consolas" w:cs="Consolas" w:eastAsia="Consolas" w:hAnsi="Consolas"/>
-          <w:color w:val="1F2937"/>
-          <w:sz w:val="17"/>
-          <w:szCs w:val="17"/>
-        </w:rPr>
-        <w:t xml:space="preserve">- Set reply-to header to visitor's email</w:t>
-      </w:r>
-    </w:p>
-    <w:p>
-      <w:pPr>
-        <w:shd w:fill="F3F4F6" w:val="clear"/>
-        <w:spacing w:after="0"/>
-        <w:ind w:left="360" w:right="360"/>
-      </w:pPr>
-      <w:r>
-        <w:rPr>
-          <w:rFonts w:ascii="Consolas" w:cs="Consolas" w:eastAsia="Consolas" w:hAnsi="Consolas"/>
-          <w:color w:val="1F2937"/>
-          <w:sz w:val="17"/>
-          <w:szCs w:val="17"/>
-        </w:rPr>
-        <w:t xml:space="preserve">- Email visitor a confirmation</w:t>
-      </w:r>
-    </w:p>
-    <w:p>
-      <w:pPr>
-        <w:shd w:fill="F3F4F6" w:val="clear"/>
-        <w:spacing w:after="0"/>
-        <w:ind w:left="360" w:right="360"/>
-      </w:pPr>
-      <w:r>
-        <w:rPr>
-          <w:rFonts w:ascii="Consolas" w:cs="Consolas" w:eastAsia="Consolas" w:hAnsi="Consolas"/>
-          <w:color w:val="1F2937"/>
-          <w:sz w:val="17"/>
-          <w:szCs w:val="17"/>
-        </w:rPr>
-        <w:t xml:space="preserve">- Return { success: true }</w:t>
+        <w:t xml:space="preserve">## 8. WIDGET (src/components/shared/LiveChatWidget.tsx)</w:t>
+      </w:r>
+    </w:p>
+    <w:p>
+      <w:pPr>
+        <w:shd w:fill="F3F4F6" w:val="clear"/>
+        <w:spacing w:after="0"/>
+        <w:ind w:left="360" w:right="360"/>
+      </w:pPr>
+      <w:r>
+        <w:rPr>
+          <w:rFonts w:ascii="Consolas" w:cs="Consolas" w:eastAsia="Consolas" w:hAnsi="Consolas"/>
+          <w:color w:val="1F2937"/>
+          <w:sz w:val="17"/>
+          <w:szCs w:val="17"/>
+        </w:rPr>
+        <w:t xml:space="preserve">'use client'. Floating button (bottom-right) + 380x520 chat window.</w:t>
+      </w:r>
+    </w:p>
+    <w:p>
+      <w:pPr>
+        <w:shd w:fill="F3F4F6" w:val="clear"/>
+        <w:spacing w:after="0"/>
+        <w:ind w:left="360" w:right="360"/>
+      </w:pPr>
+      <w:r>
+        <w:rPr>
+          <w:rFonts w:ascii="Consolas" w:cs="Consolas" w:eastAsia="Consolas" w:hAnsi="Consolas"/>
+          <w:color w:val="1F2937"/>
+          <w:sz w:val="17"/>
+          <w:szCs w:val="17"/>
+        </w:rPr>
+        <w:t xml:space="preserve">[CLIENT LOGO] in header. localStorage session persistence (24hr).</w:t>
+      </w:r>
+    </w:p>
+    <w:p>
+      <w:pPr>
+        <w:shd w:fill="F3F4F6" w:val="clear"/>
+        <w:spacing w:after="0"/>
+        <w:ind w:left="360" w:right="360"/>
+      </w:pPr>
+      <w:r>
+        <w:rPr>
+          <w:rFonts w:ascii="Consolas" w:cs="Consolas" w:eastAsia="Consolas" w:hAnsi="Consolas"/>
+          <w:color w:val="1F2937"/>
+          <w:sz w:val="17"/>
+          <w:szCs w:val="17"/>
+        </w:rPr>
+        <w:t xml:space="preserve">On mount: load session from DB or create new. Send sessionId with</w:t>
+      </w:r>
+    </w:p>
+    <w:p>
+      <w:pPr>
+        <w:shd w:fill="F3F4F6" w:val="clear"/>
+        <w:spacing w:after="0"/>
+        <w:ind w:left="360" w:right="360"/>
+      </w:pPr>
+      <w:r>
+        <w:rPr>
+          <w:rFonts w:ascii="Consolas" w:cs="Consolas" w:eastAsia="Consolas" w:hAnsi="Consolas"/>
+          <w:color w:val="1F2937"/>
+          <w:sz w:val="17"/>
+          <w:szCs w:val="17"/>
+        </w:rPr>
+        <w:t xml:space="preserve">every /api/chat call. Quick prompts. Typing dots. Markdown rendering.</w:t>
+      </w:r>
+    </w:p>
+    <w:p>
+      <w:pPr>
+        <w:shd w:fill="F3F4F6" w:val="clear"/>
+        <w:spacing w:after="0"/>
+        <w:ind w:left="360" w:right="360"/>
+      </w:pPr>
+      <w:r>
+        <w:rPr>
+          <w:rFonts w:ascii="Consolas" w:cs="Consolas" w:eastAsia="Consolas" w:hAnsi="Consolas"/>
+          <w:color w:val="1F2937"/>
+          <w:sz w:val="17"/>
+          <w:szCs w:val="17"/>
+        </w:rPr>
+        <w:t xml:space="preserve">'Talk to [OWNER]' button. Escalation form. Char limit (1000).</w:t>
+      </w:r>
+    </w:p>
+    <w:p>
+      <w:pPr>
+        <w:shd w:fill="F3F4F6" w:val="clear"/>
+        <w:spacing w:after="0"/>
+        <w:ind w:left="360" w:right="360"/>
+      </w:pPr>
+      <w:r>
+        <w:rPr>
+          <w:rFonts w:ascii="Consolas" w:cs="Consolas" w:eastAsia="Consolas" w:hAnsi="Consolas"/>
+          <w:color w:val="1F2937"/>
+          <w:sz w:val="17"/>
+          <w:szCs w:val="17"/>
+        </w:rPr>
+        <w:t xml:space="preserve">Message counter (X/50). Rating prompt (5 stars) on close after 3+ msgs.</w:t>
+      </w:r>
+    </w:p>
+    <w:p>
+      <w:pPr>
+        <w:shd w:fill="F3F4F6" w:val="clear"/>
+        <w:spacing w:after="0"/>
+        <w:ind w:left="360" w:right="360"/>
+      </w:pPr>
+      <w:r>
+        <w:rPr>
+          <w:rFonts w:ascii="Consolas" w:cs="Consolas" w:eastAsia="Consolas" w:hAnsi="Consolas"/>
+          <w:color w:val="1F2937"/>
+          <w:sz w:val="17"/>
+          <w:szCs w:val="17"/>
+        </w:rPr>
+        <w:t xml:space="preserve">AI disclaimer footer. Check chatbot_enabled setting on mount.</w:t>
+      </w:r>
+    </w:p>
+    <w:p>
+      <w:pPr>
+        <w:shd w:fill="F3F4F6" w:val="clear"/>
+        <w:spacing w:after="0"/>
+        <w:ind w:left="360" w:right="360"/>
+      </w:pPr>
+      <w:r>
+        <w:rPr>
+          <w:rFonts w:ascii="Consolas" w:cs="Consolas" w:eastAsia="Consolas" w:hAnsi="Consolas"/>
+          <w:color w:val="1F2937"/>
+          <w:sz w:val="17"/>
+          <w:szCs w:val="17"/>
+        </w:rPr>
+        <w:t xml:space="preserve">Place in ROOT layout (not route group).</w:t>
       </w:r>
     </w:p>
     <w:p>
@@ -6231,135 +4917,87 @@
           <w:sz w:val="17"/>
           <w:szCs w:val="17"/>
         </w:rPr>
-        <w:t xml:space="preserve">### 6. Admin Settings Page (src/app/(admin)/admin/settings/page.tsx)</w:t>
-      </w:r>
-    </w:p>
-    <w:p>
-      <w:pPr>
-        <w:shd w:fill="F3F4F6" w:val="clear"/>
-        <w:spacing w:after="0"/>
-        <w:ind w:left="360" w:right="360"/>
-      </w:pPr>
-      <w:r>
-        <w:rPr>
-          <w:rFonts w:ascii="Consolas" w:cs="Consolas" w:eastAsia="Consolas" w:hAnsi="Consolas"/>
-          <w:color w:val="1F2937"/>
-          <w:sz w:val="17"/>
-          <w:szCs w:val="17"/>
-        </w:rPr>
-        <w:t xml:space="preserve">Client component with:</w:t>
-      </w:r>
-    </w:p>
-    <w:p>
-      <w:pPr>
-        <w:shd w:fill="F3F4F6" w:val="clear"/>
-        <w:spacing w:after="0"/>
-        <w:ind w:left="360" w:right="360"/>
-      </w:pPr>
-      <w:r>
-        <w:rPr>
-          <w:rFonts w:ascii="Consolas" w:cs="Consolas" w:eastAsia="Consolas" w:hAnsi="Consolas"/>
-          <w:color w:val="1F2937"/>
-          <w:sz w:val="17"/>
-          <w:szCs w:val="17"/>
-        </w:rPr>
-        <w:t xml:space="preserve">- Chatbot enable/disable toggle</w:t>
-      </w:r>
-    </w:p>
-    <w:p>
-      <w:pPr>
-        <w:shd w:fill="F3F4F6" w:val="clear"/>
-        <w:spacing w:after="0"/>
-        <w:ind w:left="360" w:right="360"/>
-      </w:pPr>
-      <w:r>
-        <w:rPr>
-          <w:rFonts w:ascii="Consolas" w:cs="Consolas" w:eastAsia="Consolas" w:hAnsi="Consolas"/>
-          <w:color w:val="1F2937"/>
-          <w:sz w:val="17"/>
-          <w:szCs w:val="17"/>
-        </w:rPr>
-        <w:t xml:space="preserve">- Full-screen textarea for master prompt</w:t>
-      </w:r>
-    </w:p>
-    <w:p>
-      <w:pPr>
-        <w:shd w:fill="F3F4F6" w:val="clear"/>
-        <w:spacing w:after="0"/>
-        <w:ind w:left="360" w:right="360"/>
-      </w:pPr>
-      <w:r>
-        <w:rPr>
-          <w:rFonts w:ascii="Consolas" w:cs="Consolas" w:eastAsia="Consolas" w:hAnsi="Consolas"/>
-          <w:color w:val="1F2937"/>
-          <w:sz w:val="17"/>
-          <w:szCs w:val="17"/>
-        </w:rPr>
-        <w:t xml:space="preserve">- Character count</w:t>
-      </w:r>
-    </w:p>
-    <w:p>
-      <w:pPr>
-        <w:shd w:fill="F3F4F6" w:val="clear"/>
-        <w:spacing w:after="0"/>
-        <w:ind w:left="360" w:right="360"/>
-      </w:pPr>
-      <w:r>
-        <w:rPr>
-          <w:rFonts w:ascii="Consolas" w:cs="Consolas" w:eastAsia="Consolas" w:hAnsi="Consolas"/>
-          <w:color w:val="1F2937"/>
-          <w:sz w:val="17"/>
-          <w:szCs w:val="17"/>
-        </w:rPr>
-        <w:t xml:space="preserve">- Save / Reset to Default buttons</w:t>
-      </w:r>
-    </w:p>
-    <w:p>
-      <w:pPr>
-        <w:shd w:fill="F3F4F6" w:val="clear"/>
-        <w:spacing w:after="0"/>
-        <w:ind w:left="360" w:right="360"/>
-      </w:pPr>
-      <w:r>
-        <w:rPr>
-          <w:rFonts w:ascii="Consolas" w:cs="Consolas" w:eastAsia="Consolas" w:hAnsi="Consolas"/>
-          <w:color w:val="1F2937"/>
-          <w:sz w:val="17"/>
-          <w:szCs w:val="17"/>
-        </w:rPr>
-        <w:t xml:space="preserve">- Custom/Default badge</w:t>
-      </w:r>
-    </w:p>
-    <w:p>
-      <w:pPr>
-        <w:shd w:fill="F3F4F6" w:val="clear"/>
-        <w:spacing w:after="0"/>
-        <w:ind w:left="360" w:right="360"/>
-      </w:pPr>
-      <w:r>
-        <w:rPr>
-          <w:rFonts w:ascii="Consolas" w:cs="Consolas" w:eastAsia="Consolas" w:hAnsi="Consolas"/>
-          <w:color w:val="1F2937"/>
-          <w:sz w:val="17"/>
-          <w:szCs w:val="17"/>
-        </w:rPr>
-        <w:t xml:space="preserve">- Unsaved changes warning</w:t>
-      </w:r>
-    </w:p>
-    <w:p>
-      <w:pPr>
-        <w:shd w:fill="F3F4F6" w:val="clear"/>
-        <w:spacing w:after="0"/>
-        <w:ind w:left="360" w:right="360"/>
-      </w:pPr>
-      <w:r>
-        <w:rPr>
-          <w:rFonts w:ascii="Consolas" w:cs="Consolas" w:eastAsia="Consolas" w:hAnsi="Consolas"/>
-          <w:color w:val="1F2937"/>
-          <w:sz w:val="17"/>
-          <w:szCs w:val="17"/>
-        </w:rPr>
-        <w:t xml:space="preserve">- Info panel with editing tips</w:t>
+        <w:t xml:space="preserve">## 9. ADMIN PAGES</w:t>
+      </w:r>
+    </w:p>
+    <w:p>
+      <w:pPr>
+        <w:shd w:fill="F3F4F6" w:val="clear"/>
+        <w:spacing w:after="0"/>
+        <w:ind w:left="360" w:right="360"/>
+      </w:pPr>
+      <w:r>
+        <w:rPr>
+          <w:rFonts w:ascii="Consolas" w:cs="Consolas" w:eastAsia="Consolas" w:hAnsi="Consolas"/>
+          <w:color w:val="1F2937"/>
+          <w:sz w:val="17"/>
+          <w:szCs w:val="17"/>
+        </w:rPr>
+        <w:t xml:space="preserve">/admin/chats — List sessions + transcripts + admin star rating.</w:t>
+      </w:r>
+    </w:p>
+    <w:p>
+      <w:pPr>
+        <w:shd w:fill="F3F4F6" w:val="clear"/>
+        <w:spacing w:after="0"/>
+        <w:ind w:left="360" w:right="360"/>
+      </w:pPr>
+      <w:r>
+        <w:rPr>
+          <w:rFonts w:ascii="Consolas" w:cs="Consolas" w:eastAsia="Consolas" w:hAnsi="Consolas"/>
+          <w:color w:val="1F2937"/>
+          <w:sz w:val="17"/>
+          <w:szCs w:val="17"/>
+        </w:rPr>
+        <w:t xml:space="preserve">  Admin 5-star -&gt; extract Q&amp;A pairs -&gt; store in chatbot_learned_qa.</w:t>
+      </w:r>
+    </w:p>
+    <w:p>
+      <w:pPr>
+        <w:shd w:fill="F3F4F6" w:val="clear"/>
+        <w:spacing w:after="0"/>
+        <w:ind w:left="360" w:right="360"/>
+      </w:pPr>
+      <w:r>
+        <w:rPr>
+          <w:rFonts w:ascii="Consolas" w:cs="Consolas" w:eastAsia="Consolas" w:hAnsi="Consolas"/>
+          <w:color w:val="1F2937"/>
+          <w:sz w:val="17"/>
+          <w:szCs w:val="17"/>
+        </w:rPr>
+        <w:t xml:space="preserve">/admin/settings — Chatbot toggle + prompt editor (textarea) +</w:t>
+      </w:r>
+    </w:p>
+    <w:p>
+      <w:pPr>
+        <w:shd w:fill="F3F4F6" w:val="clear"/>
+        <w:spacing w:after="0"/>
+        <w:ind w:left="360" w:right="360"/>
+      </w:pPr>
+      <w:r>
+        <w:rPr>
+          <w:rFonts w:ascii="Consolas" w:cs="Consolas" w:eastAsia="Consolas" w:hAnsi="Consolas"/>
+          <w:color w:val="1F2937"/>
+          <w:sz w:val="17"/>
+          <w:szCs w:val="17"/>
+        </w:rPr>
+        <w:t xml:space="preserve">  save/reset + char count.</w:t>
+      </w:r>
+    </w:p>
+    <w:p>
+      <w:pPr>
+        <w:shd w:fill="F3F4F6" w:val="clear"/>
+        <w:spacing w:after="0"/>
+        <w:ind w:left="360" w:right="360"/>
+      </w:pPr>
+      <w:r>
+        <w:rPr>
+          <w:rFonts w:ascii="Consolas" w:cs="Consolas" w:eastAsia="Consolas" w:hAnsi="Consolas"/>
+          <w:color w:val="1F2937"/>
+          <w:sz w:val="17"/>
+          <w:szCs w:val="17"/>
+        </w:rPr>
+        <w:t xml:space="preserve">Sidebar nav: Dashboard, Leads, Campaigns, Contacts, Blog, Chats, Settings</w:t>
       </w:r>
     </w:p>
     <w:p>
@@ -6391,39 +5029,87 @@
           <w:sz w:val="17"/>
           <w:szCs w:val="17"/>
         </w:rPr>
-        <w:t xml:space="preserve">### 7. Settings API (src/app/api/admin/settings/route.ts)</w:t>
-      </w:r>
-    </w:p>
-    <w:p>
-      <w:pPr>
-        <w:shd w:fill="F3F4F6" w:val="clear"/>
-        <w:spacing w:after="0"/>
-        <w:ind w:left="360" w:right="360"/>
-      </w:pPr>
-      <w:r>
-        <w:rPr>
-          <w:rFonts w:ascii="Consolas" w:cs="Consolas" w:eastAsia="Consolas" w:hAnsi="Consolas"/>
-          <w:color w:val="1F2937"/>
-          <w:sz w:val="17"/>
-          <w:szCs w:val="17"/>
-        </w:rPr>
-        <w:t xml:space="preserve">GET ?key=X → returns { value } from site_settings table</w:t>
-      </w:r>
-    </w:p>
-    <w:p>
-      <w:pPr>
-        <w:shd w:fill="F3F4F6" w:val="clear"/>
-        <w:spacing w:after="0"/>
-        <w:ind w:left="360" w:right="360"/>
-      </w:pPr>
-      <w:r>
-        <w:rPr>
-          <w:rFonts w:ascii="Consolas" w:cs="Consolas" w:eastAsia="Consolas" w:hAnsi="Consolas"/>
-          <w:color w:val="1F2937"/>
-          <w:sz w:val="17"/>
-          <w:szCs w:val="17"/>
-        </w:rPr>
-        <w:t xml:space="preserve">POST { key, value } → upserts in site_settings table</w:t>
+        <w:t xml:space="preserve">## 10. ADMIN APIS</w:t>
+      </w:r>
+    </w:p>
+    <w:p>
+      <w:pPr>
+        <w:shd w:fill="F3F4F6" w:val="clear"/>
+        <w:spacing w:after="0"/>
+        <w:ind w:left="360" w:right="360"/>
+      </w:pPr>
+      <w:r>
+        <w:rPr>
+          <w:rFonts w:ascii="Consolas" w:cs="Consolas" w:eastAsia="Consolas" w:hAnsi="Consolas"/>
+          <w:color w:val="1F2937"/>
+          <w:sz w:val="17"/>
+          <w:szCs w:val="17"/>
+        </w:rPr>
+        <w:t xml:space="preserve">GET /api/admin/chat — list sessions</w:t>
+      </w:r>
+    </w:p>
+    <w:p>
+      <w:pPr>
+        <w:shd w:fill="F3F4F6" w:val="clear"/>
+        <w:spacing w:after="0"/>
+        <w:ind w:left="360" w:right="360"/>
+      </w:pPr>
+      <w:r>
+        <w:rPr>
+          <w:rFonts w:ascii="Consolas" w:cs="Consolas" w:eastAsia="Consolas" w:hAnsi="Consolas"/>
+          <w:color w:val="1F2937"/>
+          <w:sz w:val="17"/>
+          <w:szCs w:val="17"/>
+        </w:rPr>
+        <w:t xml:space="preserve">POST /api/admin/chat — { sessionId, rating } admin rates + learning</w:t>
+      </w:r>
+    </w:p>
+    <w:p>
+      <w:pPr>
+        <w:shd w:fill="F3F4F6" w:val="clear"/>
+        <w:spacing w:after="0"/>
+        <w:ind w:left="360" w:right="360"/>
+      </w:pPr>
+      <w:r>
+        <w:rPr>
+          <w:rFonts w:ascii="Consolas" w:cs="Consolas" w:eastAsia="Consolas" w:hAnsi="Consolas"/>
+          <w:color w:val="1F2937"/>
+          <w:sz w:val="17"/>
+          <w:szCs w:val="17"/>
+        </w:rPr>
+        <w:t xml:space="preserve">GET /api/admin/chat/messages?sessionId=X — transcript</w:t>
+      </w:r>
+    </w:p>
+    <w:p>
+      <w:pPr>
+        <w:shd w:fill="F3F4F6" w:val="clear"/>
+        <w:spacing w:after="0"/>
+        <w:ind w:left="360" w:right="360"/>
+      </w:pPr>
+      <w:r>
+        <w:rPr>
+          <w:rFonts w:ascii="Consolas" w:cs="Consolas" w:eastAsia="Consolas" w:hAnsi="Consolas"/>
+          <w:color w:val="1F2937"/>
+          <w:sz w:val="17"/>
+          <w:szCs w:val="17"/>
+        </w:rPr>
+        <w:t xml:space="preserve">GET/POST /api/admin/settings — key-value store</w:t>
+      </w:r>
+    </w:p>
+    <w:p>
+      <w:pPr>
+        <w:shd w:fill="F3F4F6" w:val="clear"/>
+        <w:spacing w:after="0"/>
+        <w:ind w:left="360" w:right="360"/>
+      </w:pPr>
+      <w:r>
+        <w:rPr>
+          <w:rFonts w:ascii="Consolas" w:cs="Consolas" w:eastAsia="Consolas" w:hAnsi="Consolas"/>
+          <w:color w:val="1F2937"/>
+          <w:sz w:val="17"/>
+          <w:szCs w:val="17"/>
+        </w:rPr>
+        <w:t xml:space="preserve">GET /api/chat/knowledge-base — returns default prompt</w:t>
       </w:r>
     </w:p>
     <w:p>
@@ -6455,327 +5141,39 @@
           <w:sz w:val="17"/>
           <w:szCs w:val="17"/>
         </w:rPr>
-        <w:t xml:space="preserve">### 8. Knowledge Base API (src/app/api/chat/knowledge-base/route.ts)</w:t>
-      </w:r>
-    </w:p>
-    <w:p>
-      <w:pPr>
-        <w:shd w:fill="F3F4F6" w:val="clear"/>
-        <w:spacing w:after="0"/>
-        <w:ind w:left="360" w:right="360"/>
-      </w:pPr>
-      <w:r>
-        <w:rPr>
-          <w:rFonts w:ascii="Consolas" w:cs="Consolas" w:eastAsia="Consolas" w:hAnsi="Consolas"/>
-          <w:color w:val="1F2937"/>
-          <w:sz w:val="17"/>
-          <w:szCs w:val="17"/>
-        </w:rPr>
-        <w:t xml:space="preserve">GET → returns { prompt } with the hardcoded default</w:t>
-      </w:r>
-    </w:p>
-    <w:p>
-      <w:pPr>
-        <w:shd w:fill="F3F4F6" w:val="clear"/>
-        <w:spacing w:after="0"/>
-        <w:ind w:left="360" w:right="360"/>
-      </w:pPr>
-      <w:r>
-        <w:rPr>
-          <w:rFonts w:ascii="Consolas" w:cs="Consolas" w:eastAsia="Consolas" w:hAnsi="Consolas"/>
-          <w:color w:val="1F2937"/>
-          <w:sz w:val="17"/>
-          <w:szCs w:val="17"/>
-        </w:rPr>
-        <w:t xml:space="preserve">(used by admin settings page to populate editor on first load)</w:t>
-      </w:r>
-    </w:p>
-    <w:p>
-      <w:pPr>
-        <w:shd w:fill="F3F4F6" w:val="clear"/>
-        <w:spacing w:after="0"/>
-        <w:ind w:left="360" w:right="360"/>
-      </w:pPr>
-      <w:r>
-        <w:rPr>
-          <w:rFonts w:ascii="Consolas" w:cs="Consolas" w:eastAsia="Consolas" w:hAnsi="Consolas"/>
-          <w:color w:val="1F2937"/>
-          <w:sz w:val="17"/>
-          <w:szCs w:val="17"/>
-        </w:rPr>
-        <w:t xml:space="preserve"/>
-      </w:r>
-    </w:p>
-    <w:p>
-      <w:pPr>
-        <w:shd w:fill="F3F4F6" w:val="clear"/>
-        <w:spacing w:after="0"/>
-        <w:ind w:left="360" w:right="360"/>
-      </w:pPr>
-      <w:r>
-        <w:rPr>
-          <w:rFonts w:ascii="Consolas" w:cs="Consolas" w:eastAsia="Consolas" w:hAnsi="Consolas"/>
-          <w:color w:val="1F2937"/>
-          <w:sz w:val="17"/>
-          <w:szCs w:val="17"/>
-        </w:rPr>
-        <w:t xml:space="preserve">### 9. Database (site_settings table)</w:t>
-      </w:r>
-    </w:p>
-    <w:p>
-      <w:pPr>
-        <w:shd w:fill="F3F4F6" w:val="clear"/>
-        <w:spacing w:after="0"/>
-        <w:ind w:left="360" w:right="360"/>
-      </w:pPr>
-      <w:r>
-        <w:rPr>
-          <w:rFonts w:ascii="Consolas" w:cs="Consolas" w:eastAsia="Consolas" w:hAnsi="Consolas"/>
-          <w:color w:val="1F2937"/>
-          <w:sz w:val="17"/>
-          <w:szCs w:val="17"/>
-        </w:rPr>
-        <w:t xml:space="preserve">Keys used: 'chatbot_enabled', 'chatbot_prompt'</w:t>
-      </w:r>
-    </w:p>
-    <w:p>
-      <w:pPr>
-        <w:shd w:fill="F3F4F6" w:val="clear"/>
-        <w:spacing w:after="0"/>
-        <w:ind w:left="360" w:right="360"/>
-      </w:pPr>
-      <w:r>
-        <w:rPr>
-          <w:rFonts w:ascii="Consolas" w:cs="Consolas" w:eastAsia="Consolas" w:hAnsi="Consolas"/>
-          <w:color w:val="1F2937"/>
-          <w:sz w:val="17"/>
-          <w:szCs w:val="17"/>
-        </w:rPr>
-        <w:t xml:space="preserve"/>
-      </w:r>
-    </w:p>
-    <w:p>
-      <w:pPr>
-        <w:shd w:fill="F3F4F6" w:val="clear"/>
-        <w:spacing w:after="0"/>
-        <w:ind w:left="360" w:right="360"/>
-      </w:pPr>
-      <w:r>
-        <w:rPr>
-          <w:rFonts w:ascii="Consolas" w:cs="Consolas" w:eastAsia="Consolas" w:hAnsi="Consolas"/>
-          <w:color w:val="1F2937"/>
-          <w:sz w:val="17"/>
-          <w:szCs w:val="17"/>
-        </w:rPr>
-        <w:t xml:space="preserve">## CLIENT DETAILS TO USE</w:t>
-      </w:r>
-    </w:p>
-    <w:p>
-      <w:pPr>
-        <w:shd w:fill="F3F4F6" w:val="clear"/>
-        <w:spacing w:after="0"/>
-        <w:ind w:left="360" w:right="360"/>
-      </w:pPr>
-      <w:r>
-        <w:rPr>
-          <w:rFonts w:ascii="Consolas" w:cs="Consolas" w:eastAsia="Consolas" w:hAnsi="Consolas"/>
-          <w:color w:val="1F2937"/>
-          <w:sz w:val="17"/>
-          <w:szCs w:val="17"/>
-        </w:rPr>
-        <w:t xml:space="preserve">- Company: [COMPANY NAME]</w:t>
-      </w:r>
-    </w:p>
-    <w:p>
-      <w:pPr>
-        <w:shd w:fill="F3F4F6" w:val="clear"/>
-        <w:spacing w:after="0"/>
-        <w:ind w:left="360" w:right="360"/>
-      </w:pPr>
-      <w:r>
-        <w:rPr>
-          <w:rFonts w:ascii="Consolas" w:cs="Consolas" w:eastAsia="Consolas" w:hAnsi="Consolas"/>
-          <w:color w:val="1F2937"/>
-          <w:sz w:val="17"/>
-          <w:szCs w:val="17"/>
-        </w:rPr>
-        <w:t xml:space="preserve">- Website: [URL]</w:t>
-      </w:r>
-    </w:p>
-    <w:p>
-      <w:pPr>
-        <w:shd w:fill="F3F4F6" w:val="clear"/>
-        <w:spacing w:after="0"/>
-        <w:ind w:left="360" w:right="360"/>
-      </w:pPr>
-      <w:r>
-        <w:rPr>
-          <w:rFonts w:ascii="Consolas" w:cs="Consolas" w:eastAsia="Consolas" w:hAnsi="Consolas"/>
-          <w:color w:val="1F2937"/>
-          <w:sz w:val="17"/>
-          <w:szCs w:val="17"/>
-        </w:rPr>
-        <w:t xml:space="preserve">- Owner: [OWNER NAME]</w:t>
-      </w:r>
-    </w:p>
-    <w:p>
-      <w:pPr>
-        <w:shd w:fill="F3F4F6" w:val="clear"/>
-        <w:spacing w:after="0"/>
-        <w:ind w:left="360" w:right="360"/>
-      </w:pPr>
-      <w:r>
-        <w:rPr>
-          <w:rFonts w:ascii="Consolas" w:cs="Consolas" w:eastAsia="Consolas" w:hAnsi="Consolas"/>
-          <w:color w:val="1F2937"/>
-          <w:sz w:val="17"/>
-          <w:szCs w:val="17"/>
-        </w:rPr>
-        <w:t xml:space="preserve">- Email: [EMAIL]</w:t>
-      </w:r>
-    </w:p>
-    <w:p>
-      <w:pPr>
-        <w:shd w:fill="F3F4F6" w:val="clear"/>
-        <w:spacing w:after="0"/>
-        <w:ind w:left="360" w:right="360"/>
-      </w:pPr>
-      <w:r>
-        <w:rPr>
-          <w:rFonts w:ascii="Consolas" w:cs="Consolas" w:eastAsia="Consolas" w:hAnsi="Consolas"/>
-          <w:color w:val="1F2937"/>
-          <w:sz w:val="17"/>
-          <w:szCs w:val="17"/>
-        </w:rPr>
-        <w:t xml:space="preserve">- Phone: [PHONE]</w:t>
-      </w:r>
-    </w:p>
-    <w:p>
-      <w:pPr>
-        <w:shd w:fill="F3F4F6" w:val="clear"/>
-        <w:spacing w:after="0"/>
-        <w:ind w:left="360" w:right="360"/>
-      </w:pPr>
-      <w:r>
-        <w:rPr>
-          <w:rFonts w:ascii="Consolas" w:cs="Consolas" w:eastAsia="Consolas" w:hAnsi="Consolas"/>
-          <w:color w:val="1F2937"/>
-          <w:sz w:val="17"/>
-          <w:szCs w:val="17"/>
-        </w:rPr>
-        <w:t xml:space="preserve">- Logo URL: [LOGO URL]</w:t>
-      </w:r>
-    </w:p>
-    <w:p>
-      <w:pPr>
-        <w:shd w:fill="F3F4F6" w:val="clear"/>
-        <w:spacing w:after="0"/>
-        <w:ind w:left="360" w:right="360"/>
-      </w:pPr>
-      <w:r>
-        <w:rPr>
-          <w:rFonts w:ascii="Consolas" w:cs="Consolas" w:eastAsia="Consolas" w:hAnsi="Consolas"/>
-          <w:color w:val="1F2937"/>
-          <w:sz w:val="17"/>
-          <w:szCs w:val="17"/>
-        </w:rPr>
-        <w:t xml:space="preserve">- Brand color: [HEX COLOR]</w:t>
-      </w:r>
-    </w:p>
-    <w:p>
-      <w:pPr>
-        <w:shd w:fill="F3F4F6" w:val="clear"/>
-        <w:spacing w:after="0"/>
-        <w:ind w:left="360" w:right="360"/>
-      </w:pPr>
-      <w:r>
-        <w:rPr>
-          <w:rFonts w:ascii="Consolas" w:cs="Consolas" w:eastAsia="Consolas" w:hAnsi="Consolas"/>
-          <w:color w:val="1F2937"/>
-          <w:sz w:val="17"/>
-          <w:szCs w:val="17"/>
-        </w:rPr>
-        <w:t xml:space="preserve"/>
-      </w:r>
-    </w:p>
-    <w:p>
-      <w:pPr>
-        <w:shd w:fill="F3F4F6" w:val="clear"/>
-        <w:spacing w:after="0"/>
-        <w:ind w:left="360" w:right="360"/>
-      </w:pPr>
-      <w:r>
-        <w:rPr>
-          <w:rFonts w:ascii="Consolas" w:cs="Consolas" w:eastAsia="Consolas" w:hAnsi="Consolas"/>
-          <w:color w:val="1F2937"/>
-          <w:sz w:val="17"/>
-          <w:szCs w:val="17"/>
-        </w:rPr>
-        <w:t xml:space="preserve">## ENVIRONMENT VARIABLES NEEDED</w:t>
-      </w:r>
-    </w:p>
-    <w:p>
-      <w:pPr>
-        <w:shd w:fill="F3F4F6" w:val="clear"/>
-        <w:spacing w:after="0"/>
-        <w:ind w:left="360" w:right="360"/>
-      </w:pPr>
-      <w:r>
-        <w:rPr>
-          <w:rFonts w:ascii="Consolas" w:cs="Consolas" w:eastAsia="Consolas" w:hAnsi="Consolas"/>
-          <w:color w:val="1F2937"/>
-          <w:sz w:val="17"/>
-          <w:szCs w:val="17"/>
-        </w:rPr>
-        <w:t xml:space="preserve">- ANTHROPIC_API_KEY</w:t>
-      </w:r>
-    </w:p>
-    <w:p>
-      <w:pPr>
-        <w:shd w:fill="F3F4F6" w:val="clear"/>
-        <w:spacing w:after="0"/>
-        <w:ind w:left="360" w:right="360"/>
-      </w:pPr>
-      <w:r>
-        <w:rPr>
-          <w:rFonts w:ascii="Consolas" w:cs="Consolas" w:eastAsia="Consolas" w:hAnsi="Consolas"/>
-          <w:color w:val="1F2937"/>
-          <w:sz w:val="17"/>
-          <w:szCs w:val="17"/>
-        </w:rPr>
-        <w:t xml:space="preserve">- DATABASE_URL</w:t>
-      </w:r>
-    </w:p>
-    <w:p>
-      <w:pPr>
-        <w:shd w:fill="F3F4F6" w:val="clear"/>
-        <w:spacing w:after="0"/>
-        <w:ind w:left="360" w:right="360"/>
-      </w:pPr>
-      <w:r>
-        <w:rPr>
-          <w:rFonts w:ascii="Consolas" w:cs="Consolas" w:eastAsia="Consolas" w:hAnsi="Consolas"/>
-          <w:color w:val="1F2937"/>
-          <w:sz w:val="17"/>
-          <w:szCs w:val="17"/>
-        </w:rPr>
-        <w:t xml:space="preserve">- RESEND_API_KEY</w:t>
-      </w:r>
-    </w:p>
-    <w:p>
-      <w:pPr>
-        <w:shd w:fill="F3F4F6" w:val="clear"/>
-        <w:spacing w:after="0"/>
-        <w:ind w:left="360" w:right="360"/>
-      </w:pPr>
-      <w:r>
-        <w:rPr>
-          <w:rFonts w:ascii="Consolas" w:cs="Consolas" w:eastAsia="Consolas" w:hAnsi="Consolas"/>
-          <w:color w:val="1F2937"/>
-          <w:sz w:val="17"/>
-          <w:szCs w:val="17"/>
-        </w:rPr>
-        <w:t xml:space="preserve">- ADMIN_PASSWORD</w:t>
+        <w:t xml:space="preserve">## CLIENT DETAILS</w:t>
+      </w:r>
+    </w:p>
+    <w:p>
+      <w:pPr>
+        <w:shd w:fill="F3F4F6" w:val="clear"/>
+        <w:spacing w:after="0"/>
+        <w:ind w:left="360" w:right="360"/>
+      </w:pPr>
+      <w:r>
+        <w:rPr>
+          <w:rFonts w:ascii="Consolas" w:cs="Consolas" w:eastAsia="Consolas" w:hAnsi="Consolas"/>
+          <w:color w:val="1F2937"/>
+          <w:sz w:val="17"/>
+          <w:szCs w:val="17"/>
+        </w:rPr>
+        <w:t xml:space="preserve">Company: [NAME], Website: [URL], Owner: [OWNER],</w:t>
+      </w:r>
+    </w:p>
+    <w:p>
+      <w:pPr>
+        <w:shd w:fill="F3F4F6" w:val="clear"/>
+        <w:spacing w:after="0"/>
+        <w:ind w:left="360" w:right="360"/>
+      </w:pPr>
+      <w:r>
+        <w:rPr>
+          <w:rFonts w:ascii="Consolas" w:cs="Consolas" w:eastAsia="Consolas" w:hAnsi="Consolas"/>
+          <w:color w:val="1F2937"/>
+          <w:sz w:val="17"/>
+          <w:szCs w:val="17"/>
+        </w:rPr>
+        <w:t xml:space="preserve">Email: [EMAIL], Phone: [PHONE], Logo: [LOGO URL], Color: [HEX]</w:t>
       </w:r>
     </w:p>
     <w:p>
@@ -6788,39 +5186,21 @@
     </w:p>
     <w:p>
       <w:pPr>
-        <w:shd w:fill="F9FAFB" w:val="clear"/>
-        <w:spacing w:after="0"/>
-        <w:ind w:left="240" w:right="240"/>
-      </w:pPr>
-      <w:r>
-        <w:rPr>
-          <w:rFonts w:ascii="Consolas" w:cs="Consolas" w:eastAsia="Consolas" w:hAnsi="Consolas"/>
+        <w:spacing w:before="200"/>
+      </w:pPr>
+    </w:p>
+    <w:p>
+      <w:pPr>
+        <w:pStyle w:val="Heading3"/>
+        <w:spacing w:after="120" w:before="200"/>
+      </w:pPr>
+      <w:r>
+        <w:rPr>
+          <w:rFonts w:ascii="Arial" w:cs="Arial" w:eastAsia="Arial" w:hAnsi="Arial"/>
           <w:b/>
           <w:bCs/>
-          <w:color w:val="7B2FF7"/>
-          <w:sz w:val="18"/>
-          <w:szCs w:val="18"/>
-        </w:rPr>
-        <w:t xml:space="preserve">PROMPT END</w:t>
-      </w:r>
-    </w:p>
-    <w:p>
-      <w:pPr>
-        <w:spacing w:before="400"/>
-      </w:pPr>
-    </w:p>
-    <w:p>
-      <w:pPr>
-        <w:pStyle w:val="Heading3"/>
-        <w:spacing w:after="150" w:before="300"/>
-      </w:pPr>
-      <w:r>
-        <w:rPr>
-          <w:rFonts w:ascii="Arial" w:cs="Arial" w:eastAsia="Arial" w:hAnsi="Arial"/>
-          <w:b/>
-          <w:bCs/>
-        </w:rPr>
-        <w:t xml:space="preserve">File Summary</w:t>
+        </w:rPr>
+        <w:t xml:space="preserve">Complete File List</w:t>
       </w:r>
     </w:p>
     <w:tbl>
@@ -6960,7 +5340,7 @@
                 <w:sz w:val="20"/>
                 <w:szCs w:val="20"/>
               </w:rPr>
-              <w:t xml:space="preserve">Master system prompt (default)</w:t>
+              <w:t xml:space="preserve">Default system prompt</w:t>
             </w:r>
           </w:p>
         </w:tc>
@@ -7084,7 +5464,7 @@
                 <w:sz w:val="20"/>
                 <w:szCs w:val="20"/>
               </w:rPr>
-              <w:t xml:space="preserve">Main chat endpoint</w:t>
+              <w:t xml:space="preserve">Main chat + DB persistence + learning</w:t>
             </w:r>
           </w:p>
         </w:tc>
@@ -7116,7 +5496,7 @@
                 <w:sz w:val="20"/>
                 <w:szCs w:val="20"/>
               </w:rPr>
-              <w:t xml:space="preserve">src/app/api/chat/escalate/route.ts</w:t>
+              <w:t xml:space="preserve">src/app/api/chat/session/route.ts</w:t>
             </w:r>
           </w:p>
         </w:tc>
@@ -7146,7 +5526,7 @@
                 <w:sz w:val="20"/>
                 <w:szCs w:val="20"/>
               </w:rPr>
-              <w:t xml:space="preserve">Human escalation + email</w:t>
+              <w:t xml:space="preserve">Create/resume 24hr sessions</w:t>
             </w:r>
           </w:p>
         </w:tc>
@@ -7178,7 +5558,7 @@
                 <w:sz w:val="20"/>
                 <w:szCs w:val="20"/>
               </w:rPr>
-              <w:t xml:space="preserve">src/app/api/chat/knowledge-base/route.ts</w:t>
+              <w:t xml:space="preserve">src/app/api/chat/rate/route.ts</w:t>
             </w:r>
           </w:p>
         </w:tc>
@@ -7208,7 +5588,7 @@
                 <w:sz w:val="20"/>
                 <w:szCs w:val="20"/>
               </w:rPr>
-              <w:t xml:space="preserve">Returns default prompt</w:t>
+              <w:t xml:space="preserve">User star rating</w:t>
             </w:r>
           </w:p>
         </w:tc>
@@ -7240,7 +5620,7 @@
                 <w:sz w:val="20"/>
                 <w:szCs w:val="20"/>
               </w:rPr>
-              <w:t xml:space="preserve">src/app/api/admin/settings/route.ts</w:t>
+              <w:t xml:space="preserve">src/app/api/chat/escalate/route.ts</w:t>
             </w:r>
           </w:p>
         </w:tc>
@@ -7270,7 +5650,7 @@
                 <w:sz w:val="20"/>
                 <w:szCs w:val="20"/>
               </w:rPr>
-              <w:t xml:space="preserve">Settings key-value API</w:t>
+              <w:t xml:space="preserve">Human escalation + email</w:t>
             </w:r>
           </w:p>
         </w:tc>
@@ -7302,7 +5682,7 @@
                 <w:sz w:val="20"/>
                 <w:szCs w:val="20"/>
               </w:rPr>
-              <w:t xml:space="preserve">src/components/shared/LiveChatWidget.tsx</w:t>
+              <w:t xml:space="preserve">src/app/api/chat/knowledge-base/route.ts</w:t>
             </w:r>
           </w:p>
         </w:tc>
@@ -7332,7 +5712,7 @@
                 <w:sz w:val="20"/>
                 <w:szCs w:val="20"/>
               </w:rPr>
-              <w:t xml:space="preserve">Floating chat widget</w:t>
+              <w:t xml:space="preserve">Returns default prompt</w:t>
             </w:r>
           </w:p>
         </w:tc>
@@ -7364,7 +5744,7 @@
                 <w:sz w:val="20"/>
                 <w:szCs w:val="20"/>
               </w:rPr>
-              <w:t xml:space="preserve">src/components/admin/ChatbotToggle.tsx</w:t>
+              <w:t xml:space="preserve">src/app/api/admin/settings/route.ts</w:t>
             </w:r>
           </w:p>
         </w:tc>
@@ -7394,7 +5774,7 @@
                 <w:sz w:val="20"/>
                 <w:szCs w:val="20"/>
               </w:rPr>
-              <w:t xml:space="preserve">Enable/disable toggle</w:t>
+              <w:t xml:space="preserve">Settings key-value API</w:t>
             </w:r>
           </w:p>
         </w:tc>
@@ -7426,6 +5806,316 @@
                 <w:sz w:val="20"/>
                 <w:szCs w:val="20"/>
               </w:rPr>
+              <w:t xml:space="preserve">src/app/api/admin/chat/route.ts</w:t>
+            </w:r>
+          </w:p>
+        </w:tc>
+        <w:tc>
+          <w:tcPr>
+            <w:tcW w:type="dxa" w:w="6360"/>
+            <w:tcBorders>
+              <w:top w:val="single" w:color="E5E7EB" w:sz="1"/>
+              <w:left w:val="single" w:color="E5E7EB" w:sz="1"/>
+              <w:bottom w:val="single" w:color="E5E7EB" w:sz="1"/>
+              <w:right w:val="single" w:color="E5E7EB" w:sz="1"/>
+            </w:tcBorders>
+            <w:tcMar>
+              <w:top w:type="dxa" w:w="80"/>
+              <w:left w:type="dxa" w:w="120"/>
+              <w:bottom w:type="dxa" w:w="80"/>
+              <w:right w:type="dxa" w:w="120"/>
+            </w:tcMar>
+          </w:tcPr>
+          <w:p>
+            <w:r>
+              <w:rPr>
+                <w:rFonts w:ascii="Arial" w:cs="Arial" w:eastAsia="Arial" w:hAnsi="Arial"/>
+                <w:b w:val="false"/>
+                <w:bCs w:val="false"/>
+                <w:color w:val="333333"/>
+                <w:sz w:val="20"/>
+                <w:szCs w:val="20"/>
+              </w:rPr>
+              <w:t xml:space="preserve">List sessions + admin rating + learning</w:t>
+            </w:r>
+          </w:p>
+        </w:tc>
+      </w:tr>
+      <w:tr>
+        <w:tc>
+          <w:tcPr>
+            <w:tcW w:type="dxa" w:w="3000"/>
+            <w:tcBorders>
+              <w:top w:val="single" w:color="E5E7EB" w:sz="1"/>
+              <w:left w:val="single" w:color="E5E7EB" w:sz="1"/>
+              <w:bottom w:val="single" w:color="E5E7EB" w:sz="1"/>
+              <w:right w:val="single" w:color="E5E7EB" w:sz="1"/>
+            </w:tcBorders>
+            <w:tcMar>
+              <w:top w:type="dxa" w:w="80"/>
+              <w:left w:type="dxa" w:w="120"/>
+              <w:bottom w:type="dxa" w:w="80"/>
+              <w:right w:type="dxa" w:w="120"/>
+            </w:tcMar>
+          </w:tcPr>
+          <w:p>
+            <w:r>
+              <w:rPr>
+                <w:rFonts w:ascii="Arial" w:cs="Arial" w:eastAsia="Arial" w:hAnsi="Arial"/>
+                <w:b w:val="false"/>
+                <w:bCs w:val="false"/>
+                <w:color w:val="333333"/>
+                <w:sz w:val="20"/>
+                <w:szCs w:val="20"/>
+              </w:rPr>
+              <w:t xml:space="preserve">src/app/api/admin/chat/messages/route.ts</w:t>
+            </w:r>
+          </w:p>
+        </w:tc>
+        <w:tc>
+          <w:tcPr>
+            <w:tcW w:type="dxa" w:w="6360"/>
+            <w:tcBorders>
+              <w:top w:val="single" w:color="E5E7EB" w:sz="1"/>
+              <w:left w:val="single" w:color="E5E7EB" w:sz="1"/>
+              <w:bottom w:val="single" w:color="E5E7EB" w:sz="1"/>
+              <w:right w:val="single" w:color="E5E7EB" w:sz="1"/>
+            </w:tcBorders>
+            <w:tcMar>
+              <w:top w:type="dxa" w:w="80"/>
+              <w:left w:type="dxa" w:w="120"/>
+              <w:bottom w:type="dxa" w:w="80"/>
+              <w:right w:type="dxa" w:w="120"/>
+            </w:tcMar>
+          </w:tcPr>
+          <w:p>
+            <w:r>
+              <w:rPr>
+                <w:rFonts w:ascii="Arial" w:cs="Arial" w:eastAsia="Arial" w:hAnsi="Arial"/>
+                <w:b w:val="false"/>
+                <w:bCs w:val="false"/>
+                <w:color w:val="333333"/>
+                <w:sz w:val="20"/>
+                <w:szCs w:val="20"/>
+              </w:rPr>
+              <w:t xml:space="preserve">Get transcript by session</w:t>
+            </w:r>
+          </w:p>
+        </w:tc>
+      </w:tr>
+      <w:tr>
+        <w:tc>
+          <w:tcPr>
+            <w:tcW w:type="dxa" w:w="3000"/>
+            <w:tcBorders>
+              <w:top w:val="single" w:color="E5E7EB" w:sz="1"/>
+              <w:left w:val="single" w:color="E5E7EB" w:sz="1"/>
+              <w:bottom w:val="single" w:color="E5E7EB" w:sz="1"/>
+              <w:right w:val="single" w:color="E5E7EB" w:sz="1"/>
+            </w:tcBorders>
+            <w:tcMar>
+              <w:top w:type="dxa" w:w="80"/>
+              <w:left w:type="dxa" w:w="120"/>
+              <w:bottom w:type="dxa" w:w="80"/>
+              <w:right w:type="dxa" w:w="120"/>
+            </w:tcMar>
+          </w:tcPr>
+          <w:p>
+            <w:r>
+              <w:rPr>
+                <w:rFonts w:ascii="Arial" w:cs="Arial" w:eastAsia="Arial" w:hAnsi="Arial"/>
+                <w:b w:val="false"/>
+                <w:bCs w:val="false"/>
+                <w:color w:val="333333"/>
+                <w:sz w:val="20"/>
+                <w:szCs w:val="20"/>
+              </w:rPr>
+              <w:t xml:space="preserve">src/components/shared/LiveChatWidget.tsx</w:t>
+            </w:r>
+          </w:p>
+        </w:tc>
+        <w:tc>
+          <w:tcPr>
+            <w:tcW w:type="dxa" w:w="6360"/>
+            <w:tcBorders>
+              <w:top w:val="single" w:color="E5E7EB" w:sz="1"/>
+              <w:left w:val="single" w:color="E5E7EB" w:sz="1"/>
+              <w:bottom w:val="single" w:color="E5E7EB" w:sz="1"/>
+              <w:right w:val="single" w:color="E5E7EB" w:sz="1"/>
+            </w:tcBorders>
+            <w:tcMar>
+              <w:top w:type="dxa" w:w="80"/>
+              <w:left w:type="dxa" w:w="120"/>
+              <w:bottom w:type="dxa" w:w="80"/>
+              <w:right w:type="dxa" w:w="120"/>
+            </w:tcMar>
+          </w:tcPr>
+          <w:p>
+            <w:r>
+              <w:rPr>
+                <w:rFonts w:ascii="Arial" w:cs="Arial" w:eastAsia="Arial" w:hAnsi="Arial"/>
+                <w:b w:val="false"/>
+                <w:bCs w:val="false"/>
+                <w:color w:val="333333"/>
+                <w:sz w:val="20"/>
+                <w:szCs w:val="20"/>
+              </w:rPr>
+              <w:t xml:space="preserve">Chat widget with persistence + rating</w:t>
+            </w:r>
+          </w:p>
+        </w:tc>
+      </w:tr>
+      <w:tr>
+        <w:tc>
+          <w:tcPr>
+            <w:tcW w:type="dxa" w:w="3000"/>
+            <w:tcBorders>
+              <w:top w:val="single" w:color="E5E7EB" w:sz="1"/>
+              <w:left w:val="single" w:color="E5E7EB" w:sz="1"/>
+              <w:bottom w:val="single" w:color="E5E7EB" w:sz="1"/>
+              <w:right w:val="single" w:color="E5E7EB" w:sz="1"/>
+            </w:tcBorders>
+            <w:tcMar>
+              <w:top w:type="dxa" w:w="80"/>
+              <w:left w:type="dxa" w:w="120"/>
+              <w:bottom w:type="dxa" w:w="80"/>
+              <w:right w:type="dxa" w:w="120"/>
+            </w:tcMar>
+          </w:tcPr>
+          <w:p>
+            <w:r>
+              <w:rPr>
+                <w:rFonts w:ascii="Arial" w:cs="Arial" w:eastAsia="Arial" w:hAnsi="Arial"/>
+                <w:b w:val="false"/>
+                <w:bCs w:val="false"/>
+                <w:color w:val="333333"/>
+                <w:sz w:val="20"/>
+                <w:szCs w:val="20"/>
+              </w:rPr>
+              <w:t xml:space="preserve">src/components/admin/ChatbotToggle.tsx</w:t>
+            </w:r>
+          </w:p>
+        </w:tc>
+        <w:tc>
+          <w:tcPr>
+            <w:tcW w:type="dxa" w:w="6360"/>
+            <w:tcBorders>
+              <w:top w:val="single" w:color="E5E7EB" w:sz="1"/>
+              <w:left w:val="single" w:color="E5E7EB" w:sz="1"/>
+              <w:bottom w:val="single" w:color="E5E7EB" w:sz="1"/>
+              <w:right w:val="single" w:color="E5E7EB" w:sz="1"/>
+            </w:tcBorders>
+            <w:tcMar>
+              <w:top w:type="dxa" w:w="80"/>
+              <w:left w:type="dxa" w:w="120"/>
+              <w:bottom w:type="dxa" w:w="80"/>
+              <w:right w:type="dxa" w:w="120"/>
+            </w:tcMar>
+          </w:tcPr>
+          <w:p>
+            <w:r>
+              <w:rPr>
+                <w:rFonts w:ascii="Arial" w:cs="Arial" w:eastAsia="Arial" w:hAnsi="Arial"/>
+                <w:b w:val="false"/>
+                <w:bCs w:val="false"/>
+                <w:color w:val="333333"/>
+                <w:sz w:val="20"/>
+                <w:szCs w:val="20"/>
+              </w:rPr>
+              <w:t xml:space="preserve">Enable/disable toggle</w:t>
+            </w:r>
+          </w:p>
+        </w:tc>
+      </w:tr>
+      <w:tr>
+        <w:tc>
+          <w:tcPr>
+            <w:tcW w:type="dxa" w:w="3000"/>
+            <w:tcBorders>
+              <w:top w:val="single" w:color="E5E7EB" w:sz="1"/>
+              <w:left w:val="single" w:color="E5E7EB" w:sz="1"/>
+              <w:bottom w:val="single" w:color="E5E7EB" w:sz="1"/>
+              <w:right w:val="single" w:color="E5E7EB" w:sz="1"/>
+            </w:tcBorders>
+            <w:tcMar>
+              <w:top w:type="dxa" w:w="80"/>
+              <w:left w:type="dxa" w:w="120"/>
+              <w:bottom w:type="dxa" w:w="80"/>
+              <w:right w:type="dxa" w:w="120"/>
+            </w:tcMar>
+          </w:tcPr>
+          <w:p>
+            <w:r>
+              <w:rPr>
+                <w:rFonts w:ascii="Arial" w:cs="Arial" w:eastAsia="Arial" w:hAnsi="Arial"/>
+                <w:b w:val="false"/>
+                <w:bCs w:val="false"/>
+                <w:color w:val="333333"/>
+                <w:sz w:val="20"/>
+                <w:szCs w:val="20"/>
+              </w:rPr>
+              <w:t xml:space="preserve">src/app/(admin)/admin/chats/page.tsx</w:t>
+            </w:r>
+          </w:p>
+        </w:tc>
+        <w:tc>
+          <w:tcPr>
+            <w:tcW w:type="dxa" w:w="6360"/>
+            <w:tcBorders>
+              <w:top w:val="single" w:color="E5E7EB" w:sz="1"/>
+              <w:left w:val="single" w:color="E5E7EB" w:sz="1"/>
+              <w:bottom w:val="single" w:color="E5E7EB" w:sz="1"/>
+              <w:right w:val="single" w:color="E5E7EB" w:sz="1"/>
+            </w:tcBorders>
+            <w:tcMar>
+              <w:top w:type="dxa" w:w="80"/>
+              <w:left w:type="dxa" w:w="120"/>
+              <w:bottom w:type="dxa" w:w="80"/>
+              <w:right w:type="dxa" w:w="120"/>
+            </w:tcMar>
+          </w:tcPr>
+          <w:p>
+            <w:r>
+              <w:rPr>
+                <w:rFonts w:ascii="Arial" w:cs="Arial" w:eastAsia="Arial" w:hAnsi="Arial"/>
+                <w:b w:val="false"/>
+                <w:bCs w:val="false"/>
+                <w:color w:val="333333"/>
+                <w:sz w:val="20"/>
+                <w:szCs w:val="20"/>
+              </w:rPr>
+              <w:t xml:space="preserve">Chat review dashboard</w:t>
+            </w:r>
+          </w:p>
+        </w:tc>
+      </w:tr>
+      <w:tr>
+        <w:tc>
+          <w:tcPr>
+            <w:tcW w:type="dxa" w:w="3000"/>
+            <w:tcBorders>
+              <w:top w:val="single" w:color="E5E7EB" w:sz="1"/>
+              <w:left w:val="single" w:color="E5E7EB" w:sz="1"/>
+              <w:bottom w:val="single" w:color="E5E7EB" w:sz="1"/>
+              <w:right w:val="single" w:color="E5E7EB" w:sz="1"/>
+            </w:tcBorders>
+            <w:tcMar>
+              <w:top w:type="dxa" w:w="80"/>
+              <w:left w:type="dxa" w:w="120"/>
+              <w:bottom w:type="dxa" w:w="80"/>
+              <w:right w:type="dxa" w:w="120"/>
+            </w:tcMar>
+          </w:tcPr>
+          <w:p>
+            <w:r>
+              <w:rPr>
+                <w:rFonts w:ascii="Arial" w:cs="Arial" w:eastAsia="Arial" w:hAnsi="Arial"/>
+                <w:b w:val="false"/>
+                <w:bCs w:val="false"/>
+                <w:color w:val="333333"/>
+                <w:sz w:val="20"/>
+                <w:szCs w:val="20"/>
+              </w:rPr>
               <w:t xml:space="preserve">src/app/(admin)/admin/settings/page.tsx</w:t>
             </w:r>
           </w:p>
@@ -7456,7 +6146,7 @@
                 <w:sz w:val="20"/>
                 <w:szCs w:val="20"/>
               </w:rPr>
-              <w:t xml:space="preserve">Prompt editor page</w:t>
+              <w:t xml:space="preserve">Prompt editor + toggle</w:t>
             </w:r>
           </w:p>
         </w:tc>
@@ -7541,7 +6231,7 @@
           <w:sz w:val="20"/>
           <w:szCs w:val="20"/>
         </w:rPr>
-        <w:t xml:space="preserve">End of Playbook</w:t>
+        <w:t xml:space="preserve">End of Playbook v2.0</w:t>
       </w:r>
     </w:p>
     <w:p>
@@ -7705,7 +6395,7 @@
         <w:sz w:val="16"/>
         <w:szCs w:val="16"/>
       </w:rPr>
-      <w:t xml:space="preserve">AI Chatbot Implementation Playbook</w:t>
+      <w:t xml:space="preserve">AI Chatbot Implementation Playbook v2.0</w:t>
     </w:r>
   </w:p>
 </w:hdr>
@@ -7818,18 +6508,6 @@
       <w:lvlJc w:val="left"/>
       <w:pPr>
         <w:ind w:left="720" w:hanging="360"/>
-      </w:pPr>
-    </w:lvl>
-  </w:abstractNum>
-  <w:abstractNum w:abstractNumId="4" w15:restartNumberingAfterBreak="0">
-    <w:multiLevelType w:val="hybridMultilevel"/>
-    <w:lvl w:ilvl="0" w15:tentative="1">
-      <w:start w:val="1"/>
-      <w:numFmt w:val="bullet"/>
-      <w:lvlText w:val="–"/>
-      <w:lvlJc w:val="left"/>
-      <w:pPr>
-        <w:ind w:left="1080" w:hanging="360"/>
       </w:pPr>
     </w:lvl>
   </w:abstractNum>
